--- a/discrete_math/second_term/Добкес_ДЗ_5.docx
+++ b/discrete_math/second_term/Добкес_ДЗ_5.docx
@@ -3333,7 +3333,9714 @@
         <w:t>Решение</w:t>
       </w:r>
     </w:p>
-    <w:p/>
+    <w:p>
+      <w:pPr>
+        <w:rPr>
+          <w:rFonts w:cs="Times New Roman"/>
+          <w:szCs w:val="28"/>
+        </w:rPr>
+      </w:pPr>
+      <w:r>
+        <w:rPr>
+          <w:rFonts w:cs="Times New Roman"/>
+          <w:szCs w:val="28"/>
+        </w:rPr>
+        <w:t xml:space="preserve">Необходимо проверить </w:t>
+      </w:r>
+      <w:proofErr w:type="spellStart"/>
+      <w:r>
+        <w:rPr>
+          <w:rFonts w:cs="Times New Roman"/>
+          <w:szCs w:val="28"/>
+        </w:rPr>
+        <w:t>изоморфность</w:t>
+      </w:r>
+      <w:proofErr w:type="spellEnd"/>
+      <w:r>
+        <w:rPr>
+          <w:rFonts w:cs="Times New Roman"/>
+          <w:szCs w:val="28"/>
+        </w:rPr>
+        <w:t xml:space="preserve"> </w:t>
+      </w:r>
+      <w:r>
+        <w:rPr>
+          <w:rFonts w:cs="Times New Roman"/>
+          <w:szCs w:val="28"/>
+          <w:lang w:val="en-US"/>
+        </w:rPr>
+        <w:t>G</w:t>
+      </w:r>
+      <w:r>
+        <w:rPr>
+          <w:rFonts w:cs="Times New Roman"/>
+          <w:szCs w:val="28"/>
+          <w:vertAlign w:val="subscript"/>
+        </w:rPr>
+        <w:t>1</w:t>
+      </w:r>
+      <w:r>
+        <w:rPr>
+          <w:rFonts w:cs="Times New Roman"/>
+          <w:szCs w:val="28"/>
+        </w:rPr>
+        <w:t xml:space="preserve"> </w:t>
+      </w:r>
+      <w:r>
+        <w:rPr>
+          <w:rFonts w:cs="Times New Roman"/>
+          <w:szCs w:val="28"/>
+        </w:rPr>
+        <w:t xml:space="preserve">и </w:t>
+      </w:r>
+      <w:r>
+        <w:rPr>
+          <w:rFonts w:cs="Times New Roman"/>
+          <w:szCs w:val="28"/>
+          <w:lang w:val="en-US"/>
+        </w:rPr>
+        <w:t>G</w:t>
+      </w:r>
+      <w:r>
+        <w:rPr>
+          <w:rFonts w:cs="Times New Roman"/>
+          <w:szCs w:val="28"/>
+          <w:vertAlign w:val="subscript"/>
+        </w:rPr>
+        <w:t>2</w:t>
+      </w:r>
+    </w:p>
+    <w:p>
+      <w:pPr>
+        <w:rPr>
+          <w:rFonts w:cs="Times New Roman"/>
+          <w:szCs w:val="28"/>
+          <w:lang w:val="en-RU"/>
+        </w:rPr>
+      </w:pPr>
+      <w:r>
+        <w:rPr>
+          <w:rFonts w:cs="Times New Roman"/>
+          <w:szCs w:val="28"/>
+          <w:lang w:val="en-RU"/>
+        </w:rPr>
+        <w:t>G</w:t>
+      </w:r>
+      <w:r>
+        <w:rPr>
+          <w:rFonts w:cs="Times New Roman"/>
+          <w:szCs w:val="28"/>
+          <w:vertAlign w:val="subscript"/>
+          <w:lang w:val="en-RU"/>
+        </w:rPr>
+        <w:t>1</w:t>
+      </w:r>
+      <w:r>
+        <w:rPr>
+          <w:rFonts w:cs="Times New Roman"/>
+          <w:szCs w:val="28"/>
+          <w:lang w:val="en-RU"/>
+        </w:rPr>
+        <w:t>:</w:t>
+      </w:r>
+    </w:p>
+    <w:tbl>
+      <w:tblPr>
+        <w:tblStyle w:val="TableGrid"/>
+        <w:tblW w:w="0" w:type="auto"/>
+        <w:tblLook w:val="04A0" w:firstRow="1" w:lastRow="0" w:firstColumn="1" w:lastColumn="0" w:noHBand="0" w:noVBand="1"/>
+      </w:tblPr>
+      <w:tblGrid>
+        <w:gridCol w:w="699"/>
+        <w:gridCol w:w="481"/>
+        <w:gridCol w:w="481"/>
+        <w:gridCol w:w="481"/>
+        <w:gridCol w:w="481"/>
+        <w:gridCol w:w="481"/>
+        <w:gridCol w:w="481"/>
+        <w:gridCol w:w="481"/>
+        <w:gridCol w:w="481"/>
+        <w:gridCol w:w="481"/>
+        <w:gridCol w:w="621"/>
+        <w:gridCol w:w="610"/>
+        <w:gridCol w:w="621"/>
+      </w:tblGrid>
+      <w:tr>
+        <w:tc>
+          <w:tcPr>
+            <w:tcW w:w="0" w:type="auto"/>
+            <w:hideMark/>
+          </w:tcPr>
+          <w:p>
+            <w:pPr>
+              <w:rPr>
+                <w:rFonts w:cs="Times New Roman"/>
+                <w:szCs w:val="28"/>
+                <w:lang w:val="en-RU"/>
+              </w:rPr>
+            </w:pPr>
+            <w:r>
+              <w:rPr>
+                <w:rFonts w:cs="Times New Roman"/>
+                <w:szCs w:val="28"/>
+                <w:lang w:val="en-RU"/>
+              </w:rPr>
+              <w:t>V/V</w:t>
+            </w:r>
+          </w:p>
+        </w:tc>
+        <w:tc>
+          <w:tcPr>
+            <w:tcW w:w="0" w:type="auto"/>
+            <w:hideMark/>
+          </w:tcPr>
+          <w:p>
+            <w:pPr>
+              <w:rPr>
+                <w:rFonts w:cs="Times New Roman"/>
+                <w:szCs w:val="28"/>
+                <w:lang w:val="en-RU"/>
+              </w:rPr>
+            </w:pPr>
+            <w:r>
+              <w:rPr>
+                <w:rFonts w:cs="Times New Roman"/>
+                <w:szCs w:val="28"/>
+                <w:lang w:val="en-RU"/>
+              </w:rPr>
+              <w:t>e1</w:t>
+            </w:r>
+          </w:p>
+        </w:tc>
+        <w:tc>
+          <w:tcPr>
+            <w:tcW w:w="0" w:type="auto"/>
+            <w:hideMark/>
+          </w:tcPr>
+          <w:p>
+            <w:pPr>
+              <w:rPr>
+                <w:rFonts w:cs="Times New Roman"/>
+                <w:szCs w:val="28"/>
+                <w:lang w:val="en-RU"/>
+              </w:rPr>
+            </w:pPr>
+            <w:r>
+              <w:rPr>
+                <w:rFonts w:cs="Times New Roman"/>
+                <w:szCs w:val="28"/>
+                <w:lang w:val="en-RU"/>
+              </w:rPr>
+              <w:t>e2</w:t>
+            </w:r>
+          </w:p>
+        </w:tc>
+        <w:tc>
+          <w:tcPr>
+            <w:tcW w:w="0" w:type="auto"/>
+            <w:hideMark/>
+          </w:tcPr>
+          <w:p>
+            <w:pPr>
+              <w:rPr>
+                <w:rFonts w:cs="Times New Roman"/>
+                <w:szCs w:val="28"/>
+                <w:lang w:val="en-RU"/>
+              </w:rPr>
+            </w:pPr>
+            <w:r>
+              <w:rPr>
+                <w:rFonts w:cs="Times New Roman"/>
+                <w:szCs w:val="28"/>
+                <w:lang w:val="en-RU"/>
+              </w:rPr>
+              <w:t>e3</w:t>
+            </w:r>
+          </w:p>
+        </w:tc>
+        <w:tc>
+          <w:tcPr>
+            <w:tcW w:w="0" w:type="auto"/>
+            <w:hideMark/>
+          </w:tcPr>
+          <w:p>
+            <w:pPr>
+              <w:rPr>
+                <w:rFonts w:cs="Times New Roman"/>
+                <w:szCs w:val="28"/>
+                <w:lang w:val="en-RU"/>
+              </w:rPr>
+            </w:pPr>
+            <w:r>
+              <w:rPr>
+                <w:rFonts w:cs="Times New Roman"/>
+                <w:szCs w:val="28"/>
+                <w:lang w:val="en-RU"/>
+              </w:rPr>
+              <w:t>e4</w:t>
+            </w:r>
+          </w:p>
+        </w:tc>
+        <w:tc>
+          <w:tcPr>
+            <w:tcW w:w="0" w:type="auto"/>
+            <w:hideMark/>
+          </w:tcPr>
+          <w:p>
+            <w:pPr>
+              <w:rPr>
+                <w:rFonts w:cs="Times New Roman"/>
+                <w:szCs w:val="28"/>
+                <w:lang w:val="en-RU"/>
+              </w:rPr>
+            </w:pPr>
+            <w:r>
+              <w:rPr>
+                <w:rFonts w:cs="Times New Roman"/>
+                <w:szCs w:val="28"/>
+                <w:lang w:val="en-RU"/>
+              </w:rPr>
+              <w:t>e5</w:t>
+            </w:r>
+          </w:p>
+        </w:tc>
+        <w:tc>
+          <w:tcPr>
+            <w:tcW w:w="0" w:type="auto"/>
+            <w:hideMark/>
+          </w:tcPr>
+          <w:p>
+            <w:pPr>
+              <w:rPr>
+                <w:rFonts w:cs="Times New Roman"/>
+                <w:szCs w:val="28"/>
+                <w:lang w:val="en-RU"/>
+              </w:rPr>
+            </w:pPr>
+            <w:r>
+              <w:rPr>
+                <w:rFonts w:cs="Times New Roman"/>
+                <w:szCs w:val="28"/>
+                <w:lang w:val="en-RU"/>
+              </w:rPr>
+              <w:t>e6</w:t>
+            </w:r>
+          </w:p>
+        </w:tc>
+        <w:tc>
+          <w:tcPr>
+            <w:tcW w:w="0" w:type="auto"/>
+            <w:hideMark/>
+          </w:tcPr>
+          <w:p>
+            <w:pPr>
+              <w:rPr>
+                <w:rFonts w:cs="Times New Roman"/>
+                <w:szCs w:val="28"/>
+                <w:lang w:val="en-RU"/>
+              </w:rPr>
+            </w:pPr>
+            <w:r>
+              <w:rPr>
+                <w:rFonts w:cs="Times New Roman"/>
+                <w:szCs w:val="28"/>
+                <w:lang w:val="en-RU"/>
+              </w:rPr>
+              <w:t>e7</w:t>
+            </w:r>
+          </w:p>
+        </w:tc>
+        <w:tc>
+          <w:tcPr>
+            <w:tcW w:w="0" w:type="auto"/>
+            <w:hideMark/>
+          </w:tcPr>
+          <w:p>
+            <w:pPr>
+              <w:rPr>
+                <w:rFonts w:cs="Times New Roman"/>
+                <w:szCs w:val="28"/>
+                <w:lang w:val="en-RU"/>
+              </w:rPr>
+            </w:pPr>
+            <w:r>
+              <w:rPr>
+                <w:rFonts w:cs="Times New Roman"/>
+                <w:szCs w:val="28"/>
+                <w:lang w:val="en-RU"/>
+              </w:rPr>
+              <w:t>e8</w:t>
+            </w:r>
+          </w:p>
+        </w:tc>
+        <w:tc>
+          <w:tcPr>
+            <w:tcW w:w="0" w:type="auto"/>
+            <w:hideMark/>
+          </w:tcPr>
+          <w:p>
+            <w:pPr>
+              <w:rPr>
+                <w:rFonts w:cs="Times New Roman"/>
+                <w:szCs w:val="28"/>
+                <w:lang w:val="en-RU"/>
+              </w:rPr>
+            </w:pPr>
+            <w:r>
+              <w:rPr>
+                <w:rFonts w:cs="Times New Roman"/>
+                <w:szCs w:val="28"/>
+                <w:lang w:val="en-RU"/>
+              </w:rPr>
+              <w:t>e9</w:t>
+            </w:r>
+          </w:p>
+        </w:tc>
+        <w:tc>
+          <w:tcPr>
+            <w:tcW w:w="0" w:type="auto"/>
+            <w:hideMark/>
+          </w:tcPr>
+          <w:p>
+            <w:pPr>
+              <w:rPr>
+                <w:rFonts w:cs="Times New Roman"/>
+                <w:szCs w:val="28"/>
+                <w:lang w:val="en-RU"/>
+              </w:rPr>
+            </w:pPr>
+            <w:r>
+              <w:rPr>
+                <w:rFonts w:cs="Times New Roman"/>
+                <w:szCs w:val="28"/>
+                <w:lang w:val="en-RU"/>
+              </w:rPr>
+              <w:t>e10</w:t>
+            </w:r>
+          </w:p>
+        </w:tc>
+        <w:tc>
+          <w:tcPr>
+            <w:tcW w:w="0" w:type="auto"/>
+            <w:hideMark/>
+          </w:tcPr>
+          <w:p>
+            <w:pPr>
+              <w:rPr>
+                <w:rFonts w:cs="Times New Roman"/>
+                <w:szCs w:val="28"/>
+                <w:lang w:val="en-RU"/>
+              </w:rPr>
+            </w:pPr>
+            <w:r>
+              <w:rPr>
+                <w:rFonts w:cs="Times New Roman"/>
+                <w:szCs w:val="28"/>
+                <w:lang w:val="en-RU"/>
+              </w:rPr>
+              <w:t>e11</w:t>
+            </w:r>
+          </w:p>
+        </w:tc>
+        <w:tc>
+          <w:tcPr>
+            <w:tcW w:w="0" w:type="auto"/>
+            <w:hideMark/>
+          </w:tcPr>
+          <w:p>
+            <w:pPr>
+              <w:rPr>
+                <w:rFonts w:cs="Times New Roman"/>
+                <w:szCs w:val="28"/>
+                <w:lang w:val="en-RU"/>
+              </w:rPr>
+            </w:pPr>
+            <w:r>
+              <w:rPr>
+                <w:rFonts w:cs="Times New Roman"/>
+                <w:szCs w:val="28"/>
+                <w:lang w:val="en-RU"/>
+              </w:rPr>
+              <w:t>e12</w:t>
+            </w:r>
+          </w:p>
+        </w:tc>
+      </w:tr>
+      <w:tr>
+        <w:tc>
+          <w:tcPr>
+            <w:tcW w:w="0" w:type="auto"/>
+            <w:hideMark/>
+          </w:tcPr>
+          <w:p>
+            <w:pPr>
+              <w:rPr>
+                <w:rFonts w:cs="Times New Roman"/>
+                <w:szCs w:val="28"/>
+                <w:lang w:val="en-RU"/>
+              </w:rPr>
+            </w:pPr>
+            <w:r>
+              <w:rPr>
+                <w:rFonts w:cs="Times New Roman"/>
+                <w:szCs w:val="28"/>
+                <w:lang w:val="en-RU"/>
+              </w:rPr>
+              <w:t>e1</w:t>
+            </w:r>
+          </w:p>
+        </w:tc>
+        <w:tc>
+          <w:tcPr>
+            <w:tcW w:w="0" w:type="auto"/>
+            <w:hideMark/>
+          </w:tcPr>
+          <w:p>
+            <w:pPr>
+              <w:rPr>
+                <w:rFonts w:cs="Times New Roman"/>
+                <w:szCs w:val="28"/>
+                <w:lang w:val="en-RU"/>
+              </w:rPr>
+            </w:pPr>
+            <w:r>
+              <w:rPr>
+                <w:rFonts w:cs="Times New Roman"/>
+                <w:szCs w:val="28"/>
+                <w:lang w:val="en-RU"/>
+              </w:rPr>
+              <w:t>0</w:t>
+            </w:r>
+          </w:p>
+        </w:tc>
+        <w:tc>
+          <w:tcPr>
+            <w:tcW w:w="0" w:type="auto"/>
+            <w:hideMark/>
+          </w:tcPr>
+          <w:p>
+            <w:pPr>
+              <w:rPr>
+                <w:rFonts w:cs="Times New Roman"/>
+                <w:szCs w:val="28"/>
+                <w:lang w:val="en-RU"/>
+              </w:rPr>
+            </w:pPr>
+          </w:p>
+        </w:tc>
+        <w:tc>
+          <w:tcPr>
+            <w:tcW w:w="0" w:type="auto"/>
+            <w:hideMark/>
+          </w:tcPr>
+          <w:p>
+            <w:pPr>
+              <w:rPr>
+                <w:rFonts w:cs="Times New Roman"/>
+                <w:szCs w:val="28"/>
+                <w:lang w:val="en-RU"/>
+              </w:rPr>
+            </w:pPr>
+            <w:r>
+              <w:rPr>
+                <w:rFonts w:cs="Times New Roman"/>
+                <w:szCs w:val="28"/>
+                <w:lang w:val="en-RU"/>
+              </w:rPr>
+              <w:t>1</w:t>
+            </w:r>
+          </w:p>
+        </w:tc>
+        <w:tc>
+          <w:tcPr>
+            <w:tcW w:w="0" w:type="auto"/>
+            <w:hideMark/>
+          </w:tcPr>
+          <w:p>
+            <w:pPr>
+              <w:rPr>
+                <w:rFonts w:cs="Times New Roman"/>
+                <w:szCs w:val="28"/>
+                <w:lang w:val="en-RU"/>
+              </w:rPr>
+            </w:pPr>
+            <w:r>
+              <w:rPr>
+                <w:rFonts w:cs="Times New Roman"/>
+                <w:szCs w:val="28"/>
+                <w:lang w:val="en-RU"/>
+              </w:rPr>
+              <w:t>2</w:t>
+            </w:r>
+          </w:p>
+        </w:tc>
+        <w:tc>
+          <w:tcPr>
+            <w:tcW w:w="0" w:type="auto"/>
+            <w:hideMark/>
+          </w:tcPr>
+          <w:p>
+            <w:pPr>
+              <w:rPr>
+                <w:rFonts w:cs="Times New Roman"/>
+                <w:szCs w:val="28"/>
+                <w:lang w:val="en-RU"/>
+              </w:rPr>
+            </w:pPr>
+            <w:r>
+              <w:rPr>
+                <w:rFonts w:cs="Times New Roman"/>
+                <w:szCs w:val="28"/>
+                <w:lang w:val="en-RU"/>
+              </w:rPr>
+              <w:t>4</w:t>
+            </w:r>
+          </w:p>
+        </w:tc>
+        <w:tc>
+          <w:tcPr>
+            <w:tcW w:w="0" w:type="auto"/>
+            <w:hideMark/>
+          </w:tcPr>
+          <w:p>
+            <w:pPr>
+              <w:rPr>
+                <w:rFonts w:cs="Times New Roman"/>
+                <w:szCs w:val="28"/>
+                <w:lang w:val="en-RU"/>
+              </w:rPr>
+            </w:pPr>
+            <w:r>
+              <w:rPr>
+                <w:rFonts w:cs="Times New Roman"/>
+                <w:szCs w:val="28"/>
+                <w:lang w:val="en-RU"/>
+              </w:rPr>
+              <w:t>5</w:t>
+            </w:r>
+          </w:p>
+        </w:tc>
+        <w:tc>
+          <w:tcPr>
+            <w:tcW w:w="0" w:type="auto"/>
+            <w:hideMark/>
+          </w:tcPr>
+          <w:p>
+            <w:pPr>
+              <w:rPr>
+                <w:rFonts w:cs="Times New Roman"/>
+                <w:szCs w:val="28"/>
+                <w:lang w:val="en-RU"/>
+              </w:rPr>
+            </w:pPr>
+            <w:r>
+              <w:rPr>
+                <w:rFonts w:cs="Times New Roman"/>
+                <w:szCs w:val="28"/>
+                <w:lang w:val="en-RU"/>
+              </w:rPr>
+              <w:t>2</w:t>
+            </w:r>
+          </w:p>
+        </w:tc>
+        <w:tc>
+          <w:tcPr>
+            <w:tcW w:w="0" w:type="auto"/>
+            <w:hideMark/>
+          </w:tcPr>
+          <w:p>
+            <w:pPr>
+              <w:rPr>
+                <w:rFonts w:cs="Times New Roman"/>
+                <w:szCs w:val="28"/>
+                <w:lang w:val="en-RU"/>
+              </w:rPr>
+            </w:pPr>
+            <w:r>
+              <w:rPr>
+                <w:rFonts w:cs="Times New Roman"/>
+                <w:szCs w:val="28"/>
+                <w:lang w:val="en-RU"/>
+              </w:rPr>
+              <w:t>3</w:t>
+            </w:r>
+          </w:p>
+        </w:tc>
+        <w:tc>
+          <w:tcPr>
+            <w:tcW w:w="0" w:type="auto"/>
+            <w:hideMark/>
+          </w:tcPr>
+          <w:p>
+            <w:pPr>
+              <w:rPr>
+                <w:rFonts w:cs="Times New Roman"/>
+                <w:szCs w:val="28"/>
+                <w:lang w:val="en-RU"/>
+              </w:rPr>
+            </w:pPr>
+            <w:r>
+              <w:rPr>
+                <w:rFonts w:cs="Times New Roman"/>
+                <w:szCs w:val="28"/>
+                <w:lang w:val="en-RU"/>
+              </w:rPr>
+              <w:t>4</w:t>
+            </w:r>
+          </w:p>
+        </w:tc>
+        <w:tc>
+          <w:tcPr>
+            <w:tcW w:w="0" w:type="auto"/>
+            <w:hideMark/>
+          </w:tcPr>
+          <w:p>
+            <w:pPr>
+              <w:rPr>
+                <w:rFonts w:cs="Times New Roman"/>
+                <w:szCs w:val="28"/>
+                <w:lang w:val="en-RU"/>
+              </w:rPr>
+            </w:pPr>
+            <w:r>
+              <w:rPr>
+                <w:rFonts w:cs="Times New Roman"/>
+                <w:szCs w:val="28"/>
+                <w:lang w:val="en-RU"/>
+              </w:rPr>
+              <w:t>2</w:t>
+            </w:r>
+          </w:p>
+        </w:tc>
+        <w:tc>
+          <w:tcPr>
+            <w:tcW w:w="0" w:type="auto"/>
+            <w:hideMark/>
+          </w:tcPr>
+          <w:p>
+            <w:pPr>
+              <w:rPr>
+                <w:rFonts w:cs="Times New Roman"/>
+                <w:szCs w:val="28"/>
+                <w:lang w:val="en-RU"/>
+              </w:rPr>
+            </w:pPr>
+            <w:r>
+              <w:rPr>
+                <w:rFonts w:cs="Times New Roman"/>
+                <w:szCs w:val="28"/>
+                <w:lang w:val="en-RU"/>
+              </w:rPr>
+              <w:t>2</w:t>
+            </w:r>
+          </w:p>
+        </w:tc>
+        <w:tc>
+          <w:tcPr>
+            <w:tcW w:w="0" w:type="auto"/>
+            <w:hideMark/>
+          </w:tcPr>
+          <w:p>
+            <w:pPr>
+              <w:rPr>
+                <w:rFonts w:cs="Times New Roman"/>
+                <w:szCs w:val="28"/>
+                <w:lang w:val="en-RU"/>
+              </w:rPr>
+            </w:pPr>
+          </w:p>
+        </w:tc>
+      </w:tr>
+      <w:tr>
+        <w:tc>
+          <w:tcPr>
+            <w:tcW w:w="0" w:type="auto"/>
+            <w:hideMark/>
+          </w:tcPr>
+          <w:p>
+            <w:pPr>
+              <w:rPr>
+                <w:rFonts w:cs="Times New Roman"/>
+                <w:szCs w:val="28"/>
+                <w:lang w:val="en-RU"/>
+              </w:rPr>
+            </w:pPr>
+            <w:r>
+              <w:rPr>
+                <w:rFonts w:cs="Times New Roman"/>
+                <w:szCs w:val="28"/>
+                <w:lang w:val="en-RU"/>
+              </w:rPr>
+              <w:t>e2</w:t>
+            </w:r>
+          </w:p>
+        </w:tc>
+        <w:tc>
+          <w:tcPr>
+            <w:tcW w:w="0" w:type="auto"/>
+            <w:hideMark/>
+          </w:tcPr>
+          <w:p>
+            <w:pPr>
+              <w:rPr>
+                <w:rFonts w:cs="Times New Roman"/>
+                <w:szCs w:val="28"/>
+                <w:lang w:val="en-RU"/>
+              </w:rPr>
+            </w:pPr>
+          </w:p>
+        </w:tc>
+        <w:tc>
+          <w:tcPr>
+            <w:tcW w:w="0" w:type="auto"/>
+            <w:hideMark/>
+          </w:tcPr>
+          <w:p>
+            <w:pPr>
+              <w:rPr>
+                <w:rFonts w:cs="Times New Roman"/>
+                <w:szCs w:val="28"/>
+                <w:lang w:val="en-RU"/>
+              </w:rPr>
+            </w:pPr>
+            <w:r>
+              <w:rPr>
+                <w:rFonts w:cs="Times New Roman"/>
+                <w:szCs w:val="28"/>
+                <w:lang w:val="en-RU"/>
+              </w:rPr>
+              <w:t>0</w:t>
+            </w:r>
+          </w:p>
+        </w:tc>
+        <w:tc>
+          <w:tcPr>
+            <w:tcW w:w="0" w:type="auto"/>
+            <w:hideMark/>
+          </w:tcPr>
+          <w:p>
+            <w:pPr>
+              <w:rPr>
+                <w:rFonts w:cs="Times New Roman"/>
+                <w:szCs w:val="28"/>
+                <w:lang w:val="en-RU"/>
+              </w:rPr>
+            </w:pPr>
+            <w:r>
+              <w:rPr>
+                <w:rFonts w:cs="Times New Roman"/>
+                <w:szCs w:val="28"/>
+                <w:lang w:val="en-RU"/>
+              </w:rPr>
+              <w:t>4</w:t>
+            </w:r>
+          </w:p>
+        </w:tc>
+        <w:tc>
+          <w:tcPr>
+            <w:tcW w:w="0" w:type="auto"/>
+            <w:hideMark/>
+          </w:tcPr>
+          <w:p>
+            <w:pPr>
+              <w:rPr>
+                <w:rFonts w:cs="Times New Roman"/>
+                <w:szCs w:val="28"/>
+                <w:lang w:val="en-RU"/>
+              </w:rPr>
+            </w:pPr>
+            <w:r>
+              <w:rPr>
+                <w:rFonts w:cs="Times New Roman"/>
+                <w:szCs w:val="28"/>
+                <w:lang w:val="en-RU"/>
+              </w:rPr>
+              <w:t>2</w:t>
+            </w:r>
+          </w:p>
+        </w:tc>
+        <w:tc>
+          <w:tcPr>
+            <w:tcW w:w="0" w:type="auto"/>
+            <w:hideMark/>
+          </w:tcPr>
+          <w:p>
+            <w:pPr>
+              <w:rPr>
+                <w:rFonts w:cs="Times New Roman"/>
+                <w:szCs w:val="28"/>
+                <w:lang w:val="en-RU"/>
+              </w:rPr>
+            </w:pPr>
+          </w:p>
+        </w:tc>
+        <w:tc>
+          <w:tcPr>
+            <w:tcW w:w="0" w:type="auto"/>
+            <w:hideMark/>
+          </w:tcPr>
+          <w:p>
+            <w:pPr>
+              <w:rPr>
+                <w:rFonts w:cs="Times New Roman"/>
+                <w:szCs w:val="28"/>
+                <w:lang w:val="en-RU"/>
+              </w:rPr>
+            </w:pPr>
+          </w:p>
+        </w:tc>
+        <w:tc>
+          <w:tcPr>
+            <w:tcW w:w="0" w:type="auto"/>
+            <w:hideMark/>
+          </w:tcPr>
+          <w:p>
+            <w:pPr>
+              <w:rPr>
+                <w:rFonts w:cs="Times New Roman"/>
+                <w:szCs w:val="28"/>
+                <w:lang w:val="en-RU"/>
+              </w:rPr>
+            </w:pPr>
+            <w:r>
+              <w:rPr>
+                <w:rFonts w:cs="Times New Roman"/>
+                <w:szCs w:val="28"/>
+                <w:lang w:val="en-RU"/>
+              </w:rPr>
+              <w:t>2</w:t>
+            </w:r>
+          </w:p>
+        </w:tc>
+        <w:tc>
+          <w:tcPr>
+            <w:tcW w:w="0" w:type="auto"/>
+            <w:hideMark/>
+          </w:tcPr>
+          <w:p>
+            <w:pPr>
+              <w:rPr>
+                <w:rFonts w:cs="Times New Roman"/>
+                <w:szCs w:val="28"/>
+                <w:lang w:val="en-RU"/>
+              </w:rPr>
+            </w:pPr>
+            <w:r>
+              <w:rPr>
+                <w:rFonts w:cs="Times New Roman"/>
+                <w:szCs w:val="28"/>
+                <w:lang w:val="en-RU"/>
+              </w:rPr>
+              <w:t>1</w:t>
+            </w:r>
+          </w:p>
+        </w:tc>
+        <w:tc>
+          <w:tcPr>
+            <w:tcW w:w="0" w:type="auto"/>
+            <w:hideMark/>
+          </w:tcPr>
+          <w:p>
+            <w:pPr>
+              <w:rPr>
+                <w:rFonts w:cs="Times New Roman"/>
+                <w:szCs w:val="28"/>
+                <w:lang w:val="en-RU"/>
+              </w:rPr>
+            </w:pPr>
+            <w:r>
+              <w:rPr>
+                <w:rFonts w:cs="Times New Roman"/>
+                <w:szCs w:val="28"/>
+                <w:lang w:val="en-RU"/>
+              </w:rPr>
+              <w:t>4</w:t>
+            </w:r>
+          </w:p>
+        </w:tc>
+        <w:tc>
+          <w:tcPr>
+            <w:tcW w:w="0" w:type="auto"/>
+            <w:hideMark/>
+          </w:tcPr>
+          <w:p>
+            <w:pPr>
+              <w:rPr>
+                <w:rFonts w:cs="Times New Roman"/>
+                <w:szCs w:val="28"/>
+                <w:lang w:val="en-RU"/>
+              </w:rPr>
+            </w:pPr>
+          </w:p>
+        </w:tc>
+        <w:tc>
+          <w:tcPr>
+            <w:tcW w:w="0" w:type="auto"/>
+            <w:hideMark/>
+          </w:tcPr>
+          <w:p>
+            <w:pPr>
+              <w:rPr>
+                <w:rFonts w:cs="Times New Roman"/>
+                <w:szCs w:val="28"/>
+                <w:lang w:val="en-RU"/>
+              </w:rPr>
+            </w:pPr>
+          </w:p>
+        </w:tc>
+        <w:tc>
+          <w:tcPr>
+            <w:tcW w:w="0" w:type="auto"/>
+            <w:hideMark/>
+          </w:tcPr>
+          <w:p>
+            <w:pPr>
+              <w:rPr>
+                <w:rFonts w:cs="Times New Roman"/>
+                <w:szCs w:val="28"/>
+                <w:lang w:val="en-RU"/>
+              </w:rPr>
+            </w:pPr>
+            <w:r>
+              <w:rPr>
+                <w:rFonts w:cs="Times New Roman"/>
+                <w:szCs w:val="28"/>
+                <w:lang w:val="en-RU"/>
+              </w:rPr>
+              <w:t>2</w:t>
+            </w:r>
+          </w:p>
+        </w:tc>
+      </w:tr>
+      <w:tr>
+        <w:tc>
+          <w:tcPr>
+            <w:tcW w:w="0" w:type="auto"/>
+            <w:hideMark/>
+          </w:tcPr>
+          <w:p>
+            <w:pPr>
+              <w:rPr>
+                <w:rFonts w:cs="Times New Roman"/>
+                <w:szCs w:val="28"/>
+                <w:lang w:val="en-RU"/>
+              </w:rPr>
+            </w:pPr>
+            <w:r>
+              <w:rPr>
+                <w:rFonts w:cs="Times New Roman"/>
+                <w:szCs w:val="28"/>
+                <w:lang w:val="en-RU"/>
+              </w:rPr>
+              <w:t>e3</w:t>
+            </w:r>
+          </w:p>
+        </w:tc>
+        <w:tc>
+          <w:tcPr>
+            <w:tcW w:w="0" w:type="auto"/>
+            <w:hideMark/>
+          </w:tcPr>
+          <w:p>
+            <w:pPr>
+              <w:rPr>
+                <w:rFonts w:cs="Times New Roman"/>
+                <w:szCs w:val="28"/>
+                <w:lang w:val="en-RU"/>
+              </w:rPr>
+            </w:pPr>
+            <w:r>
+              <w:rPr>
+                <w:rFonts w:cs="Times New Roman"/>
+                <w:szCs w:val="28"/>
+                <w:lang w:val="en-RU"/>
+              </w:rPr>
+              <w:t>1</w:t>
+            </w:r>
+          </w:p>
+        </w:tc>
+        <w:tc>
+          <w:tcPr>
+            <w:tcW w:w="0" w:type="auto"/>
+            <w:hideMark/>
+          </w:tcPr>
+          <w:p>
+            <w:pPr>
+              <w:rPr>
+                <w:rFonts w:cs="Times New Roman"/>
+                <w:szCs w:val="28"/>
+                <w:lang w:val="en-RU"/>
+              </w:rPr>
+            </w:pPr>
+            <w:r>
+              <w:rPr>
+                <w:rFonts w:cs="Times New Roman"/>
+                <w:szCs w:val="28"/>
+                <w:lang w:val="en-RU"/>
+              </w:rPr>
+              <w:t>4</w:t>
+            </w:r>
+          </w:p>
+        </w:tc>
+        <w:tc>
+          <w:tcPr>
+            <w:tcW w:w="0" w:type="auto"/>
+            <w:hideMark/>
+          </w:tcPr>
+          <w:p>
+            <w:pPr>
+              <w:rPr>
+                <w:rFonts w:cs="Times New Roman"/>
+                <w:szCs w:val="28"/>
+                <w:lang w:val="en-RU"/>
+              </w:rPr>
+            </w:pPr>
+            <w:r>
+              <w:rPr>
+                <w:rFonts w:cs="Times New Roman"/>
+                <w:szCs w:val="28"/>
+                <w:lang w:val="en-RU"/>
+              </w:rPr>
+              <w:t>0</w:t>
+            </w:r>
+          </w:p>
+        </w:tc>
+        <w:tc>
+          <w:tcPr>
+            <w:tcW w:w="0" w:type="auto"/>
+            <w:hideMark/>
+          </w:tcPr>
+          <w:p>
+            <w:pPr>
+              <w:rPr>
+                <w:rFonts w:cs="Times New Roman"/>
+                <w:szCs w:val="28"/>
+                <w:lang w:val="en-RU"/>
+              </w:rPr>
+            </w:pPr>
+          </w:p>
+        </w:tc>
+        <w:tc>
+          <w:tcPr>
+            <w:tcW w:w="0" w:type="auto"/>
+            <w:hideMark/>
+          </w:tcPr>
+          <w:p>
+            <w:pPr>
+              <w:rPr>
+                <w:rFonts w:cs="Times New Roman"/>
+                <w:szCs w:val="28"/>
+                <w:lang w:val="en-RU"/>
+              </w:rPr>
+            </w:pPr>
+          </w:p>
+        </w:tc>
+        <w:tc>
+          <w:tcPr>
+            <w:tcW w:w="0" w:type="auto"/>
+            <w:hideMark/>
+          </w:tcPr>
+          <w:p>
+            <w:pPr>
+              <w:rPr>
+                <w:rFonts w:cs="Times New Roman"/>
+                <w:szCs w:val="28"/>
+                <w:lang w:val="en-RU"/>
+              </w:rPr>
+            </w:pPr>
+            <w:r>
+              <w:rPr>
+                <w:rFonts w:cs="Times New Roman"/>
+                <w:szCs w:val="28"/>
+                <w:lang w:val="en-RU"/>
+              </w:rPr>
+              <w:t>4</w:t>
+            </w:r>
+          </w:p>
+        </w:tc>
+        <w:tc>
+          <w:tcPr>
+            <w:tcW w:w="0" w:type="auto"/>
+            <w:hideMark/>
+          </w:tcPr>
+          <w:p>
+            <w:pPr>
+              <w:rPr>
+                <w:rFonts w:cs="Times New Roman"/>
+                <w:szCs w:val="28"/>
+                <w:lang w:val="en-RU"/>
+              </w:rPr>
+            </w:pPr>
+          </w:p>
+        </w:tc>
+        <w:tc>
+          <w:tcPr>
+            <w:tcW w:w="0" w:type="auto"/>
+            <w:hideMark/>
+          </w:tcPr>
+          <w:p>
+            <w:pPr>
+              <w:rPr>
+                <w:rFonts w:cs="Times New Roman"/>
+                <w:szCs w:val="28"/>
+                <w:lang w:val="en-RU"/>
+              </w:rPr>
+            </w:pPr>
+            <w:r>
+              <w:rPr>
+                <w:rFonts w:cs="Times New Roman"/>
+                <w:szCs w:val="28"/>
+                <w:lang w:val="en-RU"/>
+              </w:rPr>
+              <w:t>5</w:t>
+            </w:r>
+          </w:p>
+        </w:tc>
+        <w:tc>
+          <w:tcPr>
+            <w:tcW w:w="0" w:type="auto"/>
+            <w:hideMark/>
+          </w:tcPr>
+          <w:p>
+            <w:pPr>
+              <w:rPr>
+                <w:rFonts w:cs="Times New Roman"/>
+                <w:szCs w:val="28"/>
+                <w:lang w:val="en-RU"/>
+              </w:rPr>
+            </w:pPr>
+            <w:r>
+              <w:rPr>
+                <w:rFonts w:cs="Times New Roman"/>
+                <w:szCs w:val="28"/>
+                <w:lang w:val="en-RU"/>
+              </w:rPr>
+              <w:t>2</w:t>
+            </w:r>
+          </w:p>
+        </w:tc>
+        <w:tc>
+          <w:tcPr>
+            <w:tcW w:w="0" w:type="auto"/>
+            <w:hideMark/>
+          </w:tcPr>
+          <w:p>
+            <w:pPr>
+              <w:rPr>
+                <w:rFonts w:cs="Times New Roman"/>
+                <w:szCs w:val="28"/>
+                <w:lang w:val="en-RU"/>
+              </w:rPr>
+            </w:pPr>
+            <w:r>
+              <w:rPr>
+                <w:rFonts w:cs="Times New Roman"/>
+                <w:szCs w:val="28"/>
+                <w:lang w:val="en-RU"/>
+              </w:rPr>
+              <w:t>3</w:t>
+            </w:r>
+          </w:p>
+        </w:tc>
+        <w:tc>
+          <w:tcPr>
+            <w:tcW w:w="0" w:type="auto"/>
+            <w:hideMark/>
+          </w:tcPr>
+          <w:p>
+            <w:pPr>
+              <w:rPr>
+                <w:rFonts w:cs="Times New Roman"/>
+                <w:szCs w:val="28"/>
+                <w:lang w:val="en-RU"/>
+              </w:rPr>
+            </w:pPr>
+            <w:r>
+              <w:rPr>
+                <w:rFonts w:cs="Times New Roman"/>
+                <w:szCs w:val="28"/>
+                <w:lang w:val="en-RU"/>
+              </w:rPr>
+              <w:t>2</w:t>
+            </w:r>
+          </w:p>
+        </w:tc>
+        <w:tc>
+          <w:tcPr>
+            <w:tcW w:w="0" w:type="auto"/>
+            <w:hideMark/>
+          </w:tcPr>
+          <w:p>
+            <w:pPr>
+              <w:rPr>
+                <w:rFonts w:cs="Times New Roman"/>
+                <w:szCs w:val="28"/>
+                <w:lang w:val="en-RU"/>
+              </w:rPr>
+            </w:pPr>
+          </w:p>
+        </w:tc>
+      </w:tr>
+      <w:tr>
+        <w:tc>
+          <w:tcPr>
+            <w:tcW w:w="0" w:type="auto"/>
+            <w:hideMark/>
+          </w:tcPr>
+          <w:p>
+            <w:pPr>
+              <w:rPr>
+                <w:rFonts w:cs="Times New Roman"/>
+                <w:szCs w:val="28"/>
+                <w:lang w:val="en-RU"/>
+              </w:rPr>
+            </w:pPr>
+            <w:r>
+              <w:rPr>
+                <w:rFonts w:cs="Times New Roman"/>
+                <w:szCs w:val="28"/>
+                <w:lang w:val="en-RU"/>
+              </w:rPr>
+              <w:t>e4</w:t>
+            </w:r>
+          </w:p>
+        </w:tc>
+        <w:tc>
+          <w:tcPr>
+            <w:tcW w:w="0" w:type="auto"/>
+            <w:hideMark/>
+          </w:tcPr>
+          <w:p>
+            <w:pPr>
+              <w:rPr>
+                <w:rFonts w:cs="Times New Roman"/>
+                <w:szCs w:val="28"/>
+                <w:lang w:val="en-RU"/>
+              </w:rPr>
+            </w:pPr>
+            <w:r>
+              <w:rPr>
+                <w:rFonts w:cs="Times New Roman"/>
+                <w:szCs w:val="28"/>
+                <w:lang w:val="en-RU"/>
+              </w:rPr>
+              <w:t>2</w:t>
+            </w:r>
+          </w:p>
+        </w:tc>
+        <w:tc>
+          <w:tcPr>
+            <w:tcW w:w="0" w:type="auto"/>
+            <w:hideMark/>
+          </w:tcPr>
+          <w:p>
+            <w:pPr>
+              <w:rPr>
+                <w:rFonts w:cs="Times New Roman"/>
+                <w:szCs w:val="28"/>
+                <w:lang w:val="en-RU"/>
+              </w:rPr>
+            </w:pPr>
+            <w:r>
+              <w:rPr>
+                <w:rFonts w:cs="Times New Roman"/>
+                <w:szCs w:val="28"/>
+                <w:lang w:val="en-RU"/>
+              </w:rPr>
+              <w:t>2</w:t>
+            </w:r>
+          </w:p>
+        </w:tc>
+        <w:tc>
+          <w:tcPr>
+            <w:tcW w:w="0" w:type="auto"/>
+            <w:hideMark/>
+          </w:tcPr>
+          <w:p>
+            <w:pPr>
+              <w:rPr>
+                <w:rFonts w:cs="Times New Roman"/>
+                <w:szCs w:val="28"/>
+                <w:lang w:val="en-RU"/>
+              </w:rPr>
+            </w:pPr>
+          </w:p>
+        </w:tc>
+        <w:tc>
+          <w:tcPr>
+            <w:tcW w:w="0" w:type="auto"/>
+            <w:hideMark/>
+          </w:tcPr>
+          <w:p>
+            <w:pPr>
+              <w:rPr>
+                <w:rFonts w:cs="Times New Roman"/>
+                <w:szCs w:val="28"/>
+                <w:lang w:val="en-RU"/>
+              </w:rPr>
+            </w:pPr>
+            <w:r>
+              <w:rPr>
+                <w:rFonts w:cs="Times New Roman"/>
+                <w:szCs w:val="28"/>
+                <w:lang w:val="en-RU"/>
+              </w:rPr>
+              <w:t>0</w:t>
+            </w:r>
+          </w:p>
+        </w:tc>
+        <w:tc>
+          <w:tcPr>
+            <w:tcW w:w="0" w:type="auto"/>
+            <w:hideMark/>
+          </w:tcPr>
+          <w:p>
+            <w:pPr>
+              <w:rPr>
+                <w:rFonts w:cs="Times New Roman"/>
+                <w:szCs w:val="28"/>
+                <w:lang w:val="en-RU"/>
+              </w:rPr>
+            </w:pPr>
+          </w:p>
+        </w:tc>
+        <w:tc>
+          <w:tcPr>
+            <w:tcW w:w="0" w:type="auto"/>
+            <w:hideMark/>
+          </w:tcPr>
+          <w:p>
+            <w:pPr>
+              <w:rPr>
+                <w:rFonts w:cs="Times New Roman"/>
+                <w:szCs w:val="28"/>
+                <w:lang w:val="en-RU"/>
+              </w:rPr>
+            </w:pPr>
+            <w:r>
+              <w:rPr>
+                <w:rFonts w:cs="Times New Roman"/>
+                <w:szCs w:val="28"/>
+                <w:lang w:val="en-RU"/>
+              </w:rPr>
+              <w:t>3</w:t>
+            </w:r>
+          </w:p>
+        </w:tc>
+        <w:tc>
+          <w:tcPr>
+            <w:tcW w:w="0" w:type="auto"/>
+            <w:hideMark/>
+          </w:tcPr>
+          <w:p>
+            <w:pPr>
+              <w:rPr>
+                <w:rFonts w:cs="Times New Roman"/>
+                <w:szCs w:val="28"/>
+                <w:lang w:val="en-RU"/>
+              </w:rPr>
+            </w:pPr>
+            <w:r>
+              <w:rPr>
+                <w:rFonts w:cs="Times New Roman"/>
+                <w:szCs w:val="28"/>
+                <w:lang w:val="en-RU"/>
+              </w:rPr>
+              <w:t>3</w:t>
+            </w:r>
+          </w:p>
+        </w:tc>
+        <w:tc>
+          <w:tcPr>
+            <w:tcW w:w="0" w:type="auto"/>
+            <w:hideMark/>
+          </w:tcPr>
+          <w:p>
+            <w:pPr>
+              <w:rPr>
+                <w:rFonts w:cs="Times New Roman"/>
+                <w:szCs w:val="28"/>
+                <w:lang w:val="en-RU"/>
+              </w:rPr>
+            </w:pPr>
+          </w:p>
+        </w:tc>
+        <w:tc>
+          <w:tcPr>
+            <w:tcW w:w="0" w:type="auto"/>
+            <w:hideMark/>
+          </w:tcPr>
+          <w:p>
+            <w:pPr>
+              <w:rPr>
+                <w:rFonts w:cs="Times New Roman"/>
+                <w:szCs w:val="28"/>
+                <w:lang w:val="en-RU"/>
+              </w:rPr>
+            </w:pPr>
+            <w:r>
+              <w:rPr>
+                <w:rFonts w:cs="Times New Roman"/>
+                <w:szCs w:val="28"/>
+                <w:lang w:val="en-RU"/>
+              </w:rPr>
+              <w:t>5</w:t>
+            </w:r>
+          </w:p>
+        </w:tc>
+        <w:tc>
+          <w:tcPr>
+            <w:tcW w:w="0" w:type="auto"/>
+            <w:hideMark/>
+          </w:tcPr>
+          <w:p>
+            <w:pPr>
+              <w:rPr>
+                <w:rFonts w:cs="Times New Roman"/>
+                <w:szCs w:val="28"/>
+                <w:lang w:val="en-RU"/>
+              </w:rPr>
+            </w:pPr>
+            <w:r>
+              <w:rPr>
+                <w:rFonts w:cs="Times New Roman"/>
+                <w:szCs w:val="28"/>
+                <w:lang w:val="en-RU"/>
+              </w:rPr>
+              <w:t>5</w:t>
+            </w:r>
+          </w:p>
+        </w:tc>
+        <w:tc>
+          <w:tcPr>
+            <w:tcW w:w="0" w:type="auto"/>
+            <w:hideMark/>
+          </w:tcPr>
+          <w:p>
+            <w:pPr>
+              <w:rPr>
+                <w:rFonts w:cs="Times New Roman"/>
+                <w:szCs w:val="28"/>
+                <w:lang w:val="en-RU"/>
+              </w:rPr>
+            </w:pPr>
+            <w:r>
+              <w:rPr>
+                <w:rFonts w:cs="Times New Roman"/>
+                <w:szCs w:val="28"/>
+                <w:lang w:val="en-RU"/>
+              </w:rPr>
+              <w:t>2</w:t>
+            </w:r>
+          </w:p>
+        </w:tc>
+        <w:tc>
+          <w:tcPr>
+            <w:tcW w:w="0" w:type="auto"/>
+            <w:hideMark/>
+          </w:tcPr>
+          <w:p>
+            <w:pPr>
+              <w:rPr>
+                <w:rFonts w:cs="Times New Roman"/>
+                <w:szCs w:val="28"/>
+                <w:lang w:val="en-RU"/>
+              </w:rPr>
+            </w:pPr>
+            <w:r>
+              <w:rPr>
+                <w:rFonts w:cs="Times New Roman"/>
+                <w:szCs w:val="28"/>
+                <w:lang w:val="en-RU"/>
+              </w:rPr>
+              <w:t>5</w:t>
+            </w:r>
+          </w:p>
+        </w:tc>
+      </w:tr>
+      <w:tr>
+        <w:tc>
+          <w:tcPr>
+            <w:tcW w:w="0" w:type="auto"/>
+            <w:hideMark/>
+          </w:tcPr>
+          <w:p>
+            <w:pPr>
+              <w:rPr>
+                <w:rFonts w:cs="Times New Roman"/>
+                <w:szCs w:val="28"/>
+                <w:lang w:val="en-RU"/>
+              </w:rPr>
+            </w:pPr>
+            <w:r>
+              <w:rPr>
+                <w:rFonts w:cs="Times New Roman"/>
+                <w:szCs w:val="28"/>
+                <w:lang w:val="en-RU"/>
+              </w:rPr>
+              <w:t>e5</w:t>
+            </w:r>
+          </w:p>
+        </w:tc>
+        <w:tc>
+          <w:tcPr>
+            <w:tcW w:w="0" w:type="auto"/>
+            <w:hideMark/>
+          </w:tcPr>
+          <w:p>
+            <w:pPr>
+              <w:rPr>
+                <w:rFonts w:cs="Times New Roman"/>
+                <w:szCs w:val="28"/>
+                <w:lang w:val="en-RU"/>
+              </w:rPr>
+            </w:pPr>
+            <w:r>
+              <w:rPr>
+                <w:rFonts w:cs="Times New Roman"/>
+                <w:szCs w:val="28"/>
+                <w:lang w:val="en-RU"/>
+              </w:rPr>
+              <w:t>4</w:t>
+            </w:r>
+          </w:p>
+        </w:tc>
+        <w:tc>
+          <w:tcPr>
+            <w:tcW w:w="0" w:type="auto"/>
+            <w:hideMark/>
+          </w:tcPr>
+          <w:p>
+            <w:pPr>
+              <w:rPr>
+                <w:rFonts w:cs="Times New Roman"/>
+                <w:szCs w:val="28"/>
+                <w:lang w:val="en-RU"/>
+              </w:rPr>
+            </w:pPr>
+          </w:p>
+        </w:tc>
+        <w:tc>
+          <w:tcPr>
+            <w:tcW w:w="0" w:type="auto"/>
+            <w:hideMark/>
+          </w:tcPr>
+          <w:p>
+            <w:pPr>
+              <w:rPr>
+                <w:rFonts w:cs="Times New Roman"/>
+                <w:szCs w:val="28"/>
+                <w:lang w:val="en-RU"/>
+              </w:rPr>
+            </w:pPr>
+          </w:p>
+        </w:tc>
+        <w:tc>
+          <w:tcPr>
+            <w:tcW w:w="0" w:type="auto"/>
+            <w:hideMark/>
+          </w:tcPr>
+          <w:p>
+            <w:pPr>
+              <w:rPr>
+                <w:rFonts w:cs="Times New Roman"/>
+                <w:szCs w:val="28"/>
+                <w:lang w:val="en-RU"/>
+              </w:rPr>
+            </w:pPr>
+          </w:p>
+        </w:tc>
+        <w:tc>
+          <w:tcPr>
+            <w:tcW w:w="0" w:type="auto"/>
+            <w:hideMark/>
+          </w:tcPr>
+          <w:p>
+            <w:pPr>
+              <w:rPr>
+                <w:rFonts w:cs="Times New Roman"/>
+                <w:szCs w:val="28"/>
+                <w:lang w:val="en-RU"/>
+              </w:rPr>
+            </w:pPr>
+            <w:r>
+              <w:rPr>
+                <w:rFonts w:cs="Times New Roman"/>
+                <w:szCs w:val="28"/>
+                <w:lang w:val="en-RU"/>
+              </w:rPr>
+              <w:t>0</w:t>
+            </w:r>
+          </w:p>
+        </w:tc>
+        <w:tc>
+          <w:tcPr>
+            <w:tcW w:w="0" w:type="auto"/>
+            <w:hideMark/>
+          </w:tcPr>
+          <w:p>
+            <w:pPr>
+              <w:rPr>
+                <w:rFonts w:cs="Times New Roman"/>
+                <w:szCs w:val="28"/>
+                <w:lang w:val="en-RU"/>
+              </w:rPr>
+            </w:pPr>
+            <w:r>
+              <w:rPr>
+                <w:rFonts w:cs="Times New Roman"/>
+                <w:szCs w:val="28"/>
+                <w:lang w:val="en-RU"/>
+              </w:rPr>
+              <w:t>3</w:t>
+            </w:r>
+          </w:p>
+        </w:tc>
+        <w:tc>
+          <w:tcPr>
+            <w:tcW w:w="0" w:type="auto"/>
+            <w:hideMark/>
+          </w:tcPr>
+          <w:p>
+            <w:pPr>
+              <w:rPr>
+                <w:rFonts w:cs="Times New Roman"/>
+                <w:szCs w:val="28"/>
+                <w:lang w:val="en-RU"/>
+              </w:rPr>
+            </w:pPr>
+          </w:p>
+        </w:tc>
+        <w:tc>
+          <w:tcPr>
+            <w:tcW w:w="0" w:type="auto"/>
+            <w:hideMark/>
+          </w:tcPr>
+          <w:p>
+            <w:pPr>
+              <w:rPr>
+                <w:rFonts w:cs="Times New Roman"/>
+                <w:szCs w:val="28"/>
+                <w:lang w:val="en-RU"/>
+              </w:rPr>
+            </w:pPr>
+          </w:p>
+        </w:tc>
+        <w:tc>
+          <w:tcPr>
+            <w:tcW w:w="0" w:type="auto"/>
+            <w:hideMark/>
+          </w:tcPr>
+          <w:p>
+            <w:pPr>
+              <w:rPr>
+                <w:rFonts w:cs="Times New Roman"/>
+                <w:szCs w:val="28"/>
+                <w:lang w:val="en-RU"/>
+              </w:rPr>
+            </w:pPr>
+          </w:p>
+        </w:tc>
+        <w:tc>
+          <w:tcPr>
+            <w:tcW w:w="0" w:type="auto"/>
+            <w:hideMark/>
+          </w:tcPr>
+          <w:p>
+            <w:pPr>
+              <w:rPr>
+                <w:rFonts w:cs="Times New Roman"/>
+                <w:szCs w:val="28"/>
+                <w:lang w:val="en-RU"/>
+              </w:rPr>
+            </w:pPr>
+          </w:p>
+        </w:tc>
+        <w:tc>
+          <w:tcPr>
+            <w:tcW w:w="0" w:type="auto"/>
+            <w:hideMark/>
+          </w:tcPr>
+          <w:p>
+            <w:pPr>
+              <w:rPr>
+                <w:rFonts w:cs="Times New Roman"/>
+                <w:szCs w:val="28"/>
+                <w:lang w:val="en-RU"/>
+              </w:rPr>
+            </w:pPr>
+          </w:p>
+        </w:tc>
+        <w:tc>
+          <w:tcPr>
+            <w:tcW w:w="0" w:type="auto"/>
+            <w:hideMark/>
+          </w:tcPr>
+          <w:p>
+            <w:pPr>
+              <w:rPr>
+                <w:rFonts w:cs="Times New Roman"/>
+                <w:szCs w:val="28"/>
+                <w:lang w:val="en-RU"/>
+              </w:rPr>
+            </w:pPr>
+          </w:p>
+        </w:tc>
+      </w:tr>
+      <w:tr>
+        <w:tc>
+          <w:tcPr>
+            <w:tcW w:w="0" w:type="auto"/>
+            <w:hideMark/>
+          </w:tcPr>
+          <w:p>
+            <w:pPr>
+              <w:rPr>
+                <w:rFonts w:cs="Times New Roman"/>
+                <w:szCs w:val="28"/>
+                <w:lang w:val="en-RU"/>
+              </w:rPr>
+            </w:pPr>
+            <w:r>
+              <w:rPr>
+                <w:rFonts w:cs="Times New Roman"/>
+                <w:szCs w:val="28"/>
+                <w:lang w:val="en-RU"/>
+              </w:rPr>
+              <w:t>e6</w:t>
+            </w:r>
+          </w:p>
+        </w:tc>
+        <w:tc>
+          <w:tcPr>
+            <w:tcW w:w="0" w:type="auto"/>
+            <w:hideMark/>
+          </w:tcPr>
+          <w:p>
+            <w:pPr>
+              <w:rPr>
+                <w:rFonts w:cs="Times New Roman"/>
+                <w:szCs w:val="28"/>
+                <w:lang w:val="en-RU"/>
+              </w:rPr>
+            </w:pPr>
+            <w:r>
+              <w:rPr>
+                <w:rFonts w:cs="Times New Roman"/>
+                <w:szCs w:val="28"/>
+                <w:lang w:val="en-RU"/>
+              </w:rPr>
+              <w:t>5</w:t>
+            </w:r>
+          </w:p>
+        </w:tc>
+        <w:tc>
+          <w:tcPr>
+            <w:tcW w:w="0" w:type="auto"/>
+            <w:hideMark/>
+          </w:tcPr>
+          <w:p>
+            <w:pPr>
+              <w:rPr>
+                <w:rFonts w:cs="Times New Roman"/>
+                <w:szCs w:val="28"/>
+                <w:lang w:val="en-RU"/>
+              </w:rPr>
+            </w:pPr>
+          </w:p>
+        </w:tc>
+        <w:tc>
+          <w:tcPr>
+            <w:tcW w:w="0" w:type="auto"/>
+            <w:hideMark/>
+          </w:tcPr>
+          <w:p>
+            <w:pPr>
+              <w:rPr>
+                <w:rFonts w:cs="Times New Roman"/>
+                <w:szCs w:val="28"/>
+                <w:lang w:val="en-RU"/>
+              </w:rPr>
+            </w:pPr>
+            <w:r>
+              <w:rPr>
+                <w:rFonts w:cs="Times New Roman"/>
+                <w:szCs w:val="28"/>
+                <w:lang w:val="en-RU"/>
+              </w:rPr>
+              <w:t>4</w:t>
+            </w:r>
+          </w:p>
+        </w:tc>
+        <w:tc>
+          <w:tcPr>
+            <w:tcW w:w="0" w:type="auto"/>
+            <w:hideMark/>
+          </w:tcPr>
+          <w:p>
+            <w:pPr>
+              <w:rPr>
+                <w:rFonts w:cs="Times New Roman"/>
+                <w:szCs w:val="28"/>
+                <w:lang w:val="en-RU"/>
+              </w:rPr>
+            </w:pPr>
+            <w:r>
+              <w:rPr>
+                <w:rFonts w:cs="Times New Roman"/>
+                <w:szCs w:val="28"/>
+                <w:lang w:val="en-RU"/>
+              </w:rPr>
+              <w:t>3</w:t>
+            </w:r>
+          </w:p>
+        </w:tc>
+        <w:tc>
+          <w:tcPr>
+            <w:tcW w:w="0" w:type="auto"/>
+            <w:hideMark/>
+          </w:tcPr>
+          <w:p>
+            <w:pPr>
+              <w:rPr>
+                <w:rFonts w:cs="Times New Roman"/>
+                <w:szCs w:val="28"/>
+                <w:lang w:val="en-RU"/>
+              </w:rPr>
+            </w:pPr>
+            <w:r>
+              <w:rPr>
+                <w:rFonts w:cs="Times New Roman"/>
+                <w:szCs w:val="28"/>
+                <w:lang w:val="en-RU"/>
+              </w:rPr>
+              <w:t>3</w:t>
+            </w:r>
+          </w:p>
+        </w:tc>
+        <w:tc>
+          <w:tcPr>
+            <w:tcW w:w="0" w:type="auto"/>
+            <w:hideMark/>
+          </w:tcPr>
+          <w:p>
+            <w:pPr>
+              <w:rPr>
+                <w:rFonts w:cs="Times New Roman"/>
+                <w:szCs w:val="28"/>
+                <w:lang w:val="en-RU"/>
+              </w:rPr>
+            </w:pPr>
+            <w:r>
+              <w:rPr>
+                <w:rFonts w:cs="Times New Roman"/>
+                <w:szCs w:val="28"/>
+                <w:lang w:val="en-RU"/>
+              </w:rPr>
+              <w:t>0</w:t>
+            </w:r>
+          </w:p>
+        </w:tc>
+        <w:tc>
+          <w:tcPr>
+            <w:tcW w:w="0" w:type="auto"/>
+            <w:hideMark/>
+          </w:tcPr>
+          <w:p>
+            <w:pPr>
+              <w:rPr>
+                <w:rFonts w:cs="Times New Roman"/>
+                <w:szCs w:val="28"/>
+                <w:lang w:val="en-RU"/>
+              </w:rPr>
+            </w:pPr>
+          </w:p>
+        </w:tc>
+        <w:tc>
+          <w:tcPr>
+            <w:tcW w:w="0" w:type="auto"/>
+            <w:hideMark/>
+          </w:tcPr>
+          <w:p>
+            <w:pPr>
+              <w:rPr>
+                <w:rFonts w:cs="Times New Roman"/>
+                <w:szCs w:val="28"/>
+                <w:lang w:val="en-RU"/>
+              </w:rPr>
+            </w:pPr>
+            <w:r>
+              <w:rPr>
+                <w:rFonts w:cs="Times New Roman"/>
+                <w:szCs w:val="28"/>
+                <w:lang w:val="en-RU"/>
+              </w:rPr>
+              <w:t>5</w:t>
+            </w:r>
+          </w:p>
+        </w:tc>
+        <w:tc>
+          <w:tcPr>
+            <w:tcW w:w="0" w:type="auto"/>
+            <w:hideMark/>
+          </w:tcPr>
+          <w:p>
+            <w:pPr>
+              <w:rPr>
+                <w:rFonts w:cs="Times New Roman"/>
+                <w:szCs w:val="28"/>
+                <w:lang w:val="en-RU"/>
+              </w:rPr>
+            </w:pPr>
+          </w:p>
+        </w:tc>
+        <w:tc>
+          <w:tcPr>
+            <w:tcW w:w="0" w:type="auto"/>
+            <w:hideMark/>
+          </w:tcPr>
+          <w:p>
+            <w:pPr>
+              <w:rPr>
+                <w:rFonts w:cs="Times New Roman"/>
+                <w:szCs w:val="28"/>
+                <w:lang w:val="en-RU"/>
+              </w:rPr>
+            </w:pPr>
+            <w:r>
+              <w:rPr>
+                <w:rFonts w:cs="Times New Roman"/>
+                <w:szCs w:val="28"/>
+                <w:lang w:val="en-RU"/>
+              </w:rPr>
+              <w:t>1</w:t>
+            </w:r>
+          </w:p>
+        </w:tc>
+        <w:tc>
+          <w:tcPr>
+            <w:tcW w:w="0" w:type="auto"/>
+            <w:hideMark/>
+          </w:tcPr>
+          <w:p>
+            <w:pPr>
+              <w:rPr>
+                <w:rFonts w:cs="Times New Roman"/>
+                <w:szCs w:val="28"/>
+                <w:lang w:val="en-RU"/>
+              </w:rPr>
+            </w:pPr>
+            <w:r>
+              <w:rPr>
+                <w:rFonts w:cs="Times New Roman"/>
+                <w:szCs w:val="28"/>
+                <w:lang w:val="en-RU"/>
+              </w:rPr>
+              <w:t>4</w:t>
+            </w:r>
+          </w:p>
+        </w:tc>
+        <w:tc>
+          <w:tcPr>
+            <w:tcW w:w="0" w:type="auto"/>
+            <w:hideMark/>
+          </w:tcPr>
+          <w:p>
+            <w:pPr>
+              <w:rPr>
+                <w:rFonts w:cs="Times New Roman"/>
+                <w:szCs w:val="28"/>
+                <w:lang w:val="en-RU"/>
+              </w:rPr>
+            </w:pPr>
+            <w:r>
+              <w:rPr>
+                <w:rFonts w:cs="Times New Roman"/>
+                <w:szCs w:val="28"/>
+                <w:lang w:val="en-RU"/>
+              </w:rPr>
+              <w:t>5</w:t>
+            </w:r>
+          </w:p>
+        </w:tc>
+      </w:tr>
+      <w:tr>
+        <w:tc>
+          <w:tcPr>
+            <w:tcW w:w="0" w:type="auto"/>
+            <w:hideMark/>
+          </w:tcPr>
+          <w:p>
+            <w:pPr>
+              <w:rPr>
+                <w:rFonts w:cs="Times New Roman"/>
+                <w:szCs w:val="28"/>
+                <w:lang w:val="en-RU"/>
+              </w:rPr>
+            </w:pPr>
+            <w:r>
+              <w:rPr>
+                <w:rFonts w:cs="Times New Roman"/>
+                <w:szCs w:val="28"/>
+                <w:lang w:val="en-RU"/>
+              </w:rPr>
+              <w:t>e7</w:t>
+            </w:r>
+          </w:p>
+        </w:tc>
+        <w:tc>
+          <w:tcPr>
+            <w:tcW w:w="0" w:type="auto"/>
+            <w:hideMark/>
+          </w:tcPr>
+          <w:p>
+            <w:pPr>
+              <w:rPr>
+                <w:rFonts w:cs="Times New Roman"/>
+                <w:szCs w:val="28"/>
+                <w:lang w:val="en-RU"/>
+              </w:rPr>
+            </w:pPr>
+            <w:r>
+              <w:rPr>
+                <w:rFonts w:cs="Times New Roman"/>
+                <w:szCs w:val="28"/>
+                <w:lang w:val="en-RU"/>
+              </w:rPr>
+              <w:t>2</w:t>
+            </w:r>
+          </w:p>
+        </w:tc>
+        <w:tc>
+          <w:tcPr>
+            <w:tcW w:w="0" w:type="auto"/>
+            <w:hideMark/>
+          </w:tcPr>
+          <w:p>
+            <w:pPr>
+              <w:rPr>
+                <w:rFonts w:cs="Times New Roman"/>
+                <w:szCs w:val="28"/>
+                <w:lang w:val="en-RU"/>
+              </w:rPr>
+            </w:pPr>
+            <w:r>
+              <w:rPr>
+                <w:rFonts w:cs="Times New Roman"/>
+                <w:szCs w:val="28"/>
+                <w:lang w:val="en-RU"/>
+              </w:rPr>
+              <w:t>2</w:t>
+            </w:r>
+          </w:p>
+        </w:tc>
+        <w:tc>
+          <w:tcPr>
+            <w:tcW w:w="0" w:type="auto"/>
+            <w:hideMark/>
+          </w:tcPr>
+          <w:p>
+            <w:pPr>
+              <w:rPr>
+                <w:rFonts w:cs="Times New Roman"/>
+                <w:szCs w:val="28"/>
+                <w:lang w:val="en-RU"/>
+              </w:rPr>
+            </w:pPr>
+          </w:p>
+        </w:tc>
+        <w:tc>
+          <w:tcPr>
+            <w:tcW w:w="0" w:type="auto"/>
+            <w:hideMark/>
+          </w:tcPr>
+          <w:p>
+            <w:pPr>
+              <w:rPr>
+                <w:rFonts w:cs="Times New Roman"/>
+                <w:szCs w:val="28"/>
+                <w:lang w:val="en-RU"/>
+              </w:rPr>
+            </w:pPr>
+            <w:r>
+              <w:rPr>
+                <w:rFonts w:cs="Times New Roman"/>
+                <w:szCs w:val="28"/>
+                <w:lang w:val="en-RU"/>
+              </w:rPr>
+              <w:t>3</w:t>
+            </w:r>
+          </w:p>
+        </w:tc>
+        <w:tc>
+          <w:tcPr>
+            <w:tcW w:w="0" w:type="auto"/>
+            <w:hideMark/>
+          </w:tcPr>
+          <w:p>
+            <w:pPr>
+              <w:rPr>
+                <w:rFonts w:cs="Times New Roman"/>
+                <w:szCs w:val="28"/>
+                <w:lang w:val="en-RU"/>
+              </w:rPr>
+            </w:pPr>
+          </w:p>
+        </w:tc>
+        <w:tc>
+          <w:tcPr>
+            <w:tcW w:w="0" w:type="auto"/>
+            <w:hideMark/>
+          </w:tcPr>
+          <w:p>
+            <w:pPr>
+              <w:rPr>
+                <w:rFonts w:cs="Times New Roman"/>
+                <w:szCs w:val="28"/>
+                <w:lang w:val="en-RU"/>
+              </w:rPr>
+            </w:pPr>
+          </w:p>
+        </w:tc>
+        <w:tc>
+          <w:tcPr>
+            <w:tcW w:w="0" w:type="auto"/>
+            <w:hideMark/>
+          </w:tcPr>
+          <w:p>
+            <w:pPr>
+              <w:rPr>
+                <w:rFonts w:cs="Times New Roman"/>
+                <w:szCs w:val="28"/>
+                <w:lang w:val="en-RU"/>
+              </w:rPr>
+            </w:pPr>
+            <w:r>
+              <w:rPr>
+                <w:rFonts w:cs="Times New Roman"/>
+                <w:szCs w:val="28"/>
+                <w:lang w:val="en-RU"/>
+              </w:rPr>
+              <w:t>0</w:t>
+            </w:r>
+          </w:p>
+        </w:tc>
+        <w:tc>
+          <w:tcPr>
+            <w:tcW w:w="0" w:type="auto"/>
+            <w:hideMark/>
+          </w:tcPr>
+          <w:p>
+            <w:pPr>
+              <w:rPr>
+                <w:rFonts w:cs="Times New Roman"/>
+                <w:szCs w:val="28"/>
+                <w:lang w:val="en-RU"/>
+              </w:rPr>
+            </w:pPr>
+          </w:p>
+        </w:tc>
+        <w:tc>
+          <w:tcPr>
+            <w:tcW w:w="0" w:type="auto"/>
+            <w:hideMark/>
+          </w:tcPr>
+          <w:p>
+            <w:pPr>
+              <w:rPr>
+                <w:rFonts w:cs="Times New Roman"/>
+                <w:szCs w:val="28"/>
+                <w:lang w:val="en-RU"/>
+              </w:rPr>
+            </w:pPr>
+          </w:p>
+        </w:tc>
+        <w:tc>
+          <w:tcPr>
+            <w:tcW w:w="0" w:type="auto"/>
+            <w:hideMark/>
+          </w:tcPr>
+          <w:p>
+            <w:pPr>
+              <w:rPr>
+                <w:rFonts w:cs="Times New Roman"/>
+                <w:szCs w:val="28"/>
+                <w:lang w:val="en-RU"/>
+              </w:rPr>
+            </w:pPr>
+            <w:r>
+              <w:rPr>
+                <w:rFonts w:cs="Times New Roman"/>
+                <w:szCs w:val="28"/>
+                <w:lang w:val="en-RU"/>
+              </w:rPr>
+              <w:t>5</w:t>
+            </w:r>
+          </w:p>
+        </w:tc>
+        <w:tc>
+          <w:tcPr>
+            <w:tcW w:w="0" w:type="auto"/>
+            <w:hideMark/>
+          </w:tcPr>
+          <w:p>
+            <w:pPr>
+              <w:rPr>
+                <w:rFonts w:cs="Times New Roman"/>
+                <w:szCs w:val="28"/>
+                <w:lang w:val="en-RU"/>
+              </w:rPr>
+            </w:pPr>
+          </w:p>
+        </w:tc>
+        <w:tc>
+          <w:tcPr>
+            <w:tcW w:w="0" w:type="auto"/>
+            <w:hideMark/>
+          </w:tcPr>
+          <w:p>
+            <w:pPr>
+              <w:rPr>
+                <w:rFonts w:cs="Times New Roman"/>
+                <w:szCs w:val="28"/>
+                <w:lang w:val="en-RU"/>
+              </w:rPr>
+            </w:pPr>
+          </w:p>
+        </w:tc>
+      </w:tr>
+      <w:tr>
+        <w:tc>
+          <w:tcPr>
+            <w:tcW w:w="0" w:type="auto"/>
+            <w:hideMark/>
+          </w:tcPr>
+          <w:p>
+            <w:pPr>
+              <w:rPr>
+                <w:rFonts w:cs="Times New Roman"/>
+                <w:szCs w:val="28"/>
+                <w:lang w:val="en-RU"/>
+              </w:rPr>
+            </w:pPr>
+            <w:r>
+              <w:rPr>
+                <w:rFonts w:cs="Times New Roman"/>
+                <w:szCs w:val="28"/>
+                <w:lang w:val="en-RU"/>
+              </w:rPr>
+              <w:t>e8</w:t>
+            </w:r>
+          </w:p>
+        </w:tc>
+        <w:tc>
+          <w:tcPr>
+            <w:tcW w:w="0" w:type="auto"/>
+            <w:hideMark/>
+          </w:tcPr>
+          <w:p>
+            <w:pPr>
+              <w:rPr>
+                <w:rFonts w:cs="Times New Roman"/>
+                <w:szCs w:val="28"/>
+                <w:lang w:val="en-RU"/>
+              </w:rPr>
+            </w:pPr>
+            <w:r>
+              <w:rPr>
+                <w:rFonts w:cs="Times New Roman"/>
+                <w:szCs w:val="28"/>
+                <w:lang w:val="en-RU"/>
+              </w:rPr>
+              <w:t>3</w:t>
+            </w:r>
+          </w:p>
+        </w:tc>
+        <w:tc>
+          <w:tcPr>
+            <w:tcW w:w="0" w:type="auto"/>
+            <w:hideMark/>
+          </w:tcPr>
+          <w:p>
+            <w:pPr>
+              <w:rPr>
+                <w:rFonts w:cs="Times New Roman"/>
+                <w:szCs w:val="28"/>
+                <w:lang w:val="en-RU"/>
+              </w:rPr>
+            </w:pPr>
+            <w:r>
+              <w:rPr>
+                <w:rFonts w:cs="Times New Roman"/>
+                <w:szCs w:val="28"/>
+                <w:lang w:val="en-RU"/>
+              </w:rPr>
+              <w:t>1</w:t>
+            </w:r>
+          </w:p>
+        </w:tc>
+        <w:tc>
+          <w:tcPr>
+            <w:tcW w:w="0" w:type="auto"/>
+            <w:hideMark/>
+          </w:tcPr>
+          <w:p>
+            <w:pPr>
+              <w:rPr>
+                <w:rFonts w:cs="Times New Roman"/>
+                <w:szCs w:val="28"/>
+                <w:lang w:val="en-RU"/>
+              </w:rPr>
+            </w:pPr>
+            <w:r>
+              <w:rPr>
+                <w:rFonts w:cs="Times New Roman"/>
+                <w:szCs w:val="28"/>
+                <w:lang w:val="en-RU"/>
+              </w:rPr>
+              <w:t>5</w:t>
+            </w:r>
+          </w:p>
+        </w:tc>
+        <w:tc>
+          <w:tcPr>
+            <w:tcW w:w="0" w:type="auto"/>
+            <w:hideMark/>
+          </w:tcPr>
+          <w:p>
+            <w:pPr>
+              <w:rPr>
+                <w:rFonts w:cs="Times New Roman"/>
+                <w:szCs w:val="28"/>
+                <w:lang w:val="en-RU"/>
+              </w:rPr>
+            </w:pPr>
+          </w:p>
+        </w:tc>
+        <w:tc>
+          <w:tcPr>
+            <w:tcW w:w="0" w:type="auto"/>
+            <w:hideMark/>
+          </w:tcPr>
+          <w:p>
+            <w:pPr>
+              <w:rPr>
+                <w:rFonts w:cs="Times New Roman"/>
+                <w:szCs w:val="28"/>
+                <w:lang w:val="en-RU"/>
+              </w:rPr>
+            </w:pPr>
+          </w:p>
+        </w:tc>
+        <w:tc>
+          <w:tcPr>
+            <w:tcW w:w="0" w:type="auto"/>
+            <w:hideMark/>
+          </w:tcPr>
+          <w:p>
+            <w:pPr>
+              <w:rPr>
+                <w:rFonts w:cs="Times New Roman"/>
+                <w:szCs w:val="28"/>
+                <w:lang w:val="en-RU"/>
+              </w:rPr>
+            </w:pPr>
+            <w:r>
+              <w:rPr>
+                <w:rFonts w:cs="Times New Roman"/>
+                <w:szCs w:val="28"/>
+                <w:lang w:val="en-RU"/>
+              </w:rPr>
+              <w:t>5</w:t>
+            </w:r>
+          </w:p>
+        </w:tc>
+        <w:tc>
+          <w:tcPr>
+            <w:tcW w:w="0" w:type="auto"/>
+            <w:hideMark/>
+          </w:tcPr>
+          <w:p>
+            <w:pPr>
+              <w:rPr>
+                <w:rFonts w:cs="Times New Roman"/>
+                <w:szCs w:val="28"/>
+                <w:lang w:val="en-RU"/>
+              </w:rPr>
+            </w:pPr>
+          </w:p>
+        </w:tc>
+        <w:tc>
+          <w:tcPr>
+            <w:tcW w:w="0" w:type="auto"/>
+            <w:hideMark/>
+          </w:tcPr>
+          <w:p>
+            <w:pPr>
+              <w:rPr>
+                <w:rFonts w:cs="Times New Roman"/>
+                <w:szCs w:val="28"/>
+                <w:lang w:val="en-RU"/>
+              </w:rPr>
+            </w:pPr>
+            <w:r>
+              <w:rPr>
+                <w:rFonts w:cs="Times New Roman"/>
+                <w:szCs w:val="28"/>
+                <w:lang w:val="en-RU"/>
+              </w:rPr>
+              <w:t>0</w:t>
+            </w:r>
+          </w:p>
+        </w:tc>
+        <w:tc>
+          <w:tcPr>
+            <w:tcW w:w="0" w:type="auto"/>
+            <w:hideMark/>
+          </w:tcPr>
+          <w:p>
+            <w:pPr>
+              <w:rPr>
+                <w:rFonts w:cs="Times New Roman"/>
+                <w:szCs w:val="28"/>
+                <w:lang w:val="en-RU"/>
+              </w:rPr>
+            </w:pPr>
+            <w:r>
+              <w:rPr>
+                <w:rFonts w:cs="Times New Roman"/>
+                <w:szCs w:val="28"/>
+                <w:lang w:val="en-RU"/>
+              </w:rPr>
+              <w:t>2</w:t>
+            </w:r>
+          </w:p>
+        </w:tc>
+        <w:tc>
+          <w:tcPr>
+            <w:tcW w:w="0" w:type="auto"/>
+            <w:hideMark/>
+          </w:tcPr>
+          <w:p>
+            <w:pPr>
+              <w:rPr>
+                <w:rFonts w:cs="Times New Roman"/>
+                <w:szCs w:val="28"/>
+                <w:lang w:val="en-RU"/>
+              </w:rPr>
+            </w:pPr>
+          </w:p>
+        </w:tc>
+        <w:tc>
+          <w:tcPr>
+            <w:tcW w:w="0" w:type="auto"/>
+            <w:hideMark/>
+          </w:tcPr>
+          <w:p>
+            <w:pPr>
+              <w:rPr>
+                <w:rFonts w:cs="Times New Roman"/>
+                <w:szCs w:val="28"/>
+                <w:lang w:val="en-RU"/>
+              </w:rPr>
+            </w:pPr>
+          </w:p>
+        </w:tc>
+        <w:tc>
+          <w:tcPr>
+            <w:tcW w:w="0" w:type="auto"/>
+            <w:hideMark/>
+          </w:tcPr>
+          <w:p>
+            <w:pPr>
+              <w:rPr>
+                <w:rFonts w:cs="Times New Roman"/>
+                <w:szCs w:val="28"/>
+                <w:lang w:val="en-RU"/>
+              </w:rPr>
+            </w:pPr>
+          </w:p>
+        </w:tc>
+      </w:tr>
+      <w:tr>
+        <w:tc>
+          <w:tcPr>
+            <w:tcW w:w="0" w:type="auto"/>
+            <w:hideMark/>
+          </w:tcPr>
+          <w:p>
+            <w:pPr>
+              <w:rPr>
+                <w:rFonts w:cs="Times New Roman"/>
+                <w:szCs w:val="28"/>
+                <w:lang w:val="en-RU"/>
+              </w:rPr>
+            </w:pPr>
+            <w:r>
+              <w:rPr>
+                <w:rFonts w:cs="Times New Roman"/>
+                <w:szCs w:val="28"/>
+                <w:lang w:val="en-RU"/>
+              </w:rPr>
+              <w:t>e9</w:t>
+            </w:r>
+          </w:p>
+        </w:tc>
+        <w:tc>
+          <w:tcPr>
+            <w:tcW w:w="0" w:type="auto"/>
+            <w:hideMark/>
+          </w:tcPr>
+          <w:p>
+            <w:pPr>
+              <w:rPr>
+                <w:rFonts w:cs="Times New Roman"/>
+                <w:szCs w:val="28"/>
+                <w:lang w:val="en-RU"/>
+              </w:rPr>
+            </w:pPr>
+            <w:r>
+              <w:rPr>
+                <w:rFonts w:cs="Times New Roman"/>
+                <w:szCs w:val="28"/>
+                <w:lang w:val="en-RU"/>
+              </w:rPr>
+              <w:t>4</w:t>
+            </w:r>
+          </w:p>
+        </w:tc>
+        <w:tc>
+          <w:tcPr>
+            <w:tcW w:w="0" w:type="auto"/>
+            <w:hideMark/>
+          </w:tcPr>
+          <w:p>
+            <w:pPr>
+              <w:rPr>
+                <w:rFonts w:cs="Times New Roman"/>
+                <w:szCs w:val="28"/>
+                <w:lang w:val="en-RU"/>
+              </w:rPr>
+            </w:pPr>
+            <w:r>
+              <w:rPr>
+                <w:rFonts w:cs="Times New Roman"/>
+                <w:szCs w:val="28"/>
+                <w:lang w:val="en-RU"/>
+              </w:rPr>
+              <w:t>4</w:t>
+            </w:r>
+          </w:p>
+        </w:tc>
+        <w:tc>
+          <w:tcPr>
+            <w:tcW w:w="0" w:type="auto"/>
+            <w:hideMark/>
+          </w:tcPr>
+          <w:p>
+            <w:pPr>
+              <w:rPr>
+                <w:rFonts w:cs="Times New Roman"/>
+                <w:szCs w:val="28"/>
+                <w:lang w:val="en-RU"/>
+              </w:rPr>
+            </w:pPr>
+            <w:r>
+              <w:rPr>
+                <w:rFonts w:cs="Times New Roman"/>
+                <w:szCs w:val="28"/>
+                <w:lang w:val="en-RU"/>
+              </w:rPr>
+              <w:t>2</w:t>
+            </w:r>
+          </w:p>
+        </w:tc>
+        <w:tc>
+          <w:tcPr>
+            <w:tcW w:w="0" w:type="auto"/>
+            <w:hideMark/>
+          </w:tcPr>
+          <w:p>
+            <w:pPr>
+              <w:rPr>
+                <w:rFonts w:cs="Times New Roman"/>
+                <w:szCs w:val="28"/>
+                <w:lang w:val="en-RU"/>
+              </w:rPr>
+            </w:pPr>
+            <w:r>
+              <w:rPr>
+                <w:rFonts w:cs="Times New Roman"/>
+                <w:szCs w:val="28"/>
+                <w:lang w:val="en-RU"/>
+              </w:rPr>
+              <w:t>5</w:t>
+            </w:r>
+          </w:p>
+        </w:tc>
+        <w:tc>
+          <w:tcPr>
+            <w:tcW w:w="0" w:type="auto"/>
+            <w:hideMark/>
+          </w:tcPr>
+          <w:p>
+            <w:pPr>
+              <w:rPr>
+                <w:rFonts w:cs="Times New Roman"/>
+                <w:szCs w:val="28"/>
+                <w:lang w:val="en-RU"/>
+              </w:rPr>
+            </w:pPr>
+          </w:p>
+        </w:tc>
+        <w:tc>
+          <w:tcPr>
+            <w:tcW w:w="0" w:type="auto"/>
+            <w:hideMark/>
+          </w:tcPr>
+          <w:p>
+            <w:pPr>
+              <w:rPr>
+                <w:rFonts w:cs="Times New Roman"/>
+                <w:szCs w:val="28"/>
+                <w:lang w:val="en-RU"/>
+              </w:rPr>
+            </w:pPr>
+          </w:p>
+        </w:tc>
+        <w:tc>
+          <w:tcPr>
+            <w:tcW w:w="0" w:type="auto"/>
+            <w:hideMark/>
+          </w:tcPr>
+          <w:p>
+            <w:pPr>
+              <w:rPr>
+                <w:rFonts w:cs="Times New Roman"/>
+                <w:szCs w:val="28"/>
+                <w:lang w:val="en-RU"/>
+              </w:rPr>
+            </w:pPr>
+          </w:p>
+        </w:tc>
+        <w:tc>
+          <w:tcPr>
+            <w:tcW w:w="0" w:type="auto"/>
+            <w:hideMark/>
+          </w:tcPr>
+          <w:p>
+            <w:pPr>
+              <w:rPr>
+                <w:rFonts w:cs="Times New Roman"/>
+                <w:szCs w:val="28"/>
+                <w:lang w:val="en-RU"/>
+              </w:rPr>
+            </w:pPr>
+            <w:r>
+              <w:rPr>
+                <w:rFonts w:cs="Times New Roman"/>
+                <w:szCs w:val="28"/>
+                <w:lang w:val="en-RU"/>
+              </w:rPr>
+              <w:t>2</w:t>
+            </w:r>
+          </w:p>
+        </w:tc>
+        <w:tc>
+          <w:tcPr>
+            <w:tcW w:w="0" w:type="auto"/>
+            <w:hideMark/>
+          </w:tcPr>
+          <w:p>
+            <w:pPr>
+              <w:rPr>
+                <w:rFonts w:cs="Times New Roman"/>
+                <w:szCs w:val="28"/>
+                <w:lang w:val="en-RU"/>
+              </w:rPr>
+            </w:pPr>
+            <w:r>
+              <w:rPr>
+                <w:rFonts w:cs="Times New Roman"/>
+                <w:szCs w:val="28"/>
+                <w:lang w:val="en-RU"/>
+              </w:rPr>
+              <w:t>0</w:t>
+            </w:r>
+          </w:p>
+        </w:tc>
+        <w:tc>
+          <w:tcPr>
+            <w:tcW w:w="0" w:type="auto"/>
+            <w:hideMark/>
+          </w:tcPr>
+          <w:p>
+            <w:pPr>
+              <w:rPr>
+                <w:rFonts w:cs="Times New Roman"/>
+                <w:szCs w:val="28"/>
+                <w:lang w:val="en-RU"/>
+              </w:rPr>
+            </w:pPr>
+            <w:r>
+              <w:rPr>
+                <w:rFonts w:cs="Times New Roman"/>
+                <w:szCs w:val="28"/>
+                <w:lang w:val="en-RU"/>
+              </w:rPr>
+              <w:t>5</w:t>
+            </w:r>
+          </w:p>
+        </w:tc>
+        <w:tc>
+          <w:tcPr>
+            <w:tcW w:w="0" w:type="auto"/>
+            <w:hideMark/>
+          </w:tcPr>
+          <w:p>
+            <w:pPr>
+              <w:rPr>
+                <w:rFonts w:cs="Times New Roman"/>
+                <w:szCs w:val="28"/>
+                <w:lang w:val="en-RU"/>
+              </w:rPr>
+            </w:pPr>
+          </w:p>
+        </w:tc>
+        <w:tc>
+          <w:tcPr>
+            <w:tcW w:w="0" w:type="auto"/>
+            <w:hideMark/>
+          </w:tcPr>
+          <w:p>
+            <w:pPr>
+              <w:rPr>
+                <w:rFonts w:cs="Times New Roman"/>
+                <w:szCs w:val="28"/>
+                <w:lang w:val="en-RU"/>
+              </w:rPr>
+            </w:pPr>
+            <w:r>
+              <w:rPr>
+                <w:rFonts w:cs="Times New Roman"/>
+                <w:szCs w:val="28"/>
+                <w:lang w:val="en-RU"/>
+              </w:rPr>
+              <w:t>1</w:t>
+            </w:r>
+          </w:p>
+        </w:tc>
+      </w:tr>
+      <w:tr>
+        <w:tc>
+          <w:tcPr>
+            <w:tcW w:w="0" w:type="auto"/>
+            <w:hideMark/>
+          </w:tcPr>
+          <w:p>
+            <w:pPr>
+              <w:rPr>
+                <w:rFonts w:cs="Times New Roman"/>
+                <w:szCs w:val="28"/>
+                <w:lang w:val="en-RU"/>
+              </w:rPr>
+            </w:pPr>
+            <w:r>
+              <w:rPr>
+                <w:rFonts w:cs="Times New Roman"/>
+                <w:szCs w:val="28"/>
+                <w:lang w:val="en-RU"/>
+              </w:rPr>
+              <w:t>e10</w:t>
+            </w:r>
+          </w:p>
+        </w:tc>
+        <w:tc>
+          <w:tcPr>
+            <w:tcW w:w="0" w:type="auto"/>
+            <w:hideMark/>
+          </w:tcPr>
+          <w:p>
+            <w:pPr>
+              <w:rPr>
+                <w:rFonts w:cs="Times New Roman"/>
+                <w:szCs w:val="28"/>
+                <w:lang w:val="en-RU"/>
+              </w:rPr>
+            </w:pPr>
+            <w:r>
+              <w:rPr>
+                <w:rFonts w:cs="Times New Roman"/>
+                <w:szCs w:val="28"/>
+                <w:lang w:val="en-RU"/>
+              </w:rPr>
+              <w:t>2</w:t>
+            </w:r>
+          </w:p>
+        </w:tc>
+        <w:tc>
+          <w:tcPr>
+            <w:tcW w:w="0" w:type="auto"/>
+            <w:hideMark/>
+          </w:tcPr>
+          <w:p>
+            <w:pPr>
+              <w:rPr>
+                <w:rFonts w:cs="Times New Roman"/>
+                <w:szCs w:val="28"/>
+                <w:lang w:val="en-RU"/>
+              </w:rPr>
+            </w:pPr>
+          </w:p>
+        </w:tc>
+        <w:tc>
+          <w:tcPr>
+            <w:tcW w:w="0" w:type="auto"/>
+            <w:hideMark/>
+          </w:tcPr>
+          <w:p>
+            <w:pPr>
+              <w:rPr>
+                <w:rFonts w:cs="Times New Roman"/>
+                <w:szCs w:val="28"/>
+                <w:lang w:val="en-RU"/>
+              </w:rPr>
+            </w:pPr>
+            <w:r>
+              <w:rPr>
+                <w:rFonts w:cs="Times New Roman"/>
+                <w:szCs w:val="28"/>
+                <w:lang w:val="en-RU"/>
+              </w:rPr>
+              <w:t>3</w:t>
+            </w:r>
+          </w:p>
+        </w:tc>
+        <w:tc>
+          <w:tcPr>
+            <w:tcW w:w="0" w:type="auto"/>
+            <w:hideMark/>
+          </w:tcPr>
+          <w:p>
+            <w:pPr>
+              <w:rPr>
+                <w:rFonts w:cs="Times New Roman"/>
+                <w:szCs w:val="28"/>
+                <w:lang w:val="en-RU"/>
+              </w:rPr>
+            </w:pPr>
+            <w:r>
+              <w:rPr>
+                <w:rFonts w:cs="Times New Roman"/>
+                <w:szCs w:val="28"/>
+                <w:lang w:val="en-RU"/>
+              </w:rPr>
+              <w:t>5</w:t>
+            </w:r>
+          </w:p>
+        </w:tc>
+        <w:tc>
+          <w:tcPr>
+            <w:tcW w:w="0" w:type="auto"/>
+            <w:hideMark/>
+          </w:tcPr>
+          <w:p>
+            <w:pPr>
+              <w:rPr>
+                <w:rFonts w:cs="Times New Roman"/>
+                <w:szCs w:val="28"/>
+                <w:lang w:val="en-RU"/>
+              </w:rPr>
+            </w:pPr>
+          </w:p>
+        </w:tc>
+        <w:tc>
+          <w:tcPr>
+            <w:tcW w:w="0" w:type="auto"/>
+            <w:hideMark/>
+          </w:tcPr>
+          <w:p>
+            <w:pPr>
+              <w:rPr>
+                <w:rFonts w:cs="Times New Roman"/>
+                <w:szCs w:val="28"/>
+                <w:lang w:val="en-RU"/>
+              </w:rPr>
+            </w:pPr>
+            <w:r>
+              <w:rPr>
+                <w:rFonts w:cs="Times New Roman"/>
+                <w:szCs w:val="28"/>
+                <w:lang w:val="en-RU"/>
+              </w:rPr>
+              <w:t>1</w:t>
+            </w:r>
+          </w:p>
+        </w:tc>
+        <w:tc>
+          <w:tcPr>
+            <w:tcW w:w="0" w:type="auto"/>
+            <w:hideMark/>
+          </w:tcPr>
+          <w:p>
+            <w:pPr>
+              <w:rPr>
+                <w:rFonts w:cs="Times New Roman"/>
+                <w:szCs w:val="28"/>
+                <w:lang w:val="en-RU"/>
+              </w:rPr>
+            </w:pPr>
+            <w:r>
+              <w:rPr>
+                <w:rFonts w:cs="Times New Roman"/>
+                <w:szCs w:val="28"/>
+                <w:lang w:val="en-RU"/>
+              </w:rPr>
+              <w:t>5</w:t>
+            </w:r>
+          </w:p>
+        </w:tc>
+        <w:tc>
+          <w:tcPr>
+            <w:tcW w:w="0" w:type="auto"/>
+            <w:hideMark/>
+          </w:tcPr>
+          <w:p>
+            <w:pPr>
+              <w:rPr>
+                <w:rFonts w:cs="Times New Roman"/>
+                <w:szCs w:val="28"/>
+                <w:lang w:val="en-RU"/>
+              </w:rPr>
+            </w:pPr>
+          </w:p>
+        </w:tc>
+        <w:tc>
+          <w:tcPr>
+            <w:tcW w:w="0" w:type="auto"/>
+            <w:hideMark/>
+          </w:tcPr>
+          <w:p>
+            <w:pPr>
+              <w:rPr>
+                <w:rFonts w:cs="Times New Roman"/>
+                <w:szCs w:val="28"/>
+                <w:lang w:val="en-RU"/>
+              </w:rPr>
+            </w:pPr>
+            <w:r>
+              <w:rPr>
+                <w:rFonts w:cs="Times New Roman"/>
+                <w:szCs w:val="28"/>
+                <w:lang w:val="en-RU"/>
+              </w:rPr>
+              <w:t>5</w:t>
+            </w:r>
+          </w:p>
+        </w:tc>
+        <w:tc>
+          <w:tcPr>
+            <w:tcW w:w="0" w:type="auto"/>
+            <w:hideMark/>
+          </w:tcPr>
+          <w:p>
+            <w:pPr>
+              <w:rPr>
+                <w:rFonts w:cs="Times New Roman"/>
+                <w:szCs w:val="28"/>
+                <w:lang w:val="en-RU"/>
+              </w:rPr>
+            </w:pPr>
+            <w:r>
+              <w:rPr>
+                <w:rFonts w:cs="Times New Roman"/>
+                <w:szCs w:val="28"/>
+                <w:lang w:val="en-RU"/>
+              </w:rPr>
+              <w:t>0</w:t>
+            </w:r>
+          </w:p>
+        </w:tc>
+        <w:tc>
+          <w:tcPr>
+            <w:tcW w:w="0" w:type="auto"/>
+            <w:hideMark/>
+          </w:tcPr>
+          <w:p>
+            <w:pPr>
+              <w:rPr>
+                <w:rFonts w:cs="Times New Roman"/>
+                <w:szCs w:val="28"/>
+                <w:lang w:val="en-RU"/>
+              </w:rPr>
+            </w:pPr>
+            <w:r>
+              <w:rPr>
+                <w:rFonts w:cs="Times New Roman"/>
+                <w:szCs w:val="28"/>
+                <w:lang w:val="en-RU"/>
+              </w:rPr>
+              <w:t>4</w:t>
+            </w:r>
+          </w:p>
+        </w:tc>
+        <w:tc>
+          <w:tcPr>
+            <w:tcW w:w="0" w:type="auto"/>
+            <w:hideMark/>
+          </w:tcPr>
+          <w:p>
+            <w:pPr>
+              <w:rPr>
+                <w:rFonts w:cs="Times New Roman"/>
+                <w:szCs w:val="28"/>
+                <w:lang w:val="en-RU"/>
+              </w:rPr>
+            </w:pPr>
+          </w:p>
+        </w:tc>
+      </w:tr>
+      <w:tr>
+        <w:tc>
+          <w:tcPr>
+            <w:tcW w:w="0" w:type="auto"/>
+            <w:hideMark/>
+          </w:tcPr>
+          <w:p>
+            <w:pPr>
+              <w:rPr>
+                <w:rFonts w:cs="Times New Roman"/>
+                <w:szCs w:val="28"/>
+                <w:lang w:val="en-RU"/>
+              </w:rPr>
+            </w:pPr>
+            <w:r>
+              <w:rPr>
+                <w:rFonts w:cs="Times New Roman"/>
+                <w:szCs w:val="28"/>
+                <w:lang w:val="en-RU"/>
+              </w:rPr>
+              <w:t>e11</w:t>
+            </w:r>
+          </w:p>
+        </w:tc>
+        <w:tc>
+          <w:tcPr>
+            <w:tcW w:w="0" w:type="auto"/>
+            <w:hideMark/>
+          </w:tcPr>
+          <w:p>
+            <w:pPr>
+              <w:rPr>
+                <w:rFonts w:cs="Times New Roman"/>
+                <w:szCs w:val="28"/>
+                <w:lang w:val="en-RU"/>
+              </w:rPr>
+            </w:pPr>
+            <w:r>
+              <w:rPr>
+                <w:rFonts w:cs="Times New Roman"/>
+                <w:szCs w:val="28"/>
+                <w:lang w:val="en-RU"/>
+              </w:rPr>
+              <w:t>2</w:t>
+            </w:r>
+          </w:p>
+        </w:tc>
+        <w:tc>
+          <w:tcPr>
+            <w:tcW w:w="0" w:type="auto"/>
+            <w:hideMark/>
+          </w:tcPr>
+          <w:p>
+            <w:pPr>
+              <w:rPr>
+                <w:rFonts w:cs="Times New Roman"/>
+                <w:szCs w:val="28"/>
+                <w:lang w:val="en-RU"/>
+              </w:rPr>
+            </w:pPr>
+          </w:p>
+        </w:tc>
+        <w:tc>
+          <w:tcPr>
+            <w:tcW w:w="0" w:type="auto"/>
+            <w:hideMark/>
+          </w:tcPr>
+          <w:p>
+            <w:pPr>
+              <w:rPr>
+                <w:rFonts w:cs="Times New Roman"/>
+                <w:szCs w:val="28"/>
+                <w:lang w:val="en-RU"/>
+              </w:rPr>
+            </w:pPr>
+            <w:r>
+              <w:rPr>
+                <w:rFonts w:cs="Times New Roman"/>
+                <w:szCs w:val="28"/>
+                <w:lang w:val="en-RU"/>
+              </w:rPr>
+              <w:t>2</w:t>
+            </w:r>
+          </w:p>
+        </w:tc>
+        <w:tc>
+          <w:tcPr>
+            <w:tcW w:w="0" w:type="auto"/>
+            <w:hideMark/>
+          </w:tcPr>
+          <w:p>
+            <w:pPr>
+              <w:rPr>
+                <w:rFonts w:cs="Times New Roman"/>
+                <w:szCs w:val="28"/>
+                <w:lang w:val="en-RU"/>
+              </w:rPr>
+            </w:pPr>
+            <w:r>
+              <w:rPr>
+                <w:rFonts w:cs="Times New Roman"/>
+                <w:szCs w:val="28"/>
+                <w:lang w:val="en-RU"/>
+              </w:rPr>
+              <w:t>2</w:t>
+            </w:r>
+          </w:p>
+        </w:tc>
+        <w:tc>
+          <w:tcPr>
+            <w:tcW w:w="0" w:type="auto"/>
+            <w:hideMark/>
+          </w:tcPr>
+          <w:p>
+            <w:pPr>
+              <w:rPr>
+                <w:rFonts w:cs="Times New Roman"/>
+                <w:szCs w:val="28"/>
+                <w:lang w:val="en-RU"/>
+              </w:rPr>
+            </w:pPr>
+          </w:p>
+        </w:tc>
+        <w:tc>
+          <w:tcPr>
+            <w:tcW w:w="0" w:type="auto"/>
+            <w:hideMark/>
+          </w:tcPr>
+          <w:p>
+            <w:pPr>
+              <w:rPr>
+                <w:rFonts w:cs="Times New Roman"/>
+                <w:szCs w:val="28"/>
+                <w:lang w:val="en-RU"/>
+              </w:rPr>
+            </w:pPr>
+            <w:r>
+              <w:rPr>
+                <w:rFonts w:cs="Times New Roman"/>
+                <w:szCs w:val="28"/>
+                <w:lang w:val="en-RU"/>
+              </w:rPr>
+              <w:t>4</w:t>
+            </w:r>
+          </w:p>
+        </w:tc>
+        <w:tc>
+          <w:tcPr>
+            <w:tcW w:w="0" w:type="auto"/>
+            <w:hideMark/>
+          </w:tcPr>
+          <w:p>
+            <w:pPr>
+              <w:rPr>
+                <w:rFonts w:cs="Times New Roman"/>
+                <w:szCs w:val="28"/>
+                <w:lang w:val="en-RU"/>
+              </w:rPr>
+            </w:pPr>
+          </w:p>
+        </w:tc>
+        <w:tc>
+          <w:tcPr>
+            <w:tcW w:w="0" w:type="auto"/>
+            <w:hideMark/>
+          </w:tcPr>
+          <w:p>
+            <w:pPr>
+              <w:rPr>
+                <w:rFonts w:cs="Times New Roman"/>
+                <w:szCs w:val="28"/>
+                <w:lang w:val="en-RU"/>
+              </w:rPr>
+            </w:pPr>
+          </w:p>
+        </w:tc>
+        <w:tc>
+          <w:tcPr>
+            <w:tcW w:w="0" w:type="auto"/>
+            <w:hideMark/>
+          </w:tcPr>
+          <w:p>
+            <w:pPr>
+              <w:rPr>
+                <w:rFonts w:cs="Times New Roman"/>
+                <w:szCs w:val="28"/>
+                <w:lang w:val="en-RU"/>
+              </w:rPr>
+            </w:pPr>
+          </w:p>
+        </w:tc>
+        <w:tc>
+          <w:tcPr>
+            <w:tcW w:w="0" w:type="auto"/>
+            <w:hideMark/>
+          </w:tcPr>
+          <w:p>
+            <w:pPr>
+              <w:rPr>
+                <w:rFonts w:cs="Times New Roman"/>
+                <w:szCs w:val="28"/>
+                <w:lang w:val="en-RU"/>
+              </w:rPr>
+            </w:pPr>
+            <w:r>
+              <w:rPr>
+                <w:rFonts w:cs="Times New Roman"/>
+                <w:szCs w:val="28"/>
+                <w:lang w:val="en-RU"/>
+              </w:rPr>
+              <w:t>4</w:t>
+            </w:r>
+          </w:p>
+        </w:tc>
+        <w:tc>
+          <w:tcPr>
+            <w:tcW w:w="0" w:type="auto"/>
+            <w:hideMark/>
+          </w:tcPr>
+          <w:p>
+            <w:pPr>
+              <w:rPr>
+                <w:rFonts w:cs="Times New Roman"/>
+                <w:szCs w:val="28"/>
+                <w:lang w:val="en-RU"/>
+              </w:rPr>
+            </w:pPr>
+            <w:r>
+              <w:rPr>
+                <w:rFonts w:cs="Times New Roman"/>
+                <w:szCs w:val="28"/>
+                <w:lang w:val="en-RU"/>
+              </w:rPr>
+              <w:t>0</w:t>
+            </w:r>
+          </w:p>
+        </w:tc>
+        <w:tc>
+          <w:tcPr>
+            <w:tcW w:w="0" w:type="auto"/>
+            <w:hideMark/>
+          </w:tcPr>
+          <w:p>
+            <w:pPr>
+              <w:rPr>
+                <w:rFonts w:cs="Times New Roman"/>
+                <w:szCs w:val="28"/>
+                <w:lang w:val="en-RU"/>
+              </w:rPr>
+            </w:pPr>
+          </w:p>
+        </w:tc>
+      </w:tr>
+      <w:tr>
+        <w:tc>
+          <w:tcPr>
+            <w:tcW w:w="0" w:type="auto"/>
+            <w:hideMark/>
+          </w:tcPr>
+          <w:p>
+            <w:pPr>
+              <w:rPr>
+                <w:rFonts w:cs="Times New Roman"/>
+                <w:szCs w:val="28"/>
+                <w:lang w:val="en-RU"/>
+              </w:rPr>
+            </w:pPr>
+            <w:r>
+              <w:rPr>
+                <w:rFonts w:cs="Times New Roman"/>
+                <w:szCs w:val="28"/>
+                <w:lang w:val="en-RU"/>
+              </w:rPr>
+              <w:t>e12</w:t>
+            </w:r>
+          </w:p>
+        </w:tc>
+        <w:tc>
+          <w:tcPr>
+            <w:tcW w:w="0" w:type="auto"/>
+            <w:hideMark/>
+          </w:tcPr>
+          <w:p>
+            <w:pPr>
+              <w:rPr>
+                <w:rFonts w:cs="Times New Roman"/>
+                <w:szCs w:val="28"/>
+                <w:lang w:val="en-RU"/>
+              </w:rPr>
+            </w:pPr>
+          </w:p>
+        </w:tc>
+        <w:tc>
+          <w:tcPr>
+            <w:tcW w:w="0" w:type="auto"/>
+            <w:hideMark/>
+          </w:tcPr>
+          <w:p>
+            <w:pPr>
+              <w:rPr>
+                <w:rFonts w:cs="Times New Roman"/>
+                <w:szCs w:val="28"/>
+                <w:lang w:val="en-RU"/>
+              </w:rPr>
+            </w:pPr>
+            <w:r>
+              <w:rPr>
+                <w:rFonts w:cs="Times New Roman"/>
+                <w:szCs w:val="28"/>
+                <w:lang w:val="en-RU"/>
+              </w:rPr>
+              <w:t>2</w:t>
+            </w:r>
+          </w:p>
+        </w:tc>
+        <w:tc>
+          <w:tcPr>
+            <w:tcW w:w="0" w:type="auto"/>
+            <w:hideMark/>
+          </w:tcPr>
+          <w:p>
+            <w:pPr>
+              <w:rPr>
+                <w:rFonts w:cs="Times New Roman"/>
+                <w:szCs w:val="28"/>
+                <w:lang w:val="en-RU"/>
+              </w:rPr>
+            </w:pPr>
+          </w:p>
+        </w:tc>
+        <w:tc>
+          <w:tcPr>
+            <w:tcW w:w="0" w:type="auto"/>
+            <w:hideMark/>
+          </w:tcPr>
+          <w:p>
+            <w:pPr>
+              <w:rPr>
+                <w:rFonts w:cs="Times New Roman"/>
+                <w:szCs w:val="28"/>
+                <w:lang w:val="en-RU"/>
+              </w:rPr>
+            </w:pPr>
+            <w:r>
+              <w:rPr>
+                <w:rFonts w:cs="Times New Roman"/>
+                <w:szCs w:val="28"/>
+                <w:lang w:val="en-RU"/>
+              </w:rPr>
+              <w:t>5</w:t>
+            </w:r>
+          </w:p>
+        </w:tc>
+        <w:tc>
+          <w:tcPr>
+            <w:tcW w:w="0" w:type="auto"/>
+            <w:hideMark/>
+          </w:tcPr>
+          <w:p>
+            <w:pPr>
+              <w:rPr>
+                <w:rFonts w:cs="Times New Roman"/>
+                <w:szCs w:val="28"/>
+                <w:lang w:val="en-RU"/>
+              </w:rPr>
+            </w:pPr>
+          </w:p>
+        </w:tc>
+        <w:tc>
+          <w:tcPr>
+            <w:tcW w:w="0" w:type="auto"/>
+            <w:hideMark/>
+          </w:tcPr>
+          <w:p>
+            <w:pPr>
+              <w:rPr>
+                <w:rFonts w:cs="Times New Roman"/>
+                <w:szCs w:val="28"/>
+                <w:lang w:val="en-RU"/>
+              </w:rPr>
+            </w:pPr>
+            <w:r>
+              <w:rPr>
+                <w:rFonts w:cs="Times New Roman"/>
+                <w:szCs w:val="28"/>
+                <w:lang w:val="en-RU"/>
+              </w:rPr>
+              <w:t>5</w:t>
+            </w:r>
+          </w:p>
+        </w:tc>
+        <w:tc>
+          <w:tcPr>
+            <w:tcW w:w="0" w:type="auto"/>
+            <w:hideMark/>
+          </w:tcPr>
+          <w:p>
+            <w:pPr>
+              <w:rPr>
+                <w:rFonts w:cs="Times New Roman"/>
+                <w:szCs w:val="28"/>
+                <w:lang w:val="en-RU"/>
+              </w:rPr>
+            </w:pPr>
+          </w:p>
+        </w:tc>
+        <w:tc>
+          <w:tcPr>
+            <w:tcW w:w="0" w:type="auto"/>
+            <w:hideMark/>
+          </w:tcPr>
+          <w:p>
+            <w:pPr>
+              <w:rPr>
+                <w:rFonts w:cs="Times New Roman"/>
+                <w:szCs w:val="28"/>
+                <w:lang w:val="en-RU"/>
+              </w:rPr>
+            </w:pPr>
+          </w:p>
+        </w:tc>
+        <w:tc>
+          <w:tcPr>
+            <w:tcW w:w="0" w:type="auto"/>
+            <w:hideMark/>
+          </w:tcPr>
+          <w:p>
+            <w:pPr>
+              <w:rPr>
+                <w:rFonts w:cs="Times New Roman"/>
+                <w:szCs w:val="28"/>
+                <w:lang w:val="en-RU"/>
+              </w:rPr>
+            </w:pPr>
+            <w:r>
+              <w:rPr>
+                <w:rFonts w:cs="Times New Roman"/>
+                <w:szCs w:val="28"/>
+                <w:lang w:val="en-RU"/>
+              </w:rPr>
+              <w:t>1</w:t>
+            </w:r>
+          </w:p>
+        </w:tc>
+        <w:tc>
+          <w:tcPr>
+            <w:tcW w:w="0" w:type="auto"/>
+            <w:hideMark/>
+          </w:tcPr>
+          <w:p>
+            <w:pPr>
+              <w:rPr>
+                <w:rFonts w:cs="Times New Roman"/>
+                <w:szCs w:val="28"/>
+                <w:lang w:val="en-RU"/>
+              </w:rPr>
+            </w:pPr>
+          </w:p>
+        </w:tc>
+        <w:tc>
+          <w:tcPr>
+            <w:tcW w:w="0" w:type="auto"/>
+            <w:hideMark/>
+          </w:tcPr>
+          <w:p>
+            <w:pPr>
+              <w:rPr>
+                <w:rFonts w:cs="Times New Roman"/>
+                <w:szCs w:val="28"/>
+                <w:lang w:val="en-RU"/>
+              </w:rPr>
+            </w:pPr>
+          </w:p>
+        </w:tc>
+        <w:tc>
+          <w:tcPr>
+            <w:tcW w:w="0" w:type="auto"/>
+            <w:hideMark/>
+          </w:tcPr>
+          <w:p>
+            <w:pPr>
+              <w:rPr>
+                <w:rFonts w:cs="Times New Roman"/>
+                <w:szCs w:val="28"/>
+                <w:lang w:val="en-RU"/>
+              </w:rPr>
+            </w:pPr>
+            <w:r>
+              <w:rPr>
+                <w:rFonts w:cs="Times New Roman"/>
+                <w:szCs w:val="28"/>
+                <w:lang w:val="en-RU"/>
+              </w:rPr>
+              <w:t>0</w:t>
+            </w:r>
+          </w:p>
+        </w:tc>
+      </w:tr>
+    </w:tbl>
+    <w:p>
+      <w:pPr>
+        <w:rPr>
+          <w:rFonts w:cs="Times New Roman"/>
+          <w:szCs w:val="28"/>
+          <w:lang w:val="en-RU"/>
+        </w:rPr>
+      </w:pPr>
+    </w:p>
+    <w:p>
+      <w:pPr>
+        <w:rPr>
+          <w:rFonts w:cs="Times New Roman"/>
+          <w:szCs w:val="28"/>
+          <w:lang w:val="en-RU"/>
+        </w:rPr>
+      </w:pPr>
+    </w:p>
+    <w:p>
+      <w:pPr>
+        <w:rPr>
+          <w:rFonts w:cs="Times New Roman"/>
+          <w:szCs w:val="28"/>
+          <w:lang w:val="en-RU"/>
+        </w:rPr>
+      </w:pPr>
+      <w:r>
+        <w:rPr>
+          <w:rFonts w:cs="Times New Roman"/>
+          <w:szCs w:val="28"/>
+          <w:lang w:val="en-RU"/>
+        </w:rPr>
+        <w:lastRenderedPageBreak/>
+        <w:t>G</w:t>
+      </w:r>
+      <w:r>
+        <w:rPr>
+          <w:rFonts w:cs="Times New Roman"/>
+          <w:szCs w:val="28"/>
+          <w:vertAlign w:val="subscript"/>
+          <w:lang w:val="en-RU"/>
+        </w:rPr>
+        <w:t>2</w:t>
+      </w:r>
+      <w:r>
+        <w:rPr>
+          <w:rFonts w:cs="Times New Roman"/>
+          <w:szCs w:val="28"/>
+          <w:lang w:val="en-RU"/>
+        </w:rPr>
+        <w:t>:</w:t>
+      </w:r>
+    </w:p>
+    <w:tbl>
+      <w:tblPr>
+        <w:tblStyle w:val="TableGrid"/>
+        <w:tblW w:w="0" w:type="auto"/>
+        <w:tblLook w:val="04A0" w:firstRow="1" w:lastRow="0" w:firstColumn="1" w:lastColumn="0" w:noHBand="0" w:noVBand="1"/>
+      </w:tblPr>
+      <w:tblGrid>
+        <w:gridCol w:w="699"/>
+        <w:gridCol w:w="496"/>
+        <w:gridCol w:w="496"/>
+        <w:gridCol w:w="496"/>
+        <w:gridCol w:w="496"/>
+        <w:gridCol w:w="496"/>
+        <w:gridCol w:w="496"/>
+        <w:gridCol w:w="496"/>
+        <w:gridCol w:w="496"/>
+        <w:gridCol w:w="496"/>
+        <w:gridCol w:w="636"/>
+        <w:gridCol w:w="626"/>
+        <w:gridCol w:w="636"/>
+      </w:tblGrid>
+      <w:tr>
+        <w:tc>
+          <w:tcPr>
+            <w:tcW w:w="0" w:type="auto"/>
+            <w:hideMark/>
+          </w:tcPr>
+          <w:p>
+            <w:pPr>
+              <w:rPr>
+                <w:rFonts w:cs="Times New Roman"/>
+                <w:szCs w:val="28"/>
+                <w:lang w:val="en-RU"/>
+              </w:rPr>
+            </w:pPr>
+            <w:r>
+              <w:rPr>
+                <w:rFonts w:cs="Times New Roman"/>
+                <w:szCs w:val="28"/>
+                <w:lang w:val="en-RU"/>
+              </w:rPr>
+              <w:t>V/V</w:t>
+            </w:r>
+          </w:p>
+        </w:tc>
+        <w:tc>
+          <w:tcPr>
+            <w:tcW w:w="0" w:type="auto"/>
+            <w:hideMark/>
+          </w:tcPr>
+          <w:p>
+            <w:pPr>
+              <w:rPr>
+                <w:rFonts w:cs="Times New Roman"/>
+                <w:szCs w:val="28"/>
+                <w:lang w:val="en-RU"/>
+              </w:rPr>
+            </w:pPr>
+            <w:r>
+              <w:rPr>
+                <w:rFonts w:cs="Times New Roman"/>
+                <w:szCs w:val="28"/>
+                <w:lang w:val="en-RU"/>
+              </w:rPr>
+              <w:t>y1</w:t>
+            </w:r>
+          </w:p>
+        </w:tc>
+        <w:tc>
+          <w:tcPr>
+            <w:tcW w:w="0" w:type="auto"/>
+            <w:hideMark/>
+          </w:tcPr>
+          <w:p>
+            <w:pPr>
+              <w:rPr>
+                <w:rFonts w:cs="Times New Roman"/>
+                <w:szCs w:val="28"/>
+                <w:lang w:val="en-RU"/>
+              </w:rPr>
+            </w:pPr>
+            <w:r>
+              <w:rPr>
+                <w:rFonts w:cs="Times New Roman"/>
+                <w:szCs w:val="28"/>
+                <w:lang w:val="en-RU"/>
+              </w:rPr>
+              <w:t>y2</w:t>
+            </w:r>
+          </w:p>
+        </w:tc>
+        <w:tc>
+          <w:tcPr>
+            <w:tcW w:w="0" w:type="auto"/>
+            <w:hideMark/>
+          </w:tcPr>
+          <w:p>
+            <w:pPr>
+              <w:rPr>
+                <w:rFonts w:cs="Times New Roman"/>
+                <w:szCs w:val="28"/>
+                <w:lang w:val="en-RU"/>
+              </w:rPr>
+            </w:pPr>
+            <w:r>
+              <w:rPr>
+                <w:rFonts w:cs="Times New Roman"/>
+                <w:szCs w:val="28"/>
+                <w:lang w:val="en-RU"/>
+              </w:rPr>
+              <w:t>y3</w:t>
+            </w:r>
+          </w:p>
+        </w:tc>
+        <w:tc>
+          <w:tcPr>
+            <w:tcW w:w="0" w:type="auto"/>
+            <w:hideMark/>
+          </w:tcPr>
+          <w:p>
+            <w:pPr>
+              <w:rPr>
+                <w:rFonts w:cs="Times New Roman"/>
+                <w:szCs w:val="28"/>
+                <w:lang w:val="en-RU"/>
+              </w:rPr>
+            </w:pPr>
+            <w:r>
+              <w:rPr>
+                <w:rFonts w:cs="Times New Roman"/>
+                <w:szCs w:val="28"/>
+                <w:lang w:val="en-RU"/>
+              </w:rPr>
+              <w:t>y4</w:t>
+            </w:r>
+          </w:p>
+        </w:tc>
+        <w:tc>
+          <w:tcPr>
+            <w:tcW w:w="0" w:type="auto"/>
+            <w:hideMark/>
+          </w:tcPr>
+          <w:p>
+            <w:pPr>
+              <w:rPr>
+                <w:rFonts w:cs="Times New Roman"/>
+                <w:szCs w:val="28"/>
+                <w:lang w:val="en-RU"/>
+              </w:rPr>
+            </w:pPr>
+            <w:r>
+              <w:rPr>
+                <w:rFonts w:cs="Times New Roman"/>
+                <w:szCs w:val="28"/>
+                <w:lang w:val="en-RU"/>
+              </w:rPr>
+              <w:t>y5</w:t>
+            </w:r>
+          </w:p>
+        </w:tc>
+        <w:tc>
+          <w:tcPr>
+            <w:tcW w:w="0" w:type="auto"/>
+            <w:hideMark/>
+          </w:tcPr>
+          <w:p>
+            <w:pPr>
+              <w:rPr>
+                <w:rFonts w:cs="Times New Roman"/>
+                <w:szCs w:val="28"/>
+                <w:lang w:val="en-RU"/>
+              </w:rPr>
+            </w:pPr>
+            <w:r>
+              <w:rPr>
+                <w:rFonts w:cs="Times New Roman"/>
+                <w:szCs w:val="28"/>
+                <w:lang w:val="en-RU"/>
+              </w:rPr>
+              <w:t>y6</w:t>
+            </w:r>
+          </w:p>
+        </w:tc>
+        <w:tc>
+          <w:tcPr>
+            <w:tcW w:w="0" w:type="auto"/>
+            <w:hideMark/>
+          </w:tcPr>
+          <w:p>
+            <w:pPr>
+              <w:rPr>
+                <w:rFonts w:cs="Times New Roman"/>
+                <w:szCs w:val="28"/>
+                <w:lang w:val="en-RU"/>
+              </w:rPr>
+            </w:pPr>
+            <w:r>
+              <w:rPr>
+                <w:rFonts w:cs="Times New Roman"/>
+                <w:szCs w:val="28"/>
+                <w:lang w:val="en-RU"/>
+              </w:rPr>
+              <w:t>y7</w:t>
+            </w:r>
+          </w:p>
+        </w:tc>
+        <w:tc>
+          <w:tcPr>
+            <w:tcW w:w="0" w:type="auto"/>
+            <w:hideMark/>
+          </w:tcPr>
+          <w:p>
+            <w:pPr>
+              <w:rPr>
+                <w:rFonts w:cs="Times New Roman"/>
+                <w:szCs w:val="28"/>
+                <w:lang w:val="en-RU"/>
+              </w:rPr>
+            </w:pPr>
+            <w:r>
+              <w:rPr>
+                <w:rFonts w:cs="Times New Roman"/>
+                <w:szCs w:val="28"/>
+                <w:lang w:val="en-RU"/>
+              </w:rPr>
+              <w:t>y8</w:t>
+            </w:r>
+          </w:p>
+        </w:tc>
+        <w:tc>
+          <w:tcPr>
+            <w:tcW w:w="0" w:type="auto"/>
+            <w:hideMark/>
+          </w:tcPr>
+          <w:p>
+            <w:pPr>
+              <w:rPr>
+                <w:rFonts w:cs="Times New Roman"/>
+                <w:szCs w:val="28"/>
+                <w:lang w:val="en-RU"/>
+              </w:rPr>
+            </w:pPr>
+            <w:r>
+              <w:rPr>
+                <w:rFonts w:cs="Times New Roman"/>
+                <w:szCs w:val="28"/>
+                <w:lang w:val="en-RU"/>
+              </w:rPr>
+              <w:t>y9</w:t>
+            </w:r>
+          </w:p>
+        </w:tc>
+        <w:tc>
+          <w:tcPr>
+            <w:tcW w:w="0" w:type="auto"/>
+            <w:hideMark/>
+          </w:tcPr>
+          <w:p>
+            <w:pPr>
+              <w:rPr>
+                <w:rFonts w:cs="Times New Roman"/>
+                <w:szCs w:val="28"/>
+                <w:lang w:val="en-RU"/>
+              </w:rPr>
+            </w:pPr>
+            <w:r>
+              <w:rPr>
+                <w:rFonts w:cs="Times New Roman"/>
+                <w:szCs w:val="28"/>
+                <w:lang w:val="en-RU"/>
+              </w:rPr>
+              <w:t>y10</w:t>
+            </w:r>
+          </w:p>
+        </w:tc>
+        <w:tc>
+          <w:tcPr>
+            <w:tcW w:w="0" w:type="auto"/>
+            <w:hideMark/>
+          </w:tcPr>
+          <w:p>
+            <w:pPr>
+              <w:rPr>
+                <w:rFonts w:cs="Times New Roman"/>
+                <w:szCs w:val="28"/>
+                <w:lang w:val="en-RU"/>
+              </w:rPr>
+            </w:pPr>
+            <w:r>
+              <w:rPr>
+                <w:rFonts w:cs="Times New Roman"/>
+                <w:szCs w:val="28"/>
+                <w:lang w:val="en-RU"/>
+              </w:rPr>
+              <w:t>y11</w:t>
+            </w:r>
+          </w:p>
+        </w:tc>
+        <w:tc>
+          <w:tcPr>
+            <w:tcW w:w="0" w:type="auto"/>
+            <w:hideMark/>
+          </w:tcPr>
+          <w:p>
+            <w:pPr>
+              <w:rPr>
+                <w:rFonts w:cs="Times New Roman"/>
+                <w:szCs w:val="28"/>
+                <w:lang w:val="en-RU"/>
+              </w:rPr>
+            </w:pPr>
+            <w:r>
+              <w:rPr>
+                <w:rFonts w:cs="Times New Roman"/>
+                <w:szCs w:val="28"/>
+                <w:lang w:val="en-RU"/>
+              </w:rPr>
+              <w:t>y12</w:t>
+            </w:r>
+          </w:p>
+        </w:tc>
+      </w:tr>
+      <w:tr>
+        <w:tc>
+          <w:tcPr>
+            <w:tcW w:w="0" w:type="auto"/>
+            <w:hideMark/>
+          </w:tcPr>
+          <w:p>
+            <w:pPr>
+              <w:rPr>
+                <w:rFonts w:cs="Times New Roman"/>
+                <w:szCs w:val="28"/>
+                <w:lang w:val="en-RU"/>
+              </w:rPr>
+            </w:pPr>
+            <w:r>
+              <w:rPr>
+                <w:rFonts w:cs="Times New Roman"/>
+                <w:szCs w:val="28"/>
+                <w:lang w:val="en-RU"/>
+              </w:rPr>
+              <w:t>y1</w:t>
+            </w:r>
+          </w:p>
+        </w:tc>
+        <w:tc>
+          <w:tcPr>
+            <w:tcW w:w="0" w:type="auto"/>
+            <w:hideMark/>
+          </w:tcPr>
+          <w:p>
+            <w:pPr>
+              <w:rPr>
+                <w:rFonts w:cs="Times New Roman"/>
+                <w:szCs w:val="28"/>
+                <w:lang w:val="en-RU"/>
+              </w:rPr>
+            </w:pPr>
+            <w:r>
+              <w:rPr>
+                <w:rFonts w:cs="Times New Roman"/>
+                <w:szCs w:val="28"/>
+                <w:lang w:val="en-RU"/>
+              </w:rPr>
+              <w:t>0</w:t>
+            </w:r>
+          </w:p>
+        </w:tc>
+        <w:tc>
+          <w:tcPr>
+            <w:tcW w:w="0" w:type="auto"/>
+            <w:hideMark/>
+          </w:tcPr>
+          <w:p>
+            <w:pPr>
+              <w:rPr>
+                <w:rFonts w:cs="Times New Roman"/>
+                <w:szCs w:val="28"/>
+                <w:lang w:val="en-RU"/>
+              </w:rPr>
+            </w:pPr>
+            <w:r>
+              <w:rPr>
+                <w:rFonts w:cs="Times New Roman"/>
+                <w:szCs w:val="28"/>
+                <w:lang w:val="en-RU"/>
+              </w:rPr>
+              <w:t>2</w:t>
+            </w:r>
+          </w:p>
+        </w:tc>
+        <w:tc>
+          <w:tcPr>
+            <w:tcW w:w="0" w:type="auto"/>
+            <w:hideMark/>
+          </w:tcPr>
+          <w:p>
+            <w:pPr>
+              <w:rPr>
+                <w:rFonts w:cs="Times New Roman"/>
+                <w:szCs w:val="28"/>
+                <w:lang w:val="en-RU"/>
+              </w:rPr>
+            </w:pPr>
+            <w:r>
+              <w:rPr>
+                <w:rFonts w:cs="Times New Roman"/>
+                <w:szCs w:val="28"/>
+                <w:lang w:val="en-RU"/>
+              </w:rPr>
+              <w:t>5</w:t>
+            </w:r>
+          </w:p>
+        </w:tc>
+        <w:tc>
+          <w:tcPr>
+            <w:tcW w:w="0" w:type="auto"/>
+            <w:hideMark/>
+          </w:tcPr>
+          <w:p>
+            <w:pPr>
+              <w:rPr>
+                <w:rFonts w:cs="Times New Roman"/>
+                <w:szCs w:val="28"/>
+                <w:lang w:val="en-RU"/>
+              </w:rPr>
+            </w:pPr>
+            <w:r>
+              <w:rPr>
+                <w:rFonts w:cs="Times New Roman"/>
+                <w:szCs w:val="28"/>
+                <w:lang w:val="en-RU"/>
+              </w:rPr>
+              <w:t>5</w:t>
+            </w:r>
+          </w:p>
+        </w:tc>
+        <w:tc>
+          <w:tcPr>
+            <w:tcW w:w="0" w:type="auto"/>
+            <w:hideMark/>
+          </w:tcPr>
+          <w:p>
+            <w:pPr>
+              <w:rPr>
+                <w:rFonts w:cs="Times New Roman"/>
+                <w:szCs w:val="28"/>
+                <w:lang w:val="en-RU"/>
+              </w:rPr>
+            </w:pPr>
+          </w:p>
+        </w:tc>
+        <w:tc>
+          <w:tcPr>
+            <w:tcW w:w="0" w:type="auto"/>
+            <w:hideMark/>
+          </w:tcPr>
+          <w:p>
+            <w:pPr>
+              <w:rPr>
+                <w:rFonts w:cs="Times New Roman"/>
+                <w:szCs w:val="28"/>
+                <w:lang w:val="en-RU"/>
+              </w:rPr>
+            </w:pPr>
+            <w:r>
+              <w:rPr>
+                <w:rFonts w:cs="Times New Roman"/>
+                <w:szCs w:val="28"/>
+                <w:lang w:val="en-RU"/>
+              </w:rPr>
+              <w:t>3</w:t>
+            </w:r>
+          </w:p>
+        </w:tc>
+        <w:tc>
+          <w:tcPr>
+            <w:tcW w:w="0" w:type="auto"/>
+            <w:hideMark/>
+          </w:tcPr>
+          <w:p>
+            <w:pPr>
+              <w:rPr>
+                <w:rFonts w:cs="Times New Roman"/>
+                <w:szCs w:val="28"/>
+                <w:lang w:val="en-RU"/>
+              </w:rPr>
+            </w:pPr>
+          </w:p>
+        </w:tc>
+        <w:tc>
+          <w:tcPr>
+            <w:tcW w:w="0" w:type="auto"/>
+            <w:hideMark/>
+          </w:tcPr>
+          <w:p>
+            <w:pPr>
+              <w:rPr>
+                <w:rFonts w:cs="Times New Roman"/>
+                <w:szCs w:val="28"/>
+                <w:lang w:val="en-RU"/>
+              </w:rPr>
+            </w:pPr>
+            <w:r>
+              <w:rPr>
+                <w:rFonts w:cs="Times New Roman"/>
+                <w:szCs w:val="28"/>
+                <w:lang w:val="en-RU"/>
+              </w:rPr>
+              <w:t>2</w:t>
+            </w:r>
+          </w:p>
+        </w:tc>
+        <w:tc>
+          <w:tcPr>
+            <w:tcW w:w="0" w:type="auto"/>
+            <w:hideMark/>
+          </w:tcPr>
+          <w:p>
+            <w:pPr>
+              <w:rPr>
+                <w:rFonts w:cs="Times New Roman"/>
+                <w:szCs w:val="28"/>
+                <w:lang w:val="en-RU"/>
+              </w:rPr>
+            </w:pPr>
+            <w:r>
+              <w:rPr>
+                <w:rFonts w:cs="Times New Roman"/>
+                <w:szCs w:val="28"/>
+                <w:lang w:val="en-RU"/>
+              </w:rPr>
+              <w:t>2</w:t>
+            </w:r>
+          </w:p>
+        </w:tc>
+        <w:tc>
+          <w:tcPr>
+            <w:tcW w:w="0" w:type="auto"/>
+            <w:hideMark/>
+          </w:tcPr>
+          <w:p>
+            <w:pPr>
+              <w:rPr>
+                <w:rFonts w:cs="Times New Roman"/>
+                <w:szCs w:val="28"/>
+                <w:lang w:val="en-RU"/>
+              </w:rPr>
+            </w:pPr>
+            <w:r>
+              <w:rPr>
+                <w:rFonts w:cs="Times New Roman"/>
+                <w:szCs w:val="28"/>
+                <w:lang w:val="en-RU"/>
+              </w:rPr>
+              <w:t>5</w:t>
+            </w:r>
+          </w:p>
+        </w:tc>
+        <w:tc>
+          <w:tcPr>
+            <w:tcW w:w="0" w:type="auto"/>
+            <w:hideMark/>
+          </w:tcPr>
+          <w:p>
+            <w:pPr>
+              <w:rPr>
+                <w:rFonts w:cs="Times New Roman"/>
+                <w:szCs w:val="28"/>
+                <w:lang w:val="en-RU"/>
+              </w:rPr>
+            </w:pPr>
+            <w:r>
+              <w:rPr>
+                <w:rFonts w:cs="Times New Roman"/>
+                <w:szCs w:val="28"/>
+                <w:lang w:val="en-RU"/>
+              </w:rPr>
+              <w:t>3</w:t>
+            </w:r>
+          </w:p>
+        </w:tc>
+        <w:tc>
+          <w:tcPr>
+            <w:tcW w:w="0" w:type="auto"/>
+            <w:hideMark/>
+          </w:tcPr>
+          <w:p>
+            <w:pPr>
+              <w:rPr>
+                <w:rFonts w:cs="Times New Roman"/>
+                <w:szCs w:val="28"/>
+                <w:lang w:val="en-RU"/>
+              </w:rPr>
+            </w:pPr>
+          </w:p>
+        </w:tc>
+      </w:tr>
+      <w:tr>
+        <w:tc>
+          <w:tcPr>
+            <w:tcW w:w="0" w:type="auto"/>
+            <w:hideMark/>
+          </w:tcPr>
+          <w:p>
+            <w:pPr>
+              <w:rPr>
+                <w:rFonts w:cs="Times New Roman"/>
+                <w:szCs w:val="28"/>
+                <w:lang w:val="en-RU"/>
+              </w:rPr>
+            </w:pPr>
+            <w:r>
+              <w:rPr>
+                <w:rFonts w:cs="Times New Roman"/>
+                <w:szCs w:val="28"/>
+                <w:lang w:val="en-RU"/>
+              </w:rPr>
+              <w:t>y2</w:t>
+            </w:r>
+          </w:p>
+        </w:tc>
+        <w:tc>
+          <w:tcPr>
+            <w:tcW w:w="0" w:type="auto"/>
+            <w:hideMark/>
+          </w:tcPr>
+          <w:p>
+            <w:pPr>
+              <w:rPr>
+                <w:rFonts w:cs="Times New Roman"/>
+                <w:szCs w:val="28"/>
+                <w:lang w:val="en-RU"/>
+              </w:rPr>
+            </w:pPr>
+            <w:r>
+              <w:rPr>
+                <w:rFonts w:cs="Times New Roman"/>
+                <w:szCs w:val="28"/>
+                <w:lang w:val="en-RU"/>
+              </w:rPr>
+              <w:t>2</w:t>
+            </w:r>
+          </w:p>
+        </w:tc>
+        <w:tc>
+          <w:tcPr>
+            <w:tcW w:w="0" w:type="auto"/>
+            <w:hideMark/>
+          </w:tcPr>
+          <w:p>
+            <w:pPr>
+              <w:rPr>
+                <w:rFonts w:cs="Times New Roman"/>
+                <w:szCs w:val="28"/>
+                <w:lang w:val="en-RU"/>
+              </w:rPr>
+            </w:pPr>
+            <w:r>
+              <w:rPr>
+                <w:rFonts w:cs="Times New Roman"/>
+                <w:szCs w:val="28"/>
+                <w:lang w:val="en-RU"/>
+              </w:rPr>
+              <w:t>0</w:t>
+            </w:r>
+          </w:p>
+        </w:tc>
+        <w:tc>
+          <w:tcPr>
+            <w:tcW w:w="0" w:type="auto"/>
+            <w:hideMark/>
+          </w:tcPr>
+          <w:p>
+            <w:pPr>
+              <w:rPr>
+                <w:rFonts w:cs="Times New Roman"/>
+                <w:szCs w:val="28"/>
+                <w:lang w:val="en-RU"/>
+              </w:rPr>
+            </w:pPr>
+            <w:r>
+              <w:rPr>
+                <w:rFonts w:cs="Times New Roman"/>
+                <w:szCs w:val="28"/>
+                <w:lang w:val="en-RU"/>
+              </w:rPr>
+              <w:t>2</w:t>
+            </w:r>
+          </w:p>
+        </w:tc>
+        <w:tc>
+          <w:tcPr>
+            <w:tcW w:w="0" w:type="auto"/>
+            <w:hideMark/>
+          </w:tcPr>
+          <w:p>
+            <w:pPr>
+              <w:rPr>
+                <w:rFonts w:cs="Times New Roman"/>
+                <w:szCs w:val="28"/>
+                <w:lang w:val="en-RU"/>
+              </w:rPr>
+            </w:pPr>
+            <w:r>
+              <w:rPr>
+                <w:rFonts w:cs="Times New Roman"/>
+                <w:szCs w:val="28"/>
+                <w:lang w:val="en-RU"/>
+              </w:rPr>
+              <w:t>4</w:t>
+            </w:r>
+          </w:p>
+        </w:tc>
+        <w:tc>
+          <w:tcPr>
+            <w:tcW w:w="0" w:type="auto"/>
+            <w:hideMark/>
+          </w:tcPr>
+          <w:p>
+            <w:pPr>
+              <w:rPr>
+                <w:rFonts w:cs="Times New Roman"/>
+                <w:szCs w:val="28"/>
+                <w:lang w:val="en-RU"/>
+              </w:rPr>
+            </w:pPr>
+            <w:r>
+              <w:rPr>
+                <w:rFonts w:cs="Times New Roman"/>
+                <w:szCs w:val="28"/>
+                <w:lang w:val="en-RU"/>
+              </w:rPr>
+              <w:t>1</w:t>
+            </w:r>
+          </w:p>
+        </w:tc>
+        <w:tc>
+          <w:tcPr>
+            <w:tcW w:w="0" w:type="auto"/>
+            <w:hideMark/>
+          </w:tcPr>
+          <w:p>
+            <w:pPr>
+              <w:rPr>
+                <w:rFonts w:cs="Times New Roman"/>
+                <w:szCs w:val="28"/>
+                <w:lang w:val="en-RU"/>
+              </w:rPr>
+            </w:pPr>
+            <w:r>
+              <w:rPr>
+                <w:rFonts w:cs="Times New Roman"/>
+                <w:szCs w:val="28"/>
+                <w:lang w:val="en-RU"/>
+              </w:rPr>
+              <w:t>5</w:t>
+            </w:r>
+          </w:p>
+        </w:tc>
+        <w:tc>
+          <w:tcPr>
+            <w:tcW w:w="0" w:type="auto"/>
+            <w:hideMark/>
+          </w:tcPr>
+          <w:p>
+            <w:pPr>
+              <w:rPr>
+                <w:rFonts w:cs="Times New Roman"/>
+                <w:szCs w:val="28"/>
+                <w:lang w:val="en-RU"/>
+              </w:rPr>
+            </w:pPr>
+            <w:r>
+              <w:rPr>
+                <w:rFonts w:cs="Times New Roman"/>
+                <w:szCs w:val="28"/>
+                <w:lang w:val="en-RU"/>
+              </w:rPr>
+              <w:t>3</w:t>
+            </w:r>
+          </w:p>
+        </w:tc>
+        <w:tc>
+          <w:tcPr>
+            <w:tcW w:w="0" w:type="auto"/>
+            <w:hideMark/>
+          </w:tcPr>
+          <w:p>
+            <w:pPr>
+              <w:rPr>
+                <w:rFonts w:cs="Times New Roman"/>
+                <w:szCs w:val="28"/>
+                <w:lang w:val="en-RU"/>
+              </w:rPr>
+            </w:pPr>
+          </w:p>
+        </w:tc>
+        <w:tc>
+          <w:tcPr>
+            <w:tcW w:w="0" w:type="auto"/>
+            <w:hideMark/>
+          </w:tcPr>
+          <w:p>
+            <w:pPr>
+              <w:rPr>
+                <w:rFonts w:cs="Times New Roman"/>
+                <w:szCs w:val="28"/>
+                <w:lang w:val="en-RU"/>
+              </w:rPr>
+            </w:pPr>
+            <w:r>
+              <w:rPr>
+                <w:rFonts w:cs="Times New Roman"/>
+                <w:szCs w:val="28"/>
+                <w:lang w:val="en-RU"/>
+              </w:rPr>
+              <w:t>2</w:t>
+            </w:r>
+          </w:p>
+        </w:tc>
+        <w:tc>
+          <w:tcPr>
+            <w:tcW w:w="0" w:type="auto"/>
+            <w:hideMark/>
+          </w:tcPr>
+          <w:p>
+            <w:pPr>
+              <w:rPr>
+                <w:rFonts w:cs="Times New Roman"/>
+                <w:szCs w:val="28"/>
+                <w:lang w:val="en-RU"/>
+              </w:rPr>
+            </w:pPr>
+          </w:p>
+        </w:tc>
+        <w:tc>
+          <w:tcPr>
+            <w:tcW w:w="0" w:type="auto"/>
+            <w:hideMark/>
+          </w:tcPr>
+          <w:p>
+            <w:pPr>
+              <w:rPr>
+                <w:rFonts w:cs="Times New Roman"/>
+                <w:szCs w:val="28"/>
+                <w:lang w:val="en-RU"/>
+              </w:rPr>
+            </w:pPr>
+            <w:r>
+              <w:rPr>
+                <w:rFonts w:cs="Times New Roman"/>
+                <w:szCs w:val="28"/>
+                <w:lang w:val="en-RU"/>
+              </w:rPr>
+              <w:t>2</w:t>
+            </w:r>
+          </w:p>
+        </w:tc>
+        <w:tc>
+          <w:tcPr>
+            <w:tcW w:w="0" w:type="auto"/>
+            <w:hideMark/>
+          </w:tcPr>
+          <w:p>
+            <w:pPr>
+              <w:rPr>
+                <w:rFonts w:cs="Times New Roman"/>
+                <w:szCs w:val="28"/>
+                <w:lang w:val="en-RU"/>
+              </w:rPr>
+            </w:pPr>
+            <w:r>
+              <w:rPr>
+                <w:rFonts w:cs="Times New Roman"/>
+                <w:szCs w:val="28"/>
+                <w:lang w:val="en-RU"/>
+              </w:rPr>
+              <w:t>4</w:t>
+            </w:r>
+          </w:p>
+        </w:tc>
+      </w:tr>
+      <w:tr>
+        <w:tc>
+          <w:tcPr>
+            <w:tcW w:w="0" w:type="auto"/>
+            <w:hideMark/>
+          </w:tcPr>
+          <w:p>
+            <w:pPr>
+              <w:rPr>
+                <w:rFonts w:cs="Times New Roman"/>
+                <w:szCs w:val="28"/>
+                <w:lang w:val="en-RU"/>
+              </w:rPr>
+            </w:pPr>
+            <w:r>
+              <w:rPr>
+                <w:rFonts w:cs="Times New Roman"/>
+                <w:szCs w:val="28"/>
+                <w:lang w:val="en-RU"/>
+              </w:rPr>
+              <w:t>y3</w:t>
+            </w:r>
+          </w:p>
+        </w:tc>
+        <w:tc>
+          <w:tcPr>
+            <w:tcW w:w="0" w:type="auto"/>
+            <w:hideMark/>
+          </w:tcPr>
+          <w:p>
+            <w:pPr>
+              <w:rPr>
+                <w:rFonts w:cs="Times New Roman"/>
+                <w:szCs w:val="28"/>
+                <w:lang w:val="en-RU"/>
+              </w:rPr>
+            </w:pPr>
+            <w:r>
+              <w:rPr>
+                <w:rFonts w:cs="Times New Roman"/>
+                <w:szCs w:val="28"/>
+                <w:lang w:val="en-RU"/>
+              </w:rPr>
+              <w:t>5</w:t>
+            </w:r>
+          </w:p>
+        </w:tc>
+        <w:tc>
+          <w:tcPr>
+            <w:tcW w:w="0" w:type="auto"/>
+            <w:hideMark/>
+          </w:tcPr>
+          <w:p>
+            <w:pPr>
+              <w:rPr>
+                <w:rFonts w:cs="Times New Roman"/>
+                <w:szCs w:val="28"/>
+                <w:lang w:val="en-RU"/>
+              </w:rPr>
+            </w:pPr>
+            <w:r>
+              <w:rPr>
+                <w:rFonts w:cs="Times New Roman"/>
+                <w:szCs w:val="28"/>
+                <w:lang w:val="en-RU"/>
+              </w:rPr>
+              <w:t>2</w:t>
+            </w:r>
+          </w:p>
+        </w:tc>
+        <w:tc>
+          <w:tcPr>
+            <w:tcW w:w="0" w:type="auto"/>
+            <w:hideMark/>
+          </w:tcPr>
+          <w:p>
+            <w:pPr>
+              <w:rPr>
+                <w:rFonts w:cs="Times New Roman"/>
+                <w:szCs w:val="28"/>
+                <w:lang w:val="en-RU"/>
+              </w:rPr>
+            </w:pPr>
+            <w:r>
+              <w:rPr>
+                <w:rFonts w:cs="Times New Roman"/>
+                <w:szCs w:val="28"/>
+                <w:lang w:val="en-RU"/>
+              </w:rPr>
+              <w:t>0</w:t>
+            </w:r>
+          </w:p>
+        </w:tc>
+        <w:tc>
+          <w:tcPr>
+            <w:tcW w:w="0" w:type="auto"/>
+            <w:hideMark/>
+          </w:tcPr>
+          <w:p>
+            <w:pPr>
+              <w:rPr>
+                <w:rFonts w:cs="Times New Roman"/>
+                <w:szCs w:val="28"/>
+                <w:lang w:val="en-RU"/>
+              </w:rPr>
+            </w:pPr>
+            <w:r>
+              <w:rPr>
+                <w:rFonts w:cs="Times New Roman"/>
+                <w:szCs w:val="28"/>
+                <w:lang w:val="en-RU"/>
+              </w:rPr>
+              <w:t>5</w:t>
+            </w:r>
+          </w:p>
+        </w:tc>
+        <w:tc>
+          <w:tcPr>
+            <w:tcW w:w="0" w:type="auto"/>
+            <w:hideMark/>
+          </w:tcPr>
+          <w:p>
+            <w:pPr>
+              <w:rPr>
+                <w:rFonts w:cs="Times New Roman"/>
+                <w:szCs w:val="28"/>
+                <w:lang w:val="en-RU"/>
+              </w:rPr>
+            </w:pPr>
+            <w:r>
+              <w:rPr>
+                <w:rFonts w:cs="Times New Roman"/>
+                <w:szCs w:val="28"/>
+                <w:lang w:val="en-RU"/>
+              </w:rPr>
+              <w:t>3</w:t>
+            </w:r>
+          </w:p>
+        </w:tc>
+        <w:tc>
+          <w:tcPr>
+            <w:tcW w:w="0" w:type="auto"/>
+            <w:hideMark/>
+          </w:tcPr>
+          <w:p>
+            <w:pPr>
+              <w:rPr>
+                <w:rFonts w:cs="Times New Roman"/>
+                <w:szCs w:val="28"/>
+                <w:lang w:val="en-RU"/>
+              </w:rPr>
+            </w:pPr>
+            <w:r>
+              <w:rPr>
+                <w:rFonts w:cs="Times New Roman"/>
+                <w:szCs w:val="28"/>
+                <w:lang w:val="en-RU"/>
+              </w:rPr>
+              <w:t>1</w:t>
+            </w:r>
+          </w:p>
+        </w:tc>
+        <w:tc>
+          <w:tcPr>
+            <w:tcW w:w="0" w:type="auto"/>
+            <w:hideMark/>
+          </w:tcPr>
+          <w:p>
+            <w:pPr>
+              <w:rPr>
+                <w:rFonts w:cs="Times New Roman"/>
+                <w:szCs w:val="28"/>
+                <w:lang w:val="en-RU"/>
+              </w:rPr>
+            </w:pPr>
+          </w:p>
+        </w:tc>
+        <w:tc>
+          <w:tcPr>
+            <w:tcW w:w="0" w:type="auto"/>
+            <w:hideMark/>
+          </w:tcPr>
+          <w:p>
+            <w:pPr>
+              <w:rPr>
+                <w:rFonts w:cs="Times New Roman"/>
+                <w:szCs w:val="28"/>
+                <w:lang w:val="en-RU"/>
+              </w:rPr>
+            </w:pPr>
+          </w:p>
+        </w:tc>
+        <w:tc>
+          <w:tcPr>
+            <w:tcW w:w="0" w:type="auto"/>
+            <w:hideMark/>
+          </w:tcPr>
+          <w:p>
+            <w:pPr>
+              <w:rPr>
+                <w:rFonts w:cs="Times New Roman"/>
+                <w:szCs w:val="28"/>
+                <w:lang w:val="en-RU"/>
+              </w:rPr>
+            </w:pPr>
+            <w:r>
+              <w:rPr>
+                <w:rFonts w:cs="Times New Roman"/>
+                <w:szCs w:val="28"/>
+                <w:lang w:val="en-RU"/>
+              </w:rPr>
+              <w:t>4</w:t>
+            </w:r>
+          </w:p>
+        </w:tc>
+        <w:tc>
+          <w:tcPr>
+            <w:tcW w:w="0" w:type="auto"/>
+            <w:hideMark/>
+          </w:tcPr>
+          <w:p>
+            <w:pPr>
+              <w:rPr>
+                <w:rFonts w:cs="Times New Roman"/>
+                <w:szCs w:val="28"/>
+                <w:lang w:val="en-RU"/>
+              </w:rPr>
+            </w:pPr>
+          </w:p>
+        </w:tc>
+        <w:tc>
+          <w:tcPr>
+            <w:tcW w:w="0" w:type="auto"/>
+            <w:hideMark/>
+          </w:tcPr>
+          <w:p>
+            <w:pPr>
+              <w:rPr>
+                <w:rFonts w:cs="Times New Roman"/>
+                <w:szCs w:val="28"/>
+                <w:lang w:val="en-RU"/>
+              </w:rPr>
+            </w:pPr>
+            <w:r>
+              <w:rPr>
+                <w:rFonts w:cs="Times New Roman"/>
+                <w:szCs w:val="28"/>
+                <w:lang w:val="en-RU"/>
+              </w:rPr>
+              <w:t>5</w:t>
+            </w:r>
+          </w:p>
+        </w:tc>
+        <w:tc>
+          <w:tcPr>
+            <w:tcW w:w="0" w:type="auto"/>
+            <w:hideMark/>
+          </w:tcPr>
+          <w:p>
+            <w:pPr>
+              <w:rPr>
+                <w:rFonts w:cs="Times New Roman"/>
+                <w:szCs w:val="28"/>
+                <w:lang w:val="en-RU"/>
+              </w:rPr>
+            </w:pPr>
+          </w:p>
+        </w:tc>
+      </w:tr>
+      <w:tr>
+        <w:tc>
+          <w:tcPr>
+            <w:tcW w:w="0" w:type="auto"/>
+            <w:hideMark/>
+          </w:tcPr>
+          <w:p>
+            <w:pPr>
+              <w:rPr>
+                <w:rFonts w:cs="Times New Roman"/>
+                <w:szCs w:val="28"/>
+                <w:lang w:val="en-RU"/>
+              </w:rPr>
+            </w:pPr>
+            <w:r>
+              <w:rPr>
+                <w:rFonts w:cs="Times New Roman"/>
+                <w:szCs w:val="28"/>
+                <w:lang w:val="en-RU"/>
+              </w:rPr>
+              <w:t>y4</w:t>
+            </w:r>
+          </w:p>
+        </w:tc>
+        <w:tc>
+          <w:tcPr>
+            <w:tcW w:w="0" w:type="auto"/>
+            <w:hideMark/>
+          </w:tcPr>
+          <w:p>
+            <w:pPr>
+              <w:rPr>
+                <w:rFonts w:cs="Times New Roman"/>
+                <w:szCs w:val="28"/>
+                <w:lang w:val="en-RU"/>
+              </w:rPr>
+            </w:pPr>
+            <w:r>
+              <w:rPr>
+                <w:rFonts w:cs="Times New Roman"/>
+                <w:szCs w:val="28"/>
+                <w:lang w:val="en-RU"/>
+              </w:rPr>
+              <w:t>5</w:t>
+            </w:r>
+          </w:p>
+        </w:tc>
+        <w:tc>
+          <w:tcPr>
+            <w:tcW w:w="0" w:type="auto"/>
+            <w:hideMark/>
+          </w:tcPr>
+          <w:p>
+            <w:pPr>
+              <w:rPr>
+                <w:rFonts w:cs="Times New Roman"/>
+                <w:szCs w:val="28"/>
+                <w:lang w:val="en-RU"/>
+              </w:rPr>
+            </w:pPr>
+            <w:r>
+              <w:rPr>
+                <w:rFonts w:cs="Times New Roman"/>
+                <w:szCs w:val="28"/>
+                <w:lang w:val="en-RU"/>
+              </w:rPr>
+              <w:t>4</w:t>
+            </w:r>
+          </w:p>
+        </w:tc>
+        <w:tc>
+          <w:tcPr>
+            <w:tcW w:w="0" w:type="auto"/>
+            <w:hideMark/>
+          </w:tcPr>
+          <w:p>
+            <w:pPr>
+              <w:rPr>
+                <w:rFonts w:cs="Times New Roman"/>
+                <w:szCs w:val="28"/>
+                <w:lang w:val="en-RU"/>
+              </w:rPr>
+            </w:pPr>
+            <w:r>
+              <w:rPr>
+                <w:rFonts w:cs="Times New Roman"/>
+                <w:szCs w:val="28"/>
+                <w:lang w:val="en-RU"/>
+              </w:rPr>
+              <w:t>5</w:t>
+            </w:r>
+          </w:p>
+        </w:tc>
+        <w:tc>
+          <w:tcPr>
+            <w:tcW w:w="0" w:type="auto"/>
+            <w:hideMark/>
+          </w:tcPr>
+          <w:p>
+            <w:pPr>
+              <w:rPr>
+                <w:rFonts w:cs="Times New Roman"/>
+                <w:szCs w:val="28"/>
+                <w:lang w:val="en-RU"/>
+              </w:rPr>
+            </w:pPr>
+            <w:r>
+              <w:rPr>
+                <w:rFonts w:cs="Times New Roman"/>
+                <w:szCs w:val="28"/>
+                <w:lang w:val="en-RU"/>
+              </w:rPr>
+              <w:t>0</w:t>
+            </w:r>
+          </w:p>
+        </w:tc>
+        <w:tc>
+          <w:tcPr>
+            <w:tcW w:w="0" w:type="auto"/>
+            <w:hideMark/>
+          </w:tcPr>
+          <w:p>
+            <w:pPr>
+              <w:rPr>
+                <w:rFonts w:cs="Times New Roman"/>
+                <w:szCs w:val="28"/>
+                <w:lang w:val="en-RU"/>
+              </w:rPr>
+            </w:pPr>
+            <w:r>
+              <w:rPr>
+                <w:rFonts w:cs="Times New Roman"/>
+                <w:szCs w:val="28"/>
+                <w:lang w:val="en-RU"/>
+              </w:rPr>
+              <w:t>2</w:t>
+            </w:r>
+          </w:p>
+        </w:tc>
+        <w:tc>
+          <w:tcPr>
+            <w:tcW w:w="0" w:type="auto"/>
+            <w:hideMark/>
+          </w:tcPr>
+          <w:p>
+            <w:pPr>
+              <w:rPr>
+                <w:rFonts w:cs="Times New Roman"/>
+                <w:szCs w:val="28"/>
+                <w:lang w:val="en-RU"/>
+              </w:rPr>
+            </w:pPr>
+          </w:p>
+        </w:tc>
+        <w:tc>
+          <w:tcPr>
+            <w:tcW w:w="0" w:type="auto"/>
+            <w:hideMark/>
+          </w:tcPr>
+          <w:p>
+            <w:pPr>
+              <w:rPr>
+                <w:rFonts w:cs="Times New Roman"/>
+                <w:szCs w:val="28"/>
+                <w:lang w:val="en-RU"/>
+              </w:rPr>
+            </w:pPr>
+            <w:r>
+              <w:rPr>
+                <w:rFonts w:cs="Times New Roman"/>
+                <w:szCs w:val="28"/>
+                <w:lang w:val="en-RU"/>
+              </w:rPr>
+              <w:t>2</w:t>
+            </w:r>
+          </w:p>
+        </w:tc>
+        <w:tc>
+          <w:tcPr>
+            <w:tcW w:w="0" w:type="auto"/>
+            <w:hideMark/>
+          </w:tcPr>
+          <w:p>
+            <w:pPr>
+              <w:rPr>
+                <w:rFonts w:cs="Times New Roman"/>
+                <w:szCs w:val="28"/>
+                <w:lang w:val="en-RU"/>
+              </w:rPr>
+            </w:pPr>
+            <w:r>
+              <w:rPr>
+                <w:rFonts w:cs="Times New Roman"/>
+                <w:szCs w:val="28"/>
+                <w:lang w:val="en-RU"/>
+              </w:rPr>
+              <w:t>4</w:t>
+            </w:r>
+          </w:p>
+        </w:tc>
+        <w:tc>
+          <w:tcPr>
+            <w:tcW w:w="0" w:type="auto"/>
+            <w:hideMark/>
+          </w:tcPr>
+          <w:p>
+            <w:pPr>
+              <w:rPr>
+                <w:rFonts w:cs="Times New Roman"/>
+                <w:szCs w:val="28"/>
+                <w:lang w:val="en-RU"/>
+              </w:rPr>
+            </w:pPr>
+          </w:p>
+        </w:tc>
+        <w:tc>
+          <w:tcPr>
+            <w:tcW w:w="0" w:type="auto"/>
+            <w:hideMark/>
+          </w:tcPr>
+          <w:p>
+            <w:pPr>
+              <w:rPr>
+                <w:rFonts w:cs="Times New Roman"/>
+                <w:szCs w:val="28"/>
+                <w:lang w:val="en-RU"/>
+              </w:rPr>
+            </w:pPr>
+            <w:r>
+              <w:rPr>
+                <w:rFonts w:cs="Times New Roman"/>
+                <w:szCs w:val="28"/>
+                <w:lang w:val="en-RU"/>
+              </w:rPr>
+              <w:t>1</w:t>
+            </w:r>
+          </w:p>
+        </w:tc>
+        <w:tc>
+          <w:tcPr>
+            <w:tcW w:w="0" w:type="auto"/>
+            <w:hideMark/>
+          </w:tcPr>
+          <w:p>
+            <w:pPr>
+              <w:rPr>
+                <w:rFonts w:cs="Times New Roman"/>
+                <w:szCs w:val="28"/>
+                <w:lang w:val="en-RU"/>
+              </w:rPr>
+            </w:pPr>
+          </w:p>
+        </w:tc>
+        <w:tc>
+          <w:tcPr>
+            <w:tcW w:w="0" w:type="auto"/>
+            <w:hideMark/>
+          </w:tcPr>
+          <w:p>
+            <w:pPr>
+              <w:rPr>
+                <w:rFonts w:cs="Times New Roman"/>
+                <w:szCs w:val="28"/>
+                <w:lang w:val="en-RU"/>
+              </w:rPr>
+            </w:pPr>
+          </w:p>
+        </w:tc>
+      </w:tr>
+      <w:tr>
+        <w:tc>
+          <w:tcPr>
+            <w:tcW w:w="0" w:type="auto"/>
+            <w:hideMark/>
+          </w:tcPr>
+          <w:p>
+            <w:pPr>
+              <w:rPr>
+                <w:rFonts w:cs="Times New Roman"/>
+                <w:szCs w:val="28"/>
+                <w:lang w:val="en-RU"/>
+              </w:rPr>
+            </w:pPr>
+            <w:r>
+              <w:rPr>
+                <w:rFonts w:cs="Times New Roman"/>
+                <w:szCs w:val="28"/>
+                <w:lang w:val="en-RU"/>
+              </w:rPr>
+              <w:t>y5</w:t>
+            </w:r>
+          </w:p>
+        </w:tc>
+        <w:tc>
+          <w:tcPr>
+            <w:tcW w:w="0" w:type="auto"/>
+            <w:hideMark/>
+          </w:tcPr>
+          <w:p>
+            <w:pPr>
+              <w:rPr>
+                <w:rFonts w:cs="Times New Roman"/>
+                <w:szCs w:val="28"/>
+                <w:lang w:val="en-RU"/>
+              </w:rPr>
+            </w:pPr>
+          </w:p>
+        </w:tc>
+        <w:tc>
+          <w:tcPr>
+            <w:tcW w:w="0" w:type="auto"/>
+            <w:hideMark/>
+          </w:tcPr>
+          <w:p>
+            <w:pPr>
+              <w:rPr>
+                <w:rFonts w:cs="Times New Roman"/>
+                <w:szCs w:val="28"/>
+                <w:lang w:val="en-RU"/>
+              </w:rPr>
+            </w:pPr>
+            <w:r>
+              <w:rPr>
+                <w:rFonts w:cs="Times New Roman"/>
+                <w:szCs w:val="28"/>
+                <w:lang w:val="en-RU"/>
+              </w:rPr>
+              <w:t>1</w:t>
+            </w:r>
+          </w:p>
+        </w:tc>
+        <w:tc>
+          <w:tcPr>
+            <w:tcW w:w="0" w:type="auto"/>
+            <w:hideMark/>
+          </w:tcPr>
+          <w:p>
+            <w:pPr>
+              <w:rPr>
+                <w:rFonts w:cs="Times New Roman"/>
+                <w:szCs w:val="28"/>
+                <w:lang w:val="en-RU"/>
+              </w:rPr>
+            </w:pPr>
+            <w:r>
+              <w:rPr>
+                <w:rFonts w:cs="Times New Roman"/>
+                <w:szCs w:val="28"/>
+                <w:lang w:val="en-RU"/>
+              </w:rPr>
+              <w:t>3</w:t>
+            </w:r>
+          </w:p>
+        </w:tc>
+        <w:tc>
+          <w:tcPr>
+            <w:tcW w:w="0" w:type="auto"/>
+            <w:hideMark/>
+          </w:tcPr>
+          <w:p>
+            <w:pPr>
+              <w:rPr>
+                <w:rFonts w:cs="Times New Roman"/>
+                <w:szCs w:val="28"/>
+                <w:lang w:val="en-RU"/>
+              </w:rPr>
+            </w:pPr>
+            <w:r>
+              <w:rPr>
+                <w:rFonts w:cs="Times New Roman"/>
+                <w:szCs w:val="28"/>
+                <w:lang w:val="en-RU"/>
+              </w:rPr>
+              <w:t>2</w:t>
+            </w:r>
+          </w:p>
+        </w:tc>
+        <w:tc>
+          <w:tcPr>
+            <w:tcW w:w="0" w:type="auto"/>
+            <w:hideMark/>
+          </w:tcPr>
+          <w:p>
+            <w:pPr>
+              <w:rPr>
+                <w:rFonts w:cs="Times New Roman"/>
+                <w:szCs w:val="28"/>
+                <w:lang w:val="en-RU"/>
+              </w:rPr>
+            </w:pPr>
+            <w:r>
+              <w:rPr>
+                <w:rFonts w:cs="Times New Roman"/>
+                <w:szCs w:val="28"/>
+                <w:lang w:val="en-RU"/>
+              </w:rPr>
+              <w:t>0</w:t>
+            </w:r>
+          </w:p>
+        </w:tc>
+        <w:tc>
+          <w:tcPr>
+            <w:tcW w:w="0" w:type="auto"/>
+            <w:hideMark/>
+          </w:tcPr>
+          <w:p>
+            <w:pPr>
+              <w:rPr>
+                <w:rFonts w:cs="Times New Roman"/>
+                <w:szCs w:val="28"/>
+                <w:lang w:val="en-RU"/>
+              </w:rPr>
+            </w:pPr>
+            <w:r>
+              <w:rPr>
+                <w:rFonts w:cs="Times New Roman"/>
+                <w:szCs w:val="28"/>
+                <w:lang w:val="en-RU"/>
+              </w:rPr>
+              <w:t>4</w:t>
+            </w:r>
+          </w:p>
+        </w:tc>
+        <w:tc>
+          <w:tcPr>
+            <w:tcW w:w="0" w:type="auto"/>
+            <w:hideMark/>
+          </w:tcPr>
+          <w:p>
+            <w:pPr>
+              <w:rPr>
+                <w:rFonts w:cs="Times New Roman"/>
+                <w:szCs w:val="28"/>
+                <w:lang w:val="en-RU"/>
+              </w:rPr>
+            </w:pPr>
+            <w:r>
+              <w:rPr>
+                <w:rFonts w:cs="Times New Roman"/>
+                <w:szCs w:val="28"/>
+                <w:lang w:val="en-RU"/>
+              </w:rPr>
+              <w:t>5</w:t>
+            </w:r>
+          </w:p>
+        </w:tc>
+        <w:tc>
+          <w:tcPr>
+            <w:tcW w:w="0" w:type="auto"/>
+            <w:hideMark/>
+          </w:tcPr>
+          <w:p>
+            <w:pPr>
+              <w:rPr>
+                <w:rFonts w:cs="Times New Roman"/>
+                <w:szCs w:val="28"/>
+                <w:lang w:val="en-RU"/>
+              </w:rPr>
+            </w:pPr>
+            <w:r>
+              <w:rPr>
+                <w:rFonts w:cs="Times New Roman"/>
+                <w:szCs w:val="28"/>
+                <w:lang w:val="en-RU"/>
+              </w:rPr>
+              <w:t>4</w:t>
+            </w:r>
+          </w:p>
+        </w:tc>
+        <w:tc>
+          <w:tcPr>
+            <w:tcW w:w="0" w:type="auto"/>
+            <w:hideMark/>
+          </w:tcPr>
+          <w:p>
+            <w:pPr>
+              <w:rPr>
+                <w:rFonts w:cs="Times New Roman"/>
+                <w:szCs w:val="28"/>
+                <w:lang w:val="en-RU"/>
+              </w:rPr>
+            </w:pPr>
+            <w:r>
+              <w:rPr>
+                <w:rFonts w:cs="Times New Roman"/>
+                <w:szCs w:val="28"/>
+                <w:lang w:val="en-RU"/>
+              </w:rPr>
+              <w:t>2</w:t>
+            </w:r>
+          </w:p>
+        </w:tc>
+        <w:tc>
+          <w:tcPr>
+            <w:tcW w:w="0" w:type="auto"/>
+            <w:hideMark/>
+          </w:tcPr>
+          <w:p>
+            <w:pPr>
+              <w:rPr>
+                <w:rFonts w:cs="Times New Roman"/>
+                <w:szCs w:val="28"/>
+                <w:lang w:val="en-RU"/>
+              </w:rPr>
+            </w:pPr>
+          </w:p>
+        </w:tc>
+        <w:tc>
+          <w:tcPr>
+            <w:tcW w:w="0" w:type="auto"/>
+            <w:hideMark/>
+          </w:tcPr>
+          <w:p>
+            <w:pPr>
+              <w:rPr>
+                <w:rFonts w:cs="Times New Roman"/>
+                <w:szCs w:val="28"/>
+                <w:lang w:val="en-RU"/>
+              </w:rPr>
+            </w:pPr>
+          </w:p>
+        </w:tc>
+        <w:tc>
+          <w:tcPr>
+            <w:tcW w:w="0" w:type="auto"/>
+            <w:hideMark/>
+          </w:tcPr>
+          <w:p>
+            <w:pPr>
+              <w:rPr>
+                <w:rFonts w:cs="Times New Roman"/>
+                <w:szCs w:val="28"/>
+                <w:lang w:val="en-RU"/>
+              </w:rPr>
+            </w:pPr>
+          </w:p>
+        </w:tc>
+      </w:tr>
+      <w:tr>
+        <w:tc>
+          <w:tcPr>
+            <w:tcW w:w="0" w:type="auto"/>
+            <w:hideMark/>
+          </w:tcPr>
+          <w:p>
+            <w:pPr>
+              <w:rPr>
+                <w:rFonts w:cs="Times New Roman"/>
+                <w:szCs w:val="28"/>
+                <w:lang w:val="en-RU"/>
+              </w:rPr>
+            </w:pPr>
+            <w:r>
+              <w:rPr>
+                <w:rFonts w:cs="Times New Roman"/>
+                <w:szCs w:val="28"/>
+                <w:lang w:val="en-RU"/>
+              </w:rPr>
+              <w:t>y6</w:t>
+            </w:r>
+          </w:p>
+        </w:tc>
+        <w:tc>
+          <w:tcPr>
+            <w:tcW w:w="0" w:type="auto"/>
+            <w:hideMark/>
+          </w:tcPr>
+          <w:p>
+            <w:pPr>
+              <w:rPr>
+                <w:rFonts w:cs="Times New Roman"/>
+                <w:szCs w:val="28"/>
+                <w:lang w:val="en-RU"/>
+              </w:rPr>
+            </w:pPr>
+            <w:r>
+              <w:rPr>
+                <w:rFonts w:cs="Times New Roman"/>
+                <w:szCs w:val="28"/>
+                <w:lang w:val="en-RU"/>
+              </w:rPr>
+              <w:t>3</w:t>
+            </w:r>
+          </w:p>
+        </w:tc>
+        <w:tc>
+          <w:tcPr>
+            <w:tcW w:w="0" w:type="auto"/>
+            <w:hideMark/>
+          </w:tcPr>
+          <w:p>
+            <w:pPr>
+              <w:rPr>
+                <w:rFonts w:cs="Times New Roman"/>
+                <w:szCs w:val="28"/>
+                <w:lang w:val="en-RU"/>
+              </w:rPr>
+            </w:pPr>
+            <w:r>
+              <w:rPr>
+                <w:rFonts w:cs="Times New Roman"/>
+                <w:szCs w:val="28"/>
+                <w:lang w:val="en-RU"/>
+              </w:rPr>
+              <w:t>5</w:t>
+            </w:r>
+          </w:p>
+        </w:tc>
+        <w:tc>
+          <w:tcPr>
+            <w:tcW w:w="0" w:type="auto"/>
+            <w:hideMark/>
+          </w:tcPr>
+          <w:p>
+            <w:pPr>
+              <w:rPr>
+                <w:rFonts w:cs="Times New Roman"/>
+                <w:szCs w:val="28"/>
+                <w:lang w:val="en-RU"/>
+              </w:rPr>
+            </w:pPr>
+            <w:r>
+              <w:rPr>
+                <w:rFonts w:cs="Times New Roman"/>
+                <w:szCs w:val="28"/>
+                <w:lang w:val="en-RU"/>
+              </w:rPr>
+              <w:t>1</w:t>
+            </w:r>
+          </w:p>
+        </w:tc>
+        <w:tc>
+          <w:tcPr>
+            <w:tcW w:w="0" w:type="auto"/>
+            <w:hideMark/>
+          </w:tcPr>
+          <w:p>
+            <w:pPr>
+              <w:rPr>
+                <w:rFonts w:cs="Times New Roman"/>
+                <w:szCs w:val="28"/>
+                <w:lang w:val="en-RU"/>
+              </w:rPr>
+            </w:pPr>
+          </w:p>
+        </w:tc>
+        <w:tc>
+          <w:tcPr>
+            <w:tcW w:w="0" w:type="auto"/>
+            <w:hideMark/>
+          </w:tcPr>
+          <w:p>
+            <w:pPr>
+              <w:rPr>
+                <w:rFonts w:cs="Times New Roman"/>
+                <w:szCs w:val="28"/>
+                <w:lang w:val="en-RU"/>
+              </w:rPr>
+            </w:pPr>
+            <w:r>
+              <w:rPr>
+                <w:rFonts w:cs="Times New Roman"/>
+                <w:szCs w:val="28"/>
+                <w:lang w:val="en-RU"/>
+              </w:rPr>
+              <w:t>4</w:t>
+            </w:r>
+          </w:p>
+        </w:tc>
+        <w:tc>
+          <w:tcPr>
+            <w:tcW w:w="0" w:type="auto"/>
+            <w:hideMark/>
+          </w:tcPr>
+          <w:p>
+            <w:pPr>
+              <w:rPr>
+                <w:rFonts w:cs="Times New Roman"/>
+                <w:szCs w:val="28"/>
+                <w:lang w:val="en-RU"/>
+              </w:rPr>
+            </w:pPr>
+            <w:r>
+              <w:rPr>
+                <w:rFonts w:cs="Times New Roman"/>
+                <w:szCs w:val="28"/>
+                <w:lang w:val="en-RU"/>
+              </w:rPr>
+              <w:t>0</w:t>
+            </w:r>
+          </w:p>
+        </w:tc>
+        <w:tc>
+          <w:tcPr>
+            <w:tcW w:w="0" w:type="auto"/>
+            <w:hideMark/>
+          </w:tcPr>
+          <w:p>
+            <w:pPr>
+              <w:rPr>
+                <w:rFonts w:cs="Times New Roman"/>
+                <w:szCs w:val="28"/>
+                <w:lang w:val="en-RU"/>
+              </w:rPr>
+            </w:pPr>
+            <w:r>
+              <w:rPr>
+                <w:rFonts w:cs="Times New Roman"/>
+                <w:szCs w:val="28"/>
+                <w:lang w:val="en-RU"/>
+              </w:rPr>
+              <w:t>5</w:t>
+            </w:r>
+          </w:p>
+        </w:tc>
+        <w:tc>
+          <w:tcPr>
+            <w:tcW w:w="0" w:type="auto"/>
+            <w:hideMark/>
+          </w:tcPr>
+          <w:p>
+            <w:pPr>
+              <w:rPr>
+                <w:rFonts w:cs="Times New Roman"/>
+                <w:szCs w:val="28"/>
+                <w:lang w:val="en-RU"/>
+              </w:rPr>
+            </w:pPr>
+          </w:p>
+        </w:tc>
+        <w:tc>
+          <w:tcPr>
+            <w:tcW w:w="0" w:type="auto"/>
+            <w:hideMark/>
+          </w:tcPr>
+          <w:p>
+            <w:pPr>
+              <w:rPr>
+                <w:rFonts w:cs="Times New Roman"/>
+                <w:szCs w:val="28"/>
+                <w:lang w:val="en-RU"/>
+              </w:rPr>
+            </w:pPr>
+            <w:r>
+              <w:rPr>
+                <w:rFonts w:cs="Times New Roman"/>
+                <w:szCs w:val="28"/>
+                <w:lang w:val="en-RU"/>
+              </w:rPr>
+              <w:t>4</w:t>
+            </w:r>
+          </w:p>
+        </w:tc>
+        <w:tc>
+          <w:tcPr>
+            <w:tcW w:w="0" w:type="auto"/>
+            <w:hideMark/>
+          </w:tcPr>
+          <w:p>
+            <w:pPr>
+              <w:rPr>
+                <w:rFonts w:cs="Times New Roman"/>
+                <w:szCs w:val="28"/>
+                <w:lang w:val="en-RU"/>
+              </w:rPr>
+            </w:pPr>
+            <w:r>
+              <w:rPr>
+                <w:rFonts w:cs="Times New Roman"/>
+                <w:szCs w:val="28"/>
+                <w:lang w:val="en-RU"/>
+              </w:rPr>
+              <w:t>5</w:t>
+            </w:r>
+          </w:p>
+        </w:tc>
+        <w:tc>
+          <w:tcPr>
+            <w:tcW w:w="0" w:type="auto"/>
+            <w:hideMark/>
+          </w:tcPr>
+          <w:p>
+            <w:pPr>
+              <w:rPr>
+                <w:rFonts w:cs="Times New Roman"/>
+                <w:szCs w:val="28"/>
+                <w:lang w:val="en-RU"/>
+              </w:rPr>
+            </w:pPr>
+          </w:p>
+        </w:tc>
+        <w:tc>
+          <w:tcPr>
+            <w:tcW w:w="0" w:type="auto"/>
+            <w:hideMark/>
+          </w:tcPr>
+          <w:p>
+            <w:pPr>
+              <w:rPr>
+                <w:rFonts w:cs="Times New Roman"/>
+                <w:szCs w:val="28"/>
+                <w:lang w:val="en-RU"/>
+              </w:rPr>
+            </w:pPr>
+            <w:r>
+              <w:rPr>
+                <w:rFonts w:cs="Times New Roman"/>
+                <w:szCs w:val="28"/>
+                <w:lang w:val="en-RU"/>
+              </w:rPr>
+              <w:t>3</w:t>
+            </w:r>
+          </w:p>
+        </w:tc>
+      </w:tr>
+      <w:tr>
+        <w:tc>
+          <w:tcPr>
+            <w:tcW w:w="0" w:type="auto"/>
+            <w:hideMark/>
+          </w:tcPr>
+          <w:p>
+            <w:pPr>
+              <w:rPr>
+                <w:rFonts w:cs="Times New Roman"/>
+                <w:szCs w:val="28"/>
+                <w:lang w:val="en-RU"/>
+              </w:rPr>
+            </w:pPr>
+            <w:r>
+              <w:rPr>
+                <w:rFonts w:cs="Times New Roman"/>
+                <w:szCs w:val="28"/>
+                <w:lang w:val="en-RU"/>
+              </w:rPr>
+              <w:t>y7</w:t>
+            </w:r>
+          </w:p>
+        </w:tc>
+        <w:tc>
+          <w:tcPr>
+            <w:tcW w:w="0" w:type="auto"/>
+            <w:hideMark/>
+          </w:tcPr>
+          <w:p>
+            <w:pPr>
+              <w:rPr>
+                <w:rFonts w:cs="Times New Roman"/>
+                <w:szCs w:val="28"/>
+                <w:lang w:val="en-RU"/>
+              </w:rPr>
+            </w:pPr>
+          </w:p>
+        </w:tc>
+        <w:tc>
+          <w:tcPr>
+            <w:tcW w:w="0" w:type="auto"/>
+            <w:hideMark/>
+          </w:tcPr>
+          <w:p>
+            <w:pPr>
+              <w:rPr>
+                <w:rFonts w:cs="Times New Roman"/>
+                <w:szCs w:val="28"/>
+                <w:lang w:val="en-RU"/>
+              </w:rPr>
+            </w:pPr>
+            <w:r>
+              <w:rPr>
+                <w:rFonts w:cs="Times New Roman"/>
+                <w:szCs w:val="28"/>
+                <w:lang w:val="en-RU"/>
+              </w:rPr>
+              <w:t>3</w:t>
+            </w:r>
+          </w:p>
+        </w:tc>
+        <w:tc>
+          <w:tcPr>
+            <w:tcW w:w="0" w:type="auto"/>
+            <w:hideMark/>
+          </w:tcPr>
+          <w:p>
+            <w:pPr>
+              <w:rPr>
+                <w:rFonts w:cs="Times New Roman"/>
+                <w:szCs w:val="28"/>
+                <w:lang w:val="en-RU"/>
+              </w:rPr>
+            </w:pPr>
+          </w:p>
+        </w:tc>
+        <w:tc>
+          <w:tcPr>
+            <w:tcW w:w="0" w:type="auto"/>
+            <w:hideMark/>
+          </w:tcPr>
+          <w:p>
+            <w:pPr>
+              <w:rPr>
+                <w:rFonts w:cs="Times New Roman"/>
+                <w:szCs w:val="28"/>
+                <w:lang w:val="en-RU"/>
+              </w:rPr>
+            </w:pPr>
+            <w:r>
+              <w:rPr>
+                <w:rFonts w:cs="Times New Roman"/>
+                <w:szCs w:val="28"/>
+                <w:lang w:val="en-RU"/>
+              </w:rPr>
+              <w:t>2</w:t>
+            </w:r>
+          </w:p>
+        </w:tc>
+        <w:tc>
+          <w:tcPr>
+            <w:tcW w:w="0" w:type="auto"/>
+            <w:hideMark/>
+          </w:tcPr>
+          <w:p>
+            <w:pPr>
+              <w:rPr>
+                <w:rFonts w:cs="Times New Roman"/>
+                <w:szCs w:val="28"/>
+                <w:lang w:val="en-RU"/>
+              </w:rPr>
+            </w:pPr>
+            <w:r>
+              <w:rPr>
+                <w:rFonts w:cs="Times New Roman"/>
+                <w:szCs w:val="28"/>
+                <w:lang w:val="en-RU"/>
+              </w:rPr>
+              <w:t>5</w:t>
+            </w:r>
+          </w:p>
+        </w:tc>
+        <w:tc>
+          <w:tcPr>
+            <w:tcW w:w="0" w:type="auto"/>
+            <w:hideMark/>
+          </w:tcPr>
+          <w:p>
+            <w:pPr>
+              <w:rPr>
+                <w:rFonts w:cs="Times New Roman"/>
+                <w:szCs w:val="28"/>
+                <w:lang w:val="en-RU"/>
+              </w:rPr>
+            </w:pPr>
+            <w:r>
+              <w:rPr>
+                <w:rFonts w:cs="Times New Roman"/>
+                <w:szCs w:val="28"/>
+                <w:lang w:val="en-RU"/>
+              </w:rPr>
+              <w:t>5</w:t>
+            </w:r>
+          </w:p>
+        </w:tc>
+        <w:tc>
+          <w:tcPr>
+            <w:tcW w:w="0" w:type="auto"/>
+            <w:hideMark/>
+          </w:tcPr>
+          <w:p>
+            <w:pPr>
+              <w:rPr>
+                <w:rFonts w:cs="Times New Roman"/>
+                <w:szCs w:val="28"/>
+                <w:lang w:val="en-RU"/>
+              </w:rPr>
+            </w:pPr>
+            <w:r>
+              <w:rPr>
+                <w:rFonts w:cs="Times New Roman"/>
+                <w:szCs w:val="28"/>
+                <w:lang w:val="en-RU"/>
+              </w:rPr>
+              <w:t>0</w:t>
+            </w:r>
+          </w:p>
+        </w:tc>
+        <w:tc>
+          <w:tcPr>
+            <w:tcW w:w="0" w:type="auto"/>
+            <w:hideMark/>
+          </w:tcPr>
+          <w:p>
+            <w:pPr>
+              <w:rPr>
+                <w:rFonts w:cs="Times New Roman"/>
+                <w:szCs w:val="28"/>
+                <w:lang w:val="en-RU"/>
+              </w:rPr>
+            </w:pPr>
+            <w:r>
+              <w:rPr>
+                <w:rFonts w:cs="Times New Roman"/>
+                <w:szCs w:val="28"/>
+                <w:lang w:val="en-RU"/>
+              </w:rPr>
+              <w:t>1</w:t>
+            </w:r>
+          </w:p>
+        </w:tc>
+        <w:tc>
+          <w:tcPr>
+            <w:tcW w:w="0" w:type="auto"/>
+            <w:hideMark/>
+          </w:tcPr>
+          <w:p>
+            <w:pPr>
+              <w:rPr>
+                <w:rFonts w:cs="Times New Roman"/>
+                <w:szCs w:val="28"/>
+                <w:lang w:val="en-RU"/>
+              </w:rPr>
+            </w:pPr>
+          </w:p>
+        </w:tc>
+        <w:tc>
+          <w:tcPr>
+            <w:tcW w:w="0" w:type="auto"/>
+            <w:hideMark/>
+          </w:tcPr>
+          <w:p>
+            <w:pPr>
+              <w:rPr>
+                <w:rFonts w:cs="Times New Roman"/>
+                <w:szCs w:val="28"/>
+                <w:lang w:val="en-RU"/>
+              </w:rPr>
+            </w:pPr>
+          </w:p>
+        </w:tc>
+        <w:tc>
+          <w:tcPr>
+            <w:tcW w:w="0" w:type="auto"/>
+            <w:hideMark/>
+          </w:tcPr>
+          <w:p>
+            <w:pPr>
+              <w:rPr>
+                <w:rFonts w:cs="Times New Roman"/>
+                <w:szCs w:val="28"/>
+                <w:lang w:val="en-RU"/>
+              </w:rPr>
+            </w:pPr>
+          </w:p>
+        </w:tc>
+        <w:tc>
+          <w:tcPr>
+            <w:tcW w:w="0" w:type="auto"/>
+            <w:hideMark/>
+          </w:tcPr>
+          <w:p>
+            <w:pPr>
+              <w:rPr>
+                <w:rFonts w:cs="Times New Roman"/>
+                <w:szCs w:val="28"/>
+                <w:lang w:val="en-RU"/>
+              </w:rPr>
+            </w:pPr>
+          </w:p>
+        </w:tc>
+      </w:tr>
+      <w:tr>
+        <w:tc>
+          <w:tcPr>
+            <w:tcW w:w="0" w:type="auto"/>
+            <w:hideMark/>
+          </w:tcPr>
+          <w:p>
+            <w:pPr>
+              <w:rPr>
+                <w:rFonts w:cs="Times New Roman"/>
+                <w:szCs w:val="28"/>
+                <w:lang w:val="en-RU"/>
+              </w:rPr>
+            </w:pPr>
+            <w:r>
+              <w:rPr>
+                <w:rFonts w:cs="Times New Roman"/>
+                <w:szCs w:val="28"/>
+                <w:lang w:val="en-RU"/>
+              </w:rPr>
+              <w:t>y8</w:t>
+            </w:r>
+          </w:p>
+        </w:tc>
+        <w:tc>
+          <w:tcPr>
+            <w:tcW w:w="0" w:type="auto"/>
+            <w:hideMark/>
+          </w:tcPr>
+          <w:p>
+            <w:pPr>
+              <w:rPr>
+                <w:rFonts w:cs="Times New Roman"/>
+                <w:szCs w:val="28"/>
+                <w:lang w:val="en-RU"/>
+              </w:rPr>
+            </w:pPr>
+            <w:r>
+              <w:rPr>
+                <w:rFonts w:cs="Times New Roman"/>
+                <w:szCs w:val="28"/>
+                <w:lang w:val="en-RU"/>
+              </w:rPr>
+              <w:t>2</w:t>
+            </w:r>
+          </w:p>
+        </w:tc>
+        <w:tc>
+          <w:tcPr>
+            <w:tcW w:w="0" w:type="auto"/>
+            <w:hideMark/>
+          </w:tcPr>
+          <w:p>
+            <w:pPr>
+              <w:rPr>
+                <w:rFonts w:cs="Times New Roman"/>
+                <w:szCs w:val="28"/>
+                <w:lang w:val="en-RU"/>
+              </w:rPr>
+            </w:pPr>
+          </w:p>
+        </w:tc>
+        <w:tc>
+          <w:tcPr>
+            <w:tcW w:w="0" w:type="auto"/>
+            <w:hideMark/>
+          </w:tcPr>
+          <w:p>
+            <w:pPr>
+              <w:rPr>
+                <w:rFonts w:cs="Times New Roman"/>
+                <w:szCs w:val="28"/>
+                <w:lang w:val="en-RU"/>
+              </w:rPr>
+            </w:pPr>
+          </w:p>
+        </w:tc>
+        <w:tc>
+          <w:tcPr>
+            <w:tcW w:w="0" w:type="auto"/>
+            <w:hideMark/>
+          </w:tcPr>
+          <w:p>
+            <w:pPr>
+              <w:rPr>
+                <w:rFonts w:cs="Times New Roman"/>
+                <w:szCs w:val="28"/>
+                <w:lang w:val="en-RU"/>
+              </w:rPr>
+            </w:pPr>
+            <w:r>
+              <w:rPr>
+                <w:rFonts w:cs="Times New Roman"/>
+                <w:szCs w:val="28"/>
+                <w:lang w:val="en-RU"/>
+              </w:rPr>
+              <w:t>4</w:t>
+            </w:r>
+          </w:p>
+        </w:tc>
+        <w:tc>
+          <w:tcPr>
+            <w:tcW w:w="0" w:type="auto"/>
+            <w:hideMark/>
+          </w:tcPr>
+          <w:p>
+            <w:pPr>
+              <w:rPr>
+                <w:rFonts w:cs="Times New Roman"/>
+                <w:szCs w:val="28"/>
+                <w:lang w:val="en-RU"/>
+              </w:rPr>
+            </w:pPr>
+            <w:r>
+              <w:rPr>
+                <w:rFonts w:cs="Times New Roman"/>
+                <w:szCs w:val="28"/>
+                <w:lang w:val="en-RU"/>
+              </w:rPr>
+              <w:t>4</w:t>
+            </w:r>
+          </w:p>
+        </w:tc>
+        <w:tc>
+          <w:tcPr>
+            <w:tcW w:w="0" w:type="auto"/>
+            <w:hideMark/>
+          </w:tcPr>
+          <w:p>
+            <w:pPr>
+              <w:rPr>
+                <w:rFonts w:cs="Times New Roman"/>
+                <w:szCs w:val="28"/>
+                <w:lang w:val="en-RU"/>
+              </w:rPr>
+            </w:pPr>
+          </w:p>
+        </w:tc>
+        <w:tc>
+          <w:tcPr>
+            <w:tcW w:w="0" w:type="auto"/>
+            <w:hideMark/>
+          </w:tcPr>
+          <w:p>
+            <w:pPr>
+              <w:rPr>
+                <w:rFonts w:cs="Times New Roman"/>
+                <w:szCs w:val="28"/>
+                <w:lang w:val="en-RU"/>
+              </w:rPr>
+            </w:pPr>
+            <w:r>
+              <w:rPr>
+                <w:rFonts w:cs="Times New Roman"/>
+                <w:szCs w:val="28"/>
+                <w:lang w:val="en-RU"/>
+              </w:rPr>
+              <w:t>1</w:t>
+            </w:r>
+          </w:p>
+        </w:tc>
+        <w:tc>
+          <w:tcPr>
+            <w:tcW w:w="0" w:type="auto"/>
+            <w:hideMark/>
+          </w:tcPr>
+          <w:p>
+            <w:pPr>
+              <w:rPr>
+                <w:rFonts w:cs="Times New Roman"/>
+                <w:szCs w:val="28"/>
+                <w:lang w:val="en-RU"/>
+              </w:rPr>
+            </w:pPr>
+            <w:r>
+              <w:rPr>
+                <w:rFonts w:cs="Times New Roman"/>
+                <w:szCs w:val="28"/>
+                <w:lang w:val="en-RU"/>
+              </w:rPr>
+              <w:t>0</w:t>
+            </w:r>
+          </w:p>
+        </w:tc>
+        <w:tc>
+          <w:tcPr>
+            <w:tcW w:w="0" w:type="auto"/>
+            <w:hideMark/>
+          </w:tcPr>
+          <w:p>
+            <w:pPr>
+              <w:rPr>
+                <w:rFonts w:cs="Times New Roman"/>
+                <w:szCs w:val="28"/>
+                <w:lang w:val="en-RU"/>
+              </w:rPr>
+            </w:pPr>
+          </w:p>
+        </w:tc>
+        <w:tc>
+          <w:tcPr>
+            <w:tcW w:w="0" w:type="auto"/>
+            <w:hideMark/>
+          </w:tcPr>
+          <w:p>
+            <w:pPr>
+              <w:rPr>
+                <w:rFonts w:cs="Times New Roman"/>
+                <w:szCs w:val="28"/>
+                <w:lang w:val="en-RU"/>
+              </w:rPr>
+            </w:pPr>
+            <w:r>
+              <w:rPr>
+                <w:rFonts w:cs="Times New Roman"/>
+                <w:szCs w:val="28"/>
+                <w:lang w:val="en-RU"/>
+              </w:rPr>
+              <w:t>2</w:t>
+            </w:r>
+          </w:p>
+        </w:tc>
+        <w:tc>
+          <w:tcPr>
+            <w:tcW w:w="0" w:type="auto"/>
+            <w:hideMark/>
+          </w:tcPr>
+          <w:p>
+            <w:pPr>
+              <w:rPr>
+                <w:rFonts w:cs="Times New Roman"/>
+                <w:szCs w:val="28"/>
+                <w:lang w:val="en-RU"/>
+              </w:rPr>
+            </w:pPr>
+            <w:r>
+              <w:rPr>
+                <w:rFonts w:cs="Times New Roman"/>
+                <w:szCs w:val="28"/>
+                <w:lang w:val="en-RU"/>
+              </w:rPr>
+              <w:t>2</w:t>
+            </w:r>
+          </w:p>
+        </w:tc>
+        <w:tc>
+          <w:tcPr>
+            <w:tcW w:w="0" w:type="auto"/>
+            <w:hideMark/>
+          </w:tcPr>
+          <w:p>
+            <w:pPr>
+              <w:rPr>
+                <w:rFonts w:cs="Times New Roman"/>
+                <w:szCs w:val="28"/>
+                <w:lang w:val="en-RU"/>
+              </w:rPr>
+            </w:pPr>
+          </w:p>
+        </w:tc>
+      </w:tr>
+      <w:tr>
+        <w:tc>
+          <w:tcPr>
+            <w:tcW w:w="0" w:type="auto"/>
+            <w:hideMark/>
+          </w:tcPr>
+          <w:p>
+            <w:pPr>
+              <w:rPr>
+                <w:rFonts w:cs="Times New Roman"/>
+                <w:szCs w:val="28"/>
+                <w:lang w:val="en-RU"/>
+              </w:rPr>
+            </w:pPr>
+            <w:r>
+              <w:rPr>
+                <w:rFonts w:cs="Times New Roman"/>
+                <w:szCs w:val="28"/>
+                <w:lang w:val="en-RU"/>
+              </w:rPr>
+              <w:t>y9</w:t>
+            </w:r>
+          </w:p>
+        </w:tc>
+        <w:tc>
+          <w:tcPr>
+            <w:tcW w:w="0" w:type="auto"/>
+            <w:hideMark/>
+          </w:tcPr>
+          <w:p>
+            <w:pPr>
+              <w:rPr>
+                <w:rFonts w:cs="Times New Roman"/>
+                <w:szCs w:val="28"/>
+                <w:lang w:val="en-RU"/>
+              </w:rPr>
+            </w:pPr>
+            <w:r>
+              <w:rPr>
+                <w:rFonts w:cs="Times New Roman"/>
+                <w:szCs w:val="28"/>
+                <w:lang w:val="en-RU"/>
+              </w:rPr>
+              <w:t>2</w:t>
+            </w:r>
+          </w:p>
+        </w:tc>
+        <w:tc>
+          <w:tcPr>
+            <w:tcW w:w="0" w:type="auto"/>
+            <w:hideMark/>
+          </w:tcPr>
+          <w:p>
+            <w:pPr>
+              <w:rPr>
+                <w:rFonts w:cs="Times New Roman"/>
+                <w:szCs w:val="28"/>
+                <w:lang w:val="en-RU"/>
+              </w:rPr>
+            </w:pPr>
+            <w:r>
+              <w:rPr>
+                <w:rFonts w:cs="Times New Roman"/>
+                <w:szCs w:val="28"/>
+                <w:lang w:val="en-RU"/>
+              </w:rPr>
+              <w:t>2</w:t>
+            </w:r>
+          </w:p>
+        </w:tc>
+        <w:tc>
+          <w:tcPr>
+            <w:tcW w:w="0" w:type="auto"/>
+            <w:hideMark/>
+          </w:tcPr>
+          <w:p>
+            <w:pPr>
+              <w:rPr>
+                <w:rFonts w:cs="Times New Roman"/>
+                <w:szCs w:val="28"/>
+                <w:lang w:val="en-RU"/>
+              </w:rPr>
+            </w:pPr>
+            <w:r>
+              <w:rPr>
+                <w:rFonts w:cs="Times New Roman"/>
+                <w:szCs w:val="28"/>
+                <w:lang w:val="en-RU"/>
+              </w:rPr>
+              <w:t>4</w:t>
+            </w:r>
+          </w:p>
+        </w:tc>
+        <w:tc>
+          <w:tcPr>
+            <w:tcW w:w="0" w:type="auto"/>
+            <w:hideMark/>
+          </w:tcPr>
+          <w:p>
+            <w:pPr>
+              <w:rPr>
+                <w:rFonts w:cs="Times New Roman"/>
+                <w:szCs w:val="28"/>
+                <w:lang w:val="en-RU"/>
+              </w:rPr>
+            </w:pPr>
+          </w:p>
+        </w:tc>
+        <w:tc>
+          <w:tcPr>
+            <w:tcW w:w="0" w:type="auto"/>
+            <w:hideMark/>
+          </w:tcPr>
+          <w:p>
+            <w:pPr>
+              <w:rPr>
+                <w:rFonts w:cs="Times New Roman"/>
+                <w:szCs w:val="28"/>
+                <w:lang w:val="en-RU"/>
+              </w:rPr>
+            </w:pPr>
+            <w:r>
+              <w:rPr>
+                <w:rFonts w:cs="Times New Roman"/>
+                <w:szCs w:val="28"/>
+                <w:lang w:val="en-RU"/>
+              </w:rPr>
+              <w:t>2</w:t>
+            </w:r>
+          </w:p>
+        </w:tc>
+        <w:tc>
+          <w:tcPr>
+            <w:tcW w:w="0" w:type="auto"/>
+            <w:hideMark/>
+          </w:tcPr>
+          <w:p>
+            <w:pPr>
+              <w:rPr>
+                <w:rFonts w:cs="Times New Roman"/>
+                <w:szCs w:val="28"/>
+                <w:lang w:val="en-RU"/>
+              </w:rPr>
+            </w:pPr>
+            <w:r>
+              <w:rPr>
+                <w:rFonts w:cs="Times New Roman"/>
+                <w:szCs w:val="28"/>
+                <w:lang w:val="en-RU"/>
+              </w:rPr>
+              <w:t>4</w:t>
+            </w:r>
+          </w:p>
+        </w:tc>
+        <w:tc>
+          <w:tcPr>
+            <w:tcW w:w="0" w:type="auto"/>
+            <w:hideMark/>
+          </w:tcPr>
+          <w:p>
+            <w:pPr>
+              <w:rPr>
+                <w:rFonts w:cs="Times New Roman"/>
+                <w:szCs w:val="28"/>
+                <w:lang w:val="en-RU"/>
+              </w:rPr>
+            </w:pPr>
+          </w:p>
+        </w:tc>
+        <w:tc>
+          <w:tcPr>
+            <w:tcW w:w="0" w:type="auto"/>
+            <w:hideMark/>
+          </w:tcPr>
+          <w:p>
+            <w:pPr>
+              <w:rPr>
+                <w:rFonts w:cs="Times New Roman"/>
+                <w:szCs w:val="28"/>
+                <w:lang w:val="en-RU"/>
+              </w:rPr>
+            </w:pPr>
+          </w:p>
+        </w:tc>
+        <w:tc>
+          <w:tcPr>
+            <w:tcW w:w="0" w:type="auto"/>
+            <w:hideMark/>
+          </w:tcPr>
+          <w:p>
+            <w:pPr>
+              <w:rPr>
+                <w:rFonts w:cs="Times New Roman"/>
+                <w:szCs w:val="28"/>
+                <w:lang w:val="en-RU"/>
+              </w:rPr>
+            </w:pPr>
+            <w:r>
+              <w:rPr>
+                <w:rFonts w:cs="Times New Roman"/>
+                <w:szCs w:val="28"/>
+                <w:lang w:val="en-RU"/>
+              </w:rPr>
+              <w:t>0</w:t>
+            </w:r>
+          </w:p>
+        </w:tc>
+        <w:tc>
+          <w:tcPr>
+            <w:tcW w:w="0" w:type="auto"/>
+            <w:hideMark/>
+          </w:tcPr>
+          <w:p>
+            <w:pPr>
+              <w:rPr>
+                <w:rFonts w:cs="Times New Roman"/>
+                <w:szCs w:val="28"/>
+                <w:lang w:val="en-RU"/>
+              </w:rPr>
+            </w:pPr>
+          </w:p>
+        </w:tc>
+        <w:tc>
+          <w:tcPr>
+            <w:tcW w:w="0" w:type="auto"/>
+            <w:hideMark/>
+          </w:tcPr>
+          <w:p>
+            <w:pPr>
+              <w:rPr>
+                <w:rFonts w:cs="Times New Roman"/>
+                <w:szCs w:val="28"/>
+                <w:lang w:val="en-RU"/>
+              </w:rPr>
+            </w:pPr>
+          </w:p>
+        </w:tc>
+        <w:tc>
+          <w:tcPr>
+            <w:tcW w:w="0" w:type="auto"/>
+            <w:hideMark/>
+          </w:tcPr>
+          <w:p>
+            <w:pPr>
+              <w:rPr>
+                <w:rFonts w:cs="Times New Roman"/>
+                <w:szCs w:val="28"/>
+                <w:lang w:val="en-RU"/>
+              </w:rPr>
+            </w:pPr>
+          </w:p>
+        </w:tc>
+      </w:tr>
+      <w:tr>
+        <w:tc>
+          <w:tcPr>
+            <w:tcW w:w="0" w:type="auto"/>
+            <w:hideMark/>
+          </w:tcPr>
+          <w:p>
+            <w:pPr>
+              <w:rPr>
+                <w:rFonts w:cs="Times New Roman"/>
+                <w:szCs w:val="28"/>
+                <w:lang w:val="en-RU"/>
+              </w:rPr>
+            </w:pPr>
+            <w:r>
+              <w:rPr>
+                <w:rFonts w:cs="Times New Roman"/>
+                <w:szCs w:val="28"/>
+                <w:lang w:val="en-RU"/>
+              </w:rPr>
+              <w:t>y10</w:t>
+            </w:r>
+          </w:p>
+        </w:tc>
+        <w:tc>
+          <w:tcPr>
+            <w:tcW w:w="0" w:type="auto"/>
+            <w:hideMark/>
+          </w:tcPr>
+          <w:p>
+            <w:pPr>
+              <w:rPr>
+                <w:rFonts w:cs="Times New Roman"/>
+                <w:szCs w:val="28"/>
+                <w:lang w:val="en-RU"/>
+              </w:rPr>
+            </w:pPr>
+            <w:r>
+              <w:rPr>
+                <w:rFonts w:cs="Times New Roman"/>
+                <w:szCs w:val="28"/>
+                <w:lang w:val="en-RU"/>
+              </w:rPr>
+              <w:t>5</w:t>
+            </w:r>
+          </w:p>
+        </w:tc>
+        <w:tc>
+          <w:tcPr>
+            <w:tcW w:w="0" w:type="auto"/>
+            <w:hideMark/>
+          </w:tcPr>
+          <w:p>
+            <w:pPr>
+              <w:rPr>
+                <w:rFonts w:cs="Times New Roman"/>
+                <w:szCs w:val="28"/>
+                <w:lang w:val="en-RU"/>
+              </w:rPr>
+            </w:pPr>
+          </w:p>
+        </w:tc>
+        <w:tc>
+          <w:tcPr>
+            <w:tcW w:w="0" w:type="auto"/>
+            <w:hideMark/>
+          </w:tcPr>
+          <w:p>
+            <w:pPr>
+              <w:rPr>
+                <w:rFonts w:cs="Times New Roman"/>
+                <w:szCs w:val="28"/>
+                <w:lang w:val="en-RU"/>
+              </w:rPr>
+            </w:pPr>
+          </w:p>
+        </w:tc>
+        <w:tc>
+          <w:tcPr>
+            <w:tcW w:w="0" w:type="auto"/>
+            <w:hideMark/>
+          </w:tcPr>
+          <w:p>
+            <w:pPr>
+              <w:rPr>
+                <w:rFonts w:cs="Times New Roman"/>
+                <w:szCs w:val="28"/>
+                <w:lang w:val="en-RU"/>
+              </w:rPr>
+            </w:pPr>
+            <w:r>
+              <w:rPr>
+                <w:rFonts w:cs="Times New Roman"/>
+                <w:szCs w:val="28"/>
+                <w:lang w:val="en-RU"/>
+              </w:rPr>
+              <w:t>1</w:t>
+            </w:r>
+          </w:p>
+        </w:tc>
+        <w:tc>
+          <w:tcPr>
+            <w:tcW w:w="0" w:type="auto"/>
+            <w:hideMark/>
+          </w:tcPr>
+          <w:p>
+            <w:pPr>
+              <w:rPr>
+                <w:rFonts w:cs="Times New Roman"/>
+                <w:szCs w:val="28"/>
+                <w:lang w:val="en-RU"/>
+              </w:rPr>
+            </w:pPr>
+          </w:p>
+        </w:tc>
+        <w:tc>
+          <w:tcPr>
+            <w:tcW w:w="0" w:type="auto"/>
+            <w:hideMark/>
+          </w:tcPr>
+          <w:p>
+            <w:pPr>
+              <w:rPr>
+                <w:rFonts w:cs="Times New Roman"/>
+                <w:szCs w:val="28"/>
+                <w:lang w:val="en-RU"/>
+              </w:rPr>
+            </w:pPr>
+            <w:r>
+              <w:rPr>
+                <w:rFonts w:cs="Times New Roman"/>
+                <w:szCs w:val="28"/>
+                <w:lang w:val="en-RU"/>
+              </w:rPr>
+              <w:t>5</w:t>
+            </w:r>
+          </w:p>
+        </w:tc>
+        <w:tc>
+          <w:tcPr>
+            <w:tcW w:w="0" w:type="auto"/>
+            <w:hideMark/>
+          </w:tcPr>
+          <w:p>
+            <w:pPr>
+              <w:rPr>
+                <w:rFonts w:cs="Times New Roman"/>
+                <w:szCs w:val="28"/>
+                <w:lang w:val="en-RU"/>
+              </w:rPr>
+            </w:pPr>
+          </w:p>
+        </w:tc>
+        <w:tc>
+          <w:tcPr>
+            <w:tcW w:w="0" w:type="auto"/>
+            <w:hideMark/>
+          </w:tcPr>
+          <w:p>
+            <w:pPr>
+              <w:rPr>
+                <w:rFonts w:cs="Times New Roman"/>
+                <w:szCs w:val="28"/>
+                <w:lang w:val="en-RU"/>
+              </w:rPr>
+            </w:pPr>
+            <w:r>
+              <w:rPr>
+                <w:rFonts w:cs="Times New Roman"/>
+                <w:szCs w:val="28"/>
+                <w:lang w:val="en-RU"/>
+              </w:rPr>
+              <w:t>2</w:t>
+            </w:r>
+          </w:p>
+        </w:tc>
+        <w:tc>
+          <w:tcPr>
+            <w:tcW w:w="0" w:type="auto"/>
+            <w:hideMark/>
+          </w:tcPr>
+          <w:p>
+            <w:pPr>
+              <w:rPr>
+                <w:rFonts w:cs="Times New Roman"/>
+                <w:szCs w:val="28"/>
+                <w:lang w:val="en-RU"/>
+              </w:rPr>
+            </w:pPr>
+          </w:p>
+        </w:tc>
+        <w:tc>
+          <w:tcPr>
+            <w:tcW w:w="0" w:type="auto"/>
+            <w:hideMark/>
+          </w:tcPr>
+          <w:p>
+            <w:pPr>
+              <w:rPr>
+                <w:rFonts w:cs="Times New Roman"/>
+                <w:szCs w:val="28"/>
+                <w:lang w:val="en-RU"/>
+              </w:rPr>
+            </w:pPr>
+            <w:r>
+              <w:rPr>
+                <w:rFonts w:cs="Times New Roman"/>
+                <w:szCs w:val="28"/>
+                <w:lang w:val="en-RU"/>
+              </w:rPr>
+              <w:t>0</w:t>
+            </w:r>
+          </w:p>
+        </w:tc>
+        <w:tc>
+          <w:tcPr>
+            <w:tcW w:w="0" w:type="auto"/>
+            <w:hideMark/>
+          </w:tcPr>
+          <w:p>
+            <w:pPr>
+              <w:rPr>
+                <w:rFonts w:cs="Times New Roman"/>
+                <w:szCs w:val="28"/>
+                <w:lang w:val="en-RU"/>
+              </w:rPr>
+            </w:pPr>
+          </w:p>
+        </w:tc>
+        <w:tc>
+          <w:tcPr>
+            <w:tcW w:w="0" w:type="auto"/>
+            <w:hideMark/>
+          </w:tcPr>
+          <w:p>
+            <w:pPr>
+              <w:rPr>
+                <w:rFonts w:cs="Times New Roman"/>
+                <w:szCs w:val="28"/>
+                <w:lang w:val="en-RU"/>
+              </w:rPr>
+            </w:pPr>
+          </w:p>
+        </w:tc>
+      </w:tr>
+      <w:tr>
+        <w:tc>
+          <w:tcPr>
+            <w:tcW w:w="0" w:type="auto"/>
+            <w:hideMark/>
+          </w:tcPr>
+          <w:p>
+            <w:pPr>
+              <w:rPr>
+                <w:rFonts w:cs="Times New Roman"/>
+                <w:szCs w:val="28"/>
+                <w:lang w:val="en-RU"/>
+              </w:rPr>
+            </w:pPr>
+            <w:r>
+              <w:rPr>
+                <w:rFonts w:cs="Times New Roman"/>
+                <w:szCs w:val="28"/>
+                <w:lang w:val="en-RU"/>
+              </w:rPr>
+              <w:t>y11</w:t>
+            </w:r>
+          </w:p>
+        </w:tc>
+        <w:tc>
+          <w:tcPr>
+            <w:tcW w:w="0" w:type="auto"/>
+            <w:hideMark/>
+          </w:tcPr>
+          <w:p>
+            <w:pPr>
+              <w:rPr>
+                <w:rFonts w:cs="Times New Roman"/>
+                <w:szCs w:val="28"/>
+                <w:lang w:val="en-RU"/>
+              </w:rPr>
+            </w:pPr>
+            <w:r>
+              <w:rPr>
+                <w:rFonts w:cs="Times New Roman"/>
+                <w:szCs w:val="28"/>
+                <w:lang w:val="en-RU"/>
+              </w:rPr>
+              <w:t>3</w:t>
+            </w:r>
+          </w:p>
+        </w:tc>
+        <w:tc>
+          <w:tcPr>
+            <w:tcW w:w="0" w:type="auto"/>
+            <w:hideMark/>
+          </w:tcPr>
+          <w:p>
+            <w:pPr>
+              <w:rPr>
+                <w:rFonts w:cs="Times New Roman"/>
+                <w:szCs w:val="28"/>
+                <w:lang w:val="en-RU"/>
+              </w:rPr>
+            </w:pPr>
+            <w:r>
+              <w:rPr>
+                <w:rFonts w:cs="Times New Roman"/>
+                <w:szCs w:val="28"/>
+                <w:lang w:val="en-RU"/>
+              </w:rPr>
+              <w:t>2</w:t>
+            </w:r>
+          </w:p>
+        </w:tc>
+        <w:tc>
+          <w:tcPr>
+            <w:tcW w:w="0" w:type="auto"/>
+            <w:hideMark/>
+          </w:tcPr>
+          <w:p>
+            <w:pPr>
+              <w:rPr>
+                <w:rFonts w:cs="Times New Roman"/>
+                <w:szCs w:val="28"/>
+                <w:lang w:val="en-RU"/>
+              </w:rPr>
+            </w:pPr>
+            <w:r>
+              <w:rPr>
+                <w:rFonts w:cs="Times New Roman"/>
+                <w:szCs w:val="28"/>
+                <w:lang w:val="en-RU"/>
+              </w:rPr>
+              <w:t>5</w:t>
+            </w:r>
+          </w:p>
+        </w:tc>
+        <w:tc>
+          <w:tcPr>
+            <w:tcW w:w="0" w:type="auto"/>
+            <w:hideMark/>
+          </w:tcPr>
+          <w:p>
+            <w:pPr>
+              <w:rPr>
+                <w:rFonts w:cs="Times New Roman"/>
+                <w:szCs w:val="28"/>
+                <w:lang w:val="en-RU"/>
+              </w:rPr>
+            </w:pPr>
+          </w:p>
+        </w:tc>
+        <w:tc>
+          <w:tcPr>
+            <w:tcW w:w="0" w:type="auto"/>
+            <w:hideMark/>
+          </w:tcPr>
+          <w:p>
+            <w:pPr>
+              <w:rPr>
+                <w:rFonts w:cs="Times New Roman"/>
+                <w:szCs w:val="28"/>
+                <w:lang w:val="en-RU"/>
+              </w:rPr>
+            </w:pPr>
+          </w:p>
+        </w:tc>
+        <w:tc>
+          <w:tcPr>
+            <w:tcW w:w="0" w:type="auto"/>
+            <w:hideMark/>
+          </w:tcPr>
+          <w:p>
+            <w:pPr>
+              <w:rPr>
+                <w:rFonts w:cs="Times New Roman"/>
+                <w:szCs w:val="28"/>
+                <w:lang w:val="en-RU"/>
+              </w:rPr>
+            </w:pPr>
+          </w:p>
+        </w:tc>
+        <w:tc>
+          <w:tcPr>
+            <w:tcW w:w="0" w:type="auto"/>
+            <w:hideMark/>
+          </w:tcPr>
+          <w:p>
+            <w:pPr>
+              <w:rPr>
+                <w:rFonts w:cs="Times New Roman"/>
+                <w:szCs w:val="28"/>
+                <w:lang w:val="en-RU"/>
+              </w:rPr>
+            </w:pPr>
+          </w:p>
+        </w:tc>
+        <w:tc>
+          <w:tcPr>
+            <w:tcW w:w="0" w:type="auto"/>
+            <w:hideMark/>
+          </w:tcPr>
+          <w:p>
+            <w:pPr>
+              <w:rPr>
+                <w:rFonts w:cs="Times New Roman"/>
+                <w:szCs w:val="28"/>
+                <w:lang w:val="en-RU"/>
+              </w:rPr>
+            </w:pPr>
+            <w:r>
+              <w:rPr>
+                <w:rFonts w:cs="Times New Roman"/>
+                <w:szCs w:val="28"/>
+                <w:lang w:val="en-RU"/>
+              </w:rPr>
+              <w:t>2</w:t>
+            </w:r>
+          </w:p>
+        </w:tc>
+        <w:tc>
+          <w:tcPr>
+            <w:tcW w:w="0" w:type="auto"/>
+            <w:hideMark/>
+          </w:tcPr>
+          <w:p>
+            <w:pPr>
+              <w:rPr>
+                <w:rFonts w:cs="Times New Roman"/>
+                <w:szCs w:val="28"/>
+                <w:lang w:val="en-RU"/>
+              </w:rPr>
+            </w:pPr>
+          </w:p>
+        </w:tc>
+        <w:tc>
+          <w:tcPr>
+            <w:tcW w:w="0" w:type="auto"/>
+            <w:hideMark/>
+          </w:tcPr>
+          <w:p>
+            <w:pPr>
+              <w:rPr>
+                <w:rFonts w:cs="Times New Roman"/>
+                <w:szCs w:val="28"/>
+                <w:lang w:val="en-RU"/>
+              </w:rPr>
+            </w:pPr>
+          </w:p>
+        </w:tc>
+        <w:tc>
+          <w:tcPr>
+            <w:tcW w:w="0" w:type="auto"/>
+            <w:hideMark/>
+          </w:tcPr>
+          <w:p>
+            <w:pPr>
+              <w:rPr>
+                <w:rFonts w:cs="Times New Roman"/>
+                <w:szCs w:val="28"/>
+                <w:lang w:val="en-RU"/>
+              </w:rPr>
+            </w:pPr>
+            <w:r>
+              <w:rPr>
+                <w:rFonts w:cs="Times New Roman"/>
+                <w:szCs w:val="28"/>
+                <w:lang w:val="en-RU"/>
+              </w:rPr>
+              <w:t>0</w:t>
+            </w:r>
+          </w:p>
+        </w:tc>
+        <w:tc>
+          <w:tcPr>
+            <w:tcW w:w="0" w:type="auto"/>
+            <w:hideMark/>
+          </w:tcPr>
+          <w:p>
+            <w:pPr>
+              <w:rPr>
+                <w:rFonts w:cs="Times New Roman"/>
+                <w:szCs w:val="28"/>
+                <w:lang w:val="en-RU"/>
+              </w:rPr>
+            </w:pPr>
+          </w:p>
+        </w:tc>
+      </w:tr>
+      <w:tr>
+        <w:tc>
+          <w:tcPr>
+            <w:tcW w:w="0" w:type="auto"/>
+            <w:hideMark/>
+          </w:tcPr>
+          <w:p>
+            <w:pPr>
+              <w:rPr>
+                <w:rFonts w:cs="Times New Roman"/>
+                <w:szCs w:val="28"/>
+                <w:lang w:val="en-RU"/>
+              </w:rPr>
+            </w:pPr>
+            <w:r>
+              <w:rPr>
+                <w:rFonts w:cs="Times New Roman"/>
+                <w:szCs w:val="28"/>
+                <w:lang w:val="en-RU"/>
+              </w:rPr>
+              <w:t>y12</w:t>
+            </w:r>
+          </w:p>
+        </w:tc>
+        <w:tc>
+          <w:tcPr>
+            <w:tcW w:w="0" w:type="auto"/>
+            <w:hideMark/>
+          </w:tcPr>
+          <w:p>
+            <w:pPr>
+              <w:rPr>
+                <w:rFonts w:cs="Times New Roman"/>
+                <w:szCs w:val="28"/>
+                <w:lang w:val="en-RU"/>
+              </w:rPr>
+            </w:pPr>
+          </w:p>
+        </w:tc>
+        <w:tc>
+          <w:tcPr>
+            <w:tcW w:w="0" w:type="auto"/>
+            <w:hideMark/>
+          </w:tcPr>
+          <w:p>
+            <w:pPr>
+              <w:rPr>
+                <w:rFonts w:cs="Times New Roman"/>
+                <w:szCs w:val="28"/>
+                <w:lang w:val="en-RU"/>
+              </w:rPr>
+            </w:pPr>
+            <w:r>
+              <w:rPr>
+                <w:rFonts w:cs="Times New Roman"/>
+                <w:szCs w:val="28"/>
+                <w:lang w:val="en-RU"/>
+              </w:rPr>
+              <w:t>4</w:t>
+            </w:r>
+          </w:p>
+        </w:tc>
+        <w:tc>
+          <w:tcPr>
+            <w:tcW w:w="0" w:type="auto"/>
+            <w:hideMark/>
+          </w:tcPr>
+          <w:p>
+            <w:pPr>
+              <w:rPr>
+                <w:rFonts w:cs="Times New Roman"/>
+                <w:szCs w:val="28"/>
+                <w:lang w:val="en-RU"/>
+              </w:rPr>
+            </w:pPr>
+          </w:p>
+        </w:tc>
+        <w:tc>
+          <w:tcPr>
+            <w:tcW w:w="0" w:type="auto"/>
+            <w:hideMark/>
+          </w:tcPr>
+          <w:p>
+            <w:pPr>
+              <w:rPr>
+                <w:rFonts w:cs="Times New Roman"/>
+                <w:szCs w:val="28"/>
+                <w:lang w:val="en-RU"/>
+              </w:rPr>
+            </w:pPr>
+          </w:p>
+        </w:tc>
+        <w:tc>
+          <w:tcPr>
+            <w:tcW w:w="0" w:type="auto"/>
+            <w:hideMark/>
+          </w:tcPr>
+          <w:p>
+            <w:pPr>
+              <w:rPr>
+                <w:rFonts w:cs="Times New Roman"/>
+                <w:szCs w:val="28"/>
+                <w:lang w:val="en-RU"/>
+              </w:rPr>
+            </w:pPr>
+          </w:p>
+        </w:tc>
+        <w:tc>
+          <w:tcPr>
+            <w:tcW w:w="0" w:type="auto"/>
+            <w:hideMark/>
+          </w:tcPr>
+          <w:p>
+            <w:pPr>
+              <w:rPr>
+                <w:rFonts w:cs="Times New Roman"/>
+                <w:szCs w:val="28"/>
+                <w:lang w:val="en-RU"/>
+              </w:rPr>
+            </w:pPr>
+            <w:r>
+              <w:rPr>
+                <w:rFonts w:cs="Times New Roman"/>
+                <w:szCs w:val="28"/>
+                <w:lang w:val="en-RU"/>
+              </w:rPr>
+              <w:t>3</w:t>
+            </w:r>
+          </w:p>
+        </w:tc>
+        <w:tc>
+          <w:tcPr>
+            <w:tcW w:w="0" w:type="auto"/>
+            <w:hideMark/>
+          </w:tcPr>
+          <w:p>
+            <w:pPr>
+              <w:rPr>
+                <w:rFonts w:cs="Times New Roman"/>
+                <w:szCs w:val="28"/>
+                <w:lang w:val="en-RU"/>
+              </w:rPr>
+            </w:pPr>
+          </w:p>
+        </w:tc>
+        <w:tc>
+          <w:tcPr>
+            <w:tcW w:w="0" w:type="auto"/>
+            <w:hideMark/>
+          </w:tcPr>
+          <w:p>
+            <w:pPr>
+              <w:rPr>
+                <w:rFonts w:cs="Times New Roman"/>
+                <w:szCs w:val="28"/>
+                <w:lang w:val="en-RU"/>
+              </w:rPr>
+            </w:pPr>
+          </w:p>
+        </w:tc>
+        <w:tc>
+          <w:tcPr>
+            <w:tcW w:w="0" w:type="auto"/>
+            <w:hideMark/>
+          </w:tcPr>
+          <w:p>
+            <w:pPr>
+              <w:rPr>
+                <w:rFonts w:cs="Times New Roman"/>
+                <w:szCs w:val="28"/>
+                <w:lang w:val="en-RU"/>
+              </w:rPr>
+            </w:pPr>
+          </w:p>
+        </w:tc>
+        <w:tc>
+          <w:tcPr>
+            <w:tcW w:w="0" w:type="auto"/>
+            <w:hideMark/>
+          </w:tcPr>
+          <w:p>
+            <w:pPr>
+              <w:rPr>
+                <w:rFonts w:cs="Times New Roman"/>
+                <w:szCs w:val="28"/>
+                <w:lang w:val="en-RU"/>
+              </w:rPr>
+            </w:pPr>
+          </w:p>
+        </w:tc>
+        <w:tc>
+          <w:tcPr>
+            <w:tcW w:w="0" w:type="auto"/>
+            <w:hideMark/>
+          </w:tcPr>
+          <w:p>
+            <w:pPr>
+              <w:rPr>
+                <w:rFonts w:cs="Times New Roman"/>
+                <w:szCs w:val="28"/>
+                <w:lang w:val="en-RU"/>
+              </w:rPr>
+            </w:pPr>
+          </w:p>
+        </w:tc>
+        <w:tc>
+          <w:tcPr>
+            <w:tcW w:w="0" w:type="auto"/>
+            <w:hideMark/>
+          </w:tcPr>
+          <w:p>
+            <w:pPr>
+              <w:rPr>
+                <w:rFonts w:cs="Times New Roman"/>
+                <w:szCs w:val="28"/>
+                <w:lang w:val="en-RU"/>
+              </w:rPr>
+            </w:pPr>
+            <w:r>
+              <w:rPr>
+                <w:rFonts w:cs="Times New Roman"/>
+                <w:szCs w:val="28"/>
+                <w:lang w:val="en-RU"/>
+              </w:rPr>
+              <w:t>0</w:t>
+            </w:r>
+          </w:p>
+        </w:tc>
+      </w:tr>
+    </w:tbl>
+    <w:p>
+      <w:pPr>
+        <w:rPr>
+          <w:rFonts w:cs="Times New Roman"/>
+          <w:szCs w:val="28"/>
+          <w:lang w:val="en-RU"/>
+        </w:rPr>
+      </w:pPr>
+    </w:p>
+    <w:p>
+      <w:pPr>
+        <w:rPr>
+          <w:rFonts w:cs="Times New Roman"/>
+          <w:szCs w:val="28"/>
+          <w:lang w:val="en-RU"/>
+        </w:rPr>
+      </w:pPr>
+      <w:r>
+        <w:rPr>
+          <w:rFonts w:cs="Times New Roman"/>
+          <w:szCs w:val="28"/>
+          <w:lang w:val="en-RU"/>
+        </w:rPr>
+        <w:t>Для графа G</w:t>
+      </w:r>
+      <w:r>
+        <w:rPr>
+          <w:rFonts w:cs="Times New Roman"/>
+          <w:szCs w:val="28"/>
+          <w:vertAlign w:val="subscript"/>
+          <w:lang w:val="en-RU"/>
+        </w:rPr>
+        <w:t>1</w:t>
+      </w:r>
+      <w:r>
+        <w:rPr>
+          <w:rFonts w:cs="Times New Roman"/>
+          <w:szCs w:val="28"/>
+          <w:lang w:val="en-RU"/>
+        </w:rPr>
+        <w:t xml:space="preserve"> Σρ(x)=228. </w:t>
+      </w:r>
+    </w:p>
+    <w:p>
+      <w:pPr>
+        <w:rPr>
+          <w:rFonts w:cs="Times New Roman"/>
+          <w:szCs w:val="28"/>
+          <w:lang w:val="en-RU"/>
+        </w:rPr>
+      </w:pPr>
+      <w:r>
+        <w:rPr>
+          <w:rFonts w:cs="Times New Roman"/>
+          <w:szCs w:val="28"/>
+          <w:lang w:val="en-RU"/>
+        </w:rPr>
+        <w:t xml:space="preserve">Список Ρ(x) = {30, 27, 25, 25, 23, 21, 16, 15, 14, 13, 12, 7}. </w:t>
+      </w:r>
+    </w:p>
+    <w:p>
+      <w:pPr>
+        <w:rPr>
+          <w:rFonts w:cs="Times New Roman"/>
+          <w:szCs w:val="28"/>
+          <w:lang w:val="en-RU"/>
+        </w:rPr>
+      </w:pPr>
+    </w:p>
+    <w:p>
+      <w:pPr>
+        <w:rPr>
+          <w:rFonts w:cs="Times New Roman"/>
+          <w:szCs w:val="28"/>
+          <w:lang w:val="en-RU"/>
+        </w:rPr>
+      </w:pPr>
+      <w:r>
+        <w:rPr>
+          <w:rFonts w:cs="Times New Roman"/>
+          <w:szCs w:val="28"/>
+          <w:lang w:val="en-RU"/>
+        </w:rPr>
+        <w:t>Для графа G</w:t>
+      </w:r>
+      <w:r>
+        <w:rPr>
+          <w:rFonts w:cs="Times New Roman"/>
+          <w:szCs w:val="28"/>
+          <w:vertAlign w:val="subscript"/>
+          <w:lang w:val="en-RU"/>
+        </w:rPr>
+        <w:t>2</w:t>
+      </w:r>
+      <w:r>
+        <w:rPr>
+          <w:rFonts w:cs="Times New Roman"/>
+          <w:szCs w:val="28"/>
+          <w:lang w:val="en-RU"/>
+        </w:rPr>
+        <w:t xml:space="preserve"> Σρ(y)=228. Список Ρ(y) = {30, 27, 25, 25, 23, 21, 16, 15, 14, 13, 12, 7}.</w:t>
+      </w:r>
+    </w:p>
+    <w:p>
+      <w:pPr>
+        <w:rPr>
+          <w:rFonts w:cs="Times New Roman"/>
+          <w:szCs w:val="28"/>
+          <w:lang w:val="en-RU"/>
+        </w:rPr>
+      </w:pPr>
+      <w:r>
+        <w:rPr>
+          <w:rFonts w:cs="Times New Roman"/>
+          <w:szCs w:val="28"/>
+          <w:lang w:val="en-RU"/>
+        </w:rPr>
+        <w:t>Разобьем вершины обоих графов на классы по их степеням.</w:t>
+      </w:r>
+    </w:p>
+    <w:tbl>
+      <w:tblPr>
+        <w:tblStyle w:val="TableGrid"/>
+        <w:tblW w:w="0" w:type="auto"/>
+        <w:tblLook w:val="04A0" w:firstRow="1" w:lastRow="0" w:firstColumn="1" w:lastColumn="0" w:noHBand="0" w:noVBand="1"/>
+      </w:tblPr>
+      <w:tblGrid>
+        <w:gridCol w:w="419"/>
+        <w:gridCol w:w="812"/>
+        <w:gridCol w:w="812"/>
+        <w:gridCol w:w="812"/>
+        <w:gridCol w:w="812"/>
+        <w:gridCol w:w="813"/>
+        <w:gridCol w:w="813"/>
+        <w:gridCol w:w="813"/>
+        <w:gridCol w:w="813"/>
+        <w:gridCol w:w="813"/>
+        <w:gridCol w:w="813"/>
+        <w:gridCol w:w="799"/>
+      </w:tblGrid>
+      <w:tr>
+        <w:tc>
+          <w:tcPr>
+            <w:tcW w:w="0" w:type="auto"/>
+            <w:hideMark/>
+          </w:tcPr>
+          <w:p>
+            <w:pPr>
+              <w:rPr>
+                <w:rFonts w:cs="Times New Roman"/>
+                <w:szCs w:val="28"/>
+                <w:lang w:val="en-RU"/>
+              </w:rPr>
+            </w:pPr>
+          </w:p>
+        </w:tc>
+        <w:tc>
+          <w:tcPr>
+            <w:tcW w:w="0" w:type="auto"/>
+            <w:hideMark/>
+          </w:tcPr>
+          <w:p>
+            <w:pPr>
+              <w:rPr>
+                <w:rFonts w:cs="Times New Roman"/>
+                <w:szCs w:val="28"/>
+                <w:lang w:val="en-RU"/>
+              </w:rPr>
+            </w:pPr>
+            <w:r>
+              <w:rPr>
+                <w:rFonts w:cs="Times New Roman"/>
+                <w:szCs w:val="28"/>
+                <w:lang w:val="en-RU"/>
+              </w:rPr>
+              <w:t>p(x) = p(y) = 30</w:t>
+            </w:r>
+          </w:p>
+        </w:tc>
+        <w:tc>
+          <w:tcPr>
+            <w:tcW w:w="0" w:type="auto"/>
+            <w:hideMark/>
+          </w:tcPr>
+          <w:p>
+            <w:pPr>
+              <w:rPr>
+                <w:rFonts w:cs="Times New Roman"/>
+                <w:szCs w:val="28"/>
+                <w:lang w:val="en-RU"/>
+              </w:rPr>
+            </w:pPr>
+            <w:r>
+              <w:rPr>
+                <w:rFonts w:cs="Times New Roman"/>
+                <w:szCs w:val="28"/>
+                <w:lang w:val="en-RU"/>
+              </w:rPr>
+              <w:t>p(x) = p(y) = 27</w:t>
+            </w:r>
+          </w:p>
+        </w:tc>
+        <w:tc>
+          <w:tcPr>
+            <w:tcW w:w="0" w:type="auto"/>
+            <w:hideMark/>
+          </w:tcPr>
+          <w:p>
+            <w:pPr>
+              <w:rPr>
+                <w:rFonts w:cs="Times New Roman"/>
+                <w:szCs w:val="28"/>
+                <w:lang w:val="en-RU"/>
+              </w:rPr>
+            </w:pPr>
+            <w:r>
+              <w:rPr>
+                <w:rFonts w:cs="Times New Roman"/>
+                <w:szCs w:val="28"/>
+                <w:lang w:val="en-RU"/>
+              </w:rPr>
+              <w:t>p(x) = p(y) = 25</w:t>
+            </w:r>
+          </w:p>
+        </w:tc>
+        <w:tc>
+          <w:tcPr>
+            <w:tcW w:w="0" w:type="auto"/>
+            <w:hideMark/>
+          </w:tcPr>
+          <w:p>
+            <w:pPr>
+              <w:rPr>
+                <w:rFonts w:cs="Times New Roman"/>
+                <w:szCs w:val="28"/>
+                <w:lang w:val="en-RU"/>
+              </w:rPr>
+            </w:pPr>
+            <w:r>
+              <w:rPr>
+                <w:rFonts w:cs="Times New Roman"/>
+                <w:szCs w:val="28"/>
+                <w:lang w:val="en-RU"/>
+              </w:rPr>
+              <w:t>p(x) = p(y) = 23</w:t>
+            </w:r>
+          </w:p>
+        </w:tc>
+        <w:tc>
+          <w:tcPr>
+            <w:tcW w:w="0" w:type="auto"/>
+            <w:hideMark/>
+          </w:tcPr>
+          <w:p>
+            <w:pPr>
+              <w:rPr>
+                <w:rFonts w:cs="Times New Roman"/>
+                <w:szCs w:val="28"/>
+                <w:lang w:val="en-RU"/>
+              </w:rPr>
+            </w:pPr>
+            <w:r>
+              <w:rPr>
+                <w:rFonts w:cs="Times New Roman"/>
+                <w:szCs w:val="28"/>
+                <w:lang w:val="en-RU"/>
+              </w:rPr>
+              <w:t>p(x) = p(y) = 21</w:t>
+            </w:r>
+          </w:p>
+        </w:tc>
+        <w:tc>
+          <w:tcPr>
+            <w:tcW w:w="0" w:type="auto"/>
+            <w:hideMark/>
+          </w:tcPr>
+          <w:p>
+            <w:pPr>
+              <w:rPr>
+                <w:rFonts w:cs="Times New Roman"/>
+                <w:szCs w:val="28"/>
+                <w:lang w:val="en-RU"/>
+              </w:rPr>
+            </w:pPr>
+            <w:r>
+              <w:rPr>
+                <w:rFonts w:cs="Times New Roman"/>
+                <w:szCs w:val="28"/>
+                <w:lang w:val="en-RU"/>
+              </w:rPr>
+              <w:t>p(x) = p(y) = 16</w:t>
+            </w:r>
+          </w:p>
+        </w:tc>
+        <w:tc>
+          <w:tcPr>
+            <w:tcW w:w="0" w:type="auto"/>
+            <w:hideMark/>
+          </w:tcPr>
+          <w:p>
+            <w:pPr>
+              <w:rPr>
+                <w:rFonts w:cs="Times New Roman"/>
+                <w:szCs w:val="28"/>
+                <w:lang w:val="en-RU"/>
+              </w:rPr>
+            </w:pPr>
+            <w:r>
+              <w:rPr>
+                <w:rFonts w:cs="Times New Roman"/>
+                <w:szCs w:val="28"/>
+                <w:lang w:val="en-RU"/>
+              </w:rPr>
+              <w:t>p(x) = p(y) = 15</w:t>
+            </w:r>
+          </w:p>
+        </w:tc>
+        <w:tc>
+          <w:tcPr>
+            <w:tcW w:w="0" w:type="auto"/>
+            <w:hideMark/>
+          </w:tcPr>
+          <w:p>
+            <w:pPr>
+              <w:rPr>
+                <w:rFonts w:cs="Times New Roman"/>
+                <w:szCs w:val="28"/>
+                <w:lang w:val="en-RU"/>
+              </w:rPr>
+            </w:pPr>
+            <w:r>
+              <w:rPr>
+                <w:rFonts w:cs="Times New Roman"/>
+                <w:szCs w:val="28"/>
+                <w:lang w:val="en-RU"/>
+              </w:rPr>
+              <w:t>p(x) = p(y) = 14</w:t>
+            </w:r>
+          </w:p>
+        </w:tc>
+        <w:tc>
+          <w:tcPr>
+            <w:tcW w:w="0" w:type="auto"/>
+            <w:hideMark/>
+          </w:tcPr>
+          <w:p>
+            <w:pPr>
+              <w:rPr>
+                <w:rFonts w:cs="Times New Roman"/>
+                <w:szCs w:val="28"/>
+                <w:lang w:val="en-RU"/>
+              </w:rPr>
+            </w:pPr>
+            <w:r>
+              <w:rPr>
+                <w:rFonts w:cs="Times New Roman"/>
+                <w:szCs w:val="28"/>
+                <w:lang w:val="en-RU"/>
+              </w:rPr>
+              <w:t>p(x) = p(y) = 13</w:t>
+            </w:r>
+          </w:p>
+        </w:tc>
+        <w:tc>
+          <w:tcPr>
+            <w:tcW w:w="0" w:type="auto"/>
+            <w:hideMark/>
+          </w:tcPr>
+          <w:p>
+            <w:pPr>
+              <w:rPr>
+                <w:rFonts w:cs="Times New Roman"/>
+                <w:szCs w:val="28"/>
+                <w:lang w:val="en-RU"/>
+              </w:rPr>
+            </w:pPr>
+            <w:r>
+              <w:rPr>
+                <w:rFonts w:cs="Times New Roman"/>
+                <w:szCs w:val="28"/>
+                <w:lang w:val="en-RU"/>
+              </w:rPr>
+              <w:t>p(x) = p(y) = 12</w:t>
+            </w:r>
+          </w:p>
+        </w:tc>
+        <w:tc>
+          <w:tcPr>
+            <w:tcW w:w="0" w:type="auto"/>
+            <w:hideMark/>
+          </w:tcPr>
+          <w:p>
+            <w:pPr>
+              <w:rPr>
+                <w:rFonts w:cs="Times New Roman"/>
+                <w:szCs w:val="28"/>
+                <w:lang w:val="en-RU"/>
+              </w:rPr>
+            </w:pPr>
+            <w:r>
+              <w:rPr>
+                <w:rFonts w:cs="Times New Roman"/>
+                <w:szCs w:val="28"/>
+                <w:lang w:val="en-RU"/>
+              </w:rPr>
+              <w:t>p(x) = p(y) = 7</w:t>
+            </w:r>
+          </w:p>
+        </w:tc>
+      </w:tr>
+      <w:tr>
+        <w:tc>
+          <w:tcPr>
+            <w:tcW w:w="0" w:type="auto"/>
+            <w:hideMark/>
+          </w:tcPr>
+          <w:p>
+            <w:pPr>
+              <w:rPr>
+                <w:rFonts w:cs="Times New Roman"/>
+                <w:szCs w:val="28"/>
+                <w:lang w:val="en-RU"/>
+              </w:rPr>
+            </w:pPr>
+            <w:r>
+              <w:rPr>
+                <w:rFonts w:cs="Times New Roman"/>
+                <w:szCs w:val="28"/>
+                <w:lang w:val="en-RU"/>
+              </w:rPr>
+              <w:t>X</w:t>
+            </w:r>
+          </w:p>
+        </w:tc>
+        <w:tc>
+          <w:tcPr>
+            <w:tcW w:w="0" w:type="auto"/>
+            <w:hideMark/>
+          </w:tcPr>
+          <w:p>
+            <w:pPr>
+              <w:rPr>
+                <w:rFonts w:cs="Times New Roman"/>
+                <w:szCs w:val="28"/>
+                <w:lang w:val="en-RU"/>
+              </w:rPr>
+            </w:pPr>
+            <w:r>
+              <w:rPr>
+                <w:rFonts w:cs="Times New Roman"/>
+                <w:szCs w:val="28"/>
+                <w:lang w:val="en-RU"/>
+              </w:rPr>
+              <w:t>x6</w:t>
+            </w:r>
+          </w:p>
+        </w:tc>
+        <w:tc>
+          <w:tcPr>
+            <w:tcW w:w="0" w:type="auto"/>
+            <w:hideMark/>
+          </w:tcPr>
+          <w:p>
+            <w:pPr>
+              <w:rPr>
+                <w:rFonts w:cs="Times New Roman"/>
+                <w:szCs w:val="28"/>
+                <w:lang w:val="en-RU"/>
+              </w:rPr>
+            </w:pPr>
+            <w:r>
+              <w:rPr>
+                <w:rFonts w:cs="Times New Roman"/>
+                <w:szCs w:val="28"/>
+                <w:lang w:val="en-RU"/>
+              </w:rPr>
+              <w:t>x4</w:t>
+            </w:r>
+          </w:p>
+        </w:tc>
+        <w:tc>
+          <w:tcPr>
+            <w:tcW w:w="0" w:type="auto"/>
+            <w:hideMark/>
+          </w:tcPr>
+          <w:p>
+            <w:pPr>
+              <w:rPr>
+                <w:rFonts w:cs="Times New Roman"/>
+                <w:szCs w:val="28"/>
+                <w:lang w:val="en-RU"/>
+              </w:rPr>
+            </w:pPr>
+            <w:r>
+              <w:rPr>
+                <w:rFonts w:cs="Times New Roman"/>
+                <w:szCs w:val="28"/>
+                <w:lang w:val="en-RU"/>
+              </w:rPr>
+              <w:t>x1, x10</w:t>
+            </w:r>
+          </w:p>
+        </w:tc>
+        <w:tc>
+          <w:tcPr>
+            <w:tcW w:w="0" w:type="auto"/>
+            <w:hideMark/>
+          </w:tcPr>
+          <w:p>
+            <w:pPr>
+              <w:rPr>
+                <w:rFonts w:cs="Times New Roman"/>
+                <w:szCs w:val="28"/>
+                <w:lang w:val="en-RU"/>
+              </w:rPr>
+            </w:pPr>
+            <w:r>
+              <w:rPr>
+                <w:rFonts w:cs="Times New Roman"/>
+                <w:szCs w:val="28"/>
+                <w:lang w:val="en-RU"/>
+              </w:rPr>
+              <w:t>x9</w:t>
+            </w:r>
+          </w:p>
+        </w:tc>
+        <w:tc>
+          <w:tcPr>
+            <w:tcW w:w="0" w:type="auto"/>
+            <w:hideMark/>
+          </w:tcPr>
+          <w:p>
+            <w:pPr>
+              <w:rPr>
+                <w:rFonts w:cs="Times New Roman"/>
+                <w:szCs w:val="28"/>
+                <w:lang w:val="en-RU"/>
+              </w:rPr>
+            </w:pPr>
+            <w:r>
+              <w:rPr>
+                <w:rFonts w:cs="Times New Roman"/>
+                <w:szCs w:val="28"/>
+                <w:lang w:val="en-RU"/>
+              </w:rPr>
+              <w:t>x3</w:t>
+            </w:r>
+          </w:p>
+        </w:tc>
+        <w:tc>
+          <w:tcPr>
+            <w:tcW w:w="0" w:type="auto"/>
+            <w:hideMark/>
+          </w:tcPr>
+          <w:p>
+            <w:pPr>
+              <w:rPr>
+                <w:rFonts w:cs="Times New Roman"/>
+                <w:szCs w:val="28"/>
+                <w:lang w:val="en-RU"/>
+              </w:rPr>
+            </w:pPr>
+            <w:r>
+              <w:rPr>
+                <w:rFonts w:cs="Times New Roman"/>
+                <w:szCs w:val="28"/>
+                <w:lang w:val="en-RU"/>
+              </w:rPr>
+              <w:t>x8</w:t>
+            </w:r>
+          </w:p>
+        </w:tc>
+        <w:tc>
+          <w:tcPr>
+            <w:tcW w:w="0" w:type="auto"/>
+            <w:hideMark/>
+          </w:tcPr>
+          <w:p>
+            <w:pPr>
+              <w:rPr>
+                <w:rFonts w:cs="Times New Roman"/>
+                <w:szCs w:val="28"/>
+                <w:lang w:val="en-RU"/>
+              </w:rPr>
+            </w:pPr>
+            <w:r>
+              <w:rPr>
+                <w:rFonts w:cs="Times New Roman"/>
+                <w:szCs w:val="28"/>
+                <w:lang w:val="en-RU"/>
+              </w:rPr>
+              <w:t>x2</w:t>
+            </w:r>
+          </w:p>
+        </w:tc>
+        <w:tc>
+          <w:tcPr>
+            <w:tcW w:w="0" w:type="auto"/>
+            <w:hideMark/>
+          </w:tcPr>
+          <w:p>
+            <w:pPr>
+              <w:rPr>
+                <w:rFonts w:cs="Times New Roman"/>
+                <w:szCs w:val="28"/>
+                <w:lang w:val="en-RU"/>
+              </w:rPr>
+            </w:pPr>
+            <w:r>
+              <w:rPr>
+                <w:rFonts w:cs="Times New Roman"/>
+                <w:szCs w:val="28"/>
+                <w:lang w:val="en-RU"/>
+              </w:rPr>
+              <w:t>x11</w:t>
+            </w:r>
+          </w:p>
+        </w:tc>
+        <w:tc>
+          <w:tcPr>
+            <w:tcW w:w="0" w:type="auto"/>
+            <w:hideMark/>
+          </w:tcPr>
+          <w:p>
+            <w:pPr>
+              <w:rPr>
+                <w:rFonts w:cs="Times New Roman"/>
+                <w:szCs w:val="28"/>
+                <w:lang w:val="en-RU"/>
+              </w:rPr>
+            </w:pPr>
+            <w:r>
+              <w:rPr>
+                <w:rFonts w:cs="Times New Roman"/>
+                <w:szCs w:val="28"/>
+                <w:lang w:val="en-RU"/>
+              </w:rPr>
+              <w:t>x12</w:t>
+            </w:r>
+          </w:p>
+        </w:tc>
+        <w:tc>
+          <w:tcPr>
+            <w:tcW w:w="0" w:type="auto"/>
+            <w:hideMark/>
+          </w:tcPr>
+          <w:p>
+            <w:pPr>
+              <w:rPr>
+                <w:rFonts w:cs="Times New Roman"/>
+                <w:szCs w:val="28"/>
+                <w:lang w:val="en-RU"/>
+              </w:rPr>
+            </w:pPr>
+            <w:r>
+              <w:rPr>
+                <w:rFonts w:cs="Times New Roman"/>
+                <w:szCs w:val="28"/>
+                <w:lang w:val="en-RU"/>
+              </w:rPr>
+              <w:t>x7</w:t>
+            </w:r>
+          </w:p>
+        </w:tc>
+        <w:tc>
+          <w:tcPr>
+            <w:tcW w:w="0" w:type="auto"/>
+            <w:hideMark/>
+          </w:tcPr>
+          <w:p>
+            <w:pPr>
+              <w:rPr>
+                <w:rFonts w:cs="Times New Roman"/>
+                <w:szCs w:val="28"/>
+                <w:lang w:val="en-RU"/>
+              </w:rPr>
+            </w:pPr>
+            <w:r>
+              <w:rPr>
+                <w:rFonts w:cs="Times New Roman"/>
+                <w:szCs w:val="28"/>
+                <w:lang w:val="en-RU"/>
+              </w:rPr>
+              <w:t>x5</w:t>
+            </w:r>
+          </w:p>
+        </w:tc>
+      </w:tr>
+      <w:tr>
+        <w:tc>
+          <w:tcPr>
+            <w:tcW w:w="0" w:type="auto"/>
+            <w:hideMark/>
+          </w:tcPr>
+          <w:p>
+            <w:pPr>
+              <w:rPr>
+                <w:rFonts w:cs="Times New Roman"/>
+                <w:szCs w:val="28"/>
+                <w:lang w:val="en-RU"/>
+              </w:rPr>
+            </w:pPr>
+            <w:r>
+              <w:rPr>
+                <w:rFonts w:cs="Times New Roman"/>
+                <w:szCs w:val="28"/>
+                <w:lang w:val="en-RU"/>
+              </w:rPr>
+              <w:t>Y</w:t>
+            </w:r>
+          </w:p>
+        </w:tc>
+        <w:tc>
+          <w:tcPr>
+            <w:tcW w:w="0" w:type="auto"/>
+            <w:hideMark/>
+          </w:tcPr>
+          <w:p>
+            <w:pPr>
+              <w:rPr>
+                <w:rFonts w:cs="Times New Roman"/>
+                <w:szCs w:val="28"/>
+                <w:lang w:val="en-RU"/>
+              </w:rPr>
+            </w:pPr>
+            <w:r>
+              <w:rPr>
+                <w:rFonts w:cs="Times New Roman"/>
+                <w:szCs w:val="28"/>
+                <w:lang w:val="en-RU"/>
+              </w:rPr>
+              <w:t>y6</w:t>
+            </w:r>
+          </w:p>
+        </w:tc>
+        <w:tc>
+          <w:tcPr>
+            <w:tcW w:w="0" w:type="auto"/>
+            <w:hideMark/>
+          </w:tcPr>
+          <w:p>
+            <w:pPr>
+              <w:rPr>
+                <w:rFonts w:cs="Times New Roman"/>
+                <w:szCs w:val="28"/>
+                <w:lang w:val="en-RU"/>
+              </w:rPr>
+            </w:pPr>
+            <w:r>
+              <w:rPr>
+                <w:rFonts w:cs="Times New Roman"/>
+                <w:szCs w:val="28"/>
+                <w:lang w:val="en-RU"/>
+              </w:rPr>
+              <w:t>y1</w:t>
+            </w:r>
+          </w:p>
+        </w:tc>
+        <w:tc>
+          <w:tcPr>
+            <w:tcW w:w="0" w:type="auto"/>
+            <w:hideMark/>
+          </w:tcPr>
+          <w:p>
+            <w:pPr>
+              <w:rPr>
+                <w:rFonts w:cs="Times New Roman"/>
+                <w:szCs w:val="28"/>
+                <w:lang w:val="en-RU"/>
+              </w:rPr>
+            </w:pPr>
+            <w:r>
+              <w:rPr>
+                <w:rFonts w:cs="Times New Roman"/>
+                <w:szCs w:val="28"/>
+                <w:lang w:val="en-RU"/>
+              </w:rPr>
+              <w:t>y2, y3</w:t>
+            </w:r>
+          </w:p>
+        </w:tc>
+        <w:tc>
+          <w:tcPr>
+            <w:tcW w:w="0" w:type="auto"/>
+            <w:hideMark/>
+          </w:tcPr>
+          <w:p>
+            <w:pPr>
+              <w:rPr>
+                <w:rFonts w:cs="Times New Roman"/>
+                <w:szCs w:val="28"/>
+                <w:lang w:val="en-RU"/>
+              </w:rPr>
+            </w:pPr>
+            <w:r>
+              <w:rPr>
+                <w:rFonts w:cs="Times New Roman"/>
+                <w:szCs w:val="28"/>
+                <w:lang w:val="en-RU"/>
+              </w:rPr>
+              <w:t>y4</w:t>
+            </w:r>
+          </w:p>
+        </w:tc>
+        <w:tc>
+          <w:tcPr>
+            <w:tcW w:w="0" w:type="auto"/>
+            <w:hideMark/>
+          </w:tcPr>
+          <w:p>
+            <w:pPr>
+              <w:rPr>
+                <w:rFonts w:cs="Times New Roman"/>
+                <w:szCs w:val="28"/>
+                <w:lang w:val="en-RU"/>
+              </w:rPr>
+            </w:pPr>
+            <w:r>
+              <w:rPr>
+                <w:rFonts w:cs="Times New Roman"/>
+                <w:szCs w:val="28"/>
+                <w:lang w:val="en-RU"/>
+              </w:rPr>
+              <w:t>y5</w:t>
+            </w:r>
+          </w:p>
+        </w:tc>
+        <w:tc>
+          <w:tcPr>
+            <w:tcW w:w="0" w:type="auto"/>
+            <w:hideMark/>
+          </w:tcPr>
+          <w:p>
+            <w:pPr>
+              <w:rPr>
+                <w:rFonts w:cs="Times New Roman"/>
+                <w:szCs w:val="28"/>
+                <w:lang w:val="en-RU"/>
+              </w:rPr>
+            </w:pPr>
+            <w:r>
+              <w:rPr>
+                <w:rFonts w:cs="Times New Roman"/>
+                <w:szCs w:val="28"/>
+                <w:lang w:val="en-RU"/>
+              </w:rPr>
+              <w:t>y7</w:t>
+            </w:r>
+          </w:p>
+        </w:tc>
+        <w:tc>
+          <w:tcPr>
+            <w:tcW w:w="0" w:type="auto"/>
+            <w:hideMark/>
+          </w:tcPr>
+          <w:p>
+            <w:pPr>
+              <w:rPr>
+                <w:rFonts w:cs="Times New Roman"/>
+                <w:szCs w:val="28"/>
+                <w:lang w:val="en-RU"/>
+              </w:rPr>
+            </w:pPr>
+            <w:r>
+              <w:rPr>
+                <w:rFonts w:cs="Times New Roman"/>
+                <w:szCs w:val="28"/>
+                <w:lang w:val="en-RU"/>
+              </w:rPr>
+              <w:t>y8</w:t>
+            </w:r>
+          </w:p>
+        </w:tc>
+        <w:tc>
+          <w:tcPr>
+            <w:tcW w:w="0" w:type="auto"/>
+            <w:hideMark/>
+          </w:tcPr>
+          <w:p>
+            <w:pPr>
+              <w:rPr>
+                <w:rFonts w:cs="Times New Roman"/>
+                <w:szCs w:val="28"/>
+                <w:lang w:val="en-RU"/>
+              </w:rPr>
+            </w:pPr>
+            <w:r>
+              <w:rPr>
+                <w:rFonts w:cs="Times New Roman"/>
+                <w:szCs w:val="28"/>
+                <w:lang w:val="en-RU"/>
+              </w:rPr>
+              <w:t>y9</w:t>
+            </w:r>
+          </w:p>
+        </w:tc>
+        <w:tc>
+          <w:tcPr>
+            <w:tcW w:w="0" w:type="auto"/>
+            <w:hideMark/>
+          </w:tcPr>
+          <w:p>
+            <w:pPr>
+              <w:rPr>
+                <w:rFonts w:cs="Times New Roman"/>
+                <w:szCs w:val="28"/>
+                <w:lang w:val="en-RU"/>
+              </w:rPr>
+            </w:pPr>
+            <w:r>
+              <w:rPr>
+                <w:rFonts w:cs="Times New Roman"/>
+                <w:szCs w:val="28"/>
+                <w:lang w:val="en-RU"/>
+              </w:rPr>
+              <w:t>y10</w:t>
+            </w:r>
+          </w:p>
+        </w:tc>
+        <w:tc>
+          <w:tcPr>
+            <w:tcW w:w="0" w:type="auto"/>
+            <w:hideMark/>
+          </w:tcPr>
+          <w:p>
+            <w:pPr>
+              <w:rPr>
+                <w:rFonts w:cs="Times New Roman"/>
+                <w:szCs w:val="28"/>
+                <w:lang w:val="en-RU"/>
+              </w:rPr>
+            </w:pPr>
+            <w:r>
+              <w:rPr>
+                <w:rFonts w:cs="Times New Roman"/>
+                <w:szCs w:val="28"/>
+                <w:lang w:val="en-RU"/>
+              </w:rPr>
+              <w:t>y11</w:t>
+            </w:r>
+          </w:p>
+        </w:tc>
+        <w:tc>
+          <w:tcPr>
+            <w:tcW w:w="0" w:type="auto"/>
+            <w:hideMark/>
+          </w:tcPr>
+          <w:p>
+            <w:pPr>
+              <w:rPr>
+                <w:rFonts w:cs="Times New Roman"/>
+                <w:szCs w:val="28"/>
+                <w:lang w:val="en-RU"/>
+              </w:rPr>
+            </w:pPr>
+            <w:r>
+              <w:rPr>
+                <w:rFonts w:cs="Times New Roman"/>
+                <w:szCs w:val="28"/>
+                <w:lang w:val="en-RU"/>
+              </w:rPr>
+              <w:t>y12</w:t>
+            </w:r>
+          </w:p>
+        </w:tc>
+      </w:tr>
+    </w:tbl>
+    <w:p>
+      <w:pPr>
+        <w:rPr>
+          <w:rFonts w:cs="Times New Roman"/>
+          <w:szCs w:val="28"/>
+          <w:lang w:val="en-RU"/>
+        </w:rPr>
+      </w:pPr>
+      <w:r>
+        <w:rPr>
+          <w:rFonts w:cs="Times New Roman"/>
+          <w:szCs w:val="28"/>
+          <w:lang w:val="en-RU"/>
+        </w:rPr>
+        <w:t>Из таблицы сразу видно соответствие вершин графов для всех классов, состоящих из одной вершины:</w:t>
+      </w:r>
+    </w:p>
+    <w:tbl>
+      <w:tblPr>
+        <w:tblStyle w:val="TableGrid"/>
+        <w:tblW w:w="0" w:type="auto"/>
+        <w:tblLook w:val="04A0" w:firstRow="1" w:lastRow="0" w:firstColumn="1" w:lastColumn="0" w:noHBand="0" w:noVBand="1"/>
+      </w:tblPr>
+      <w:tblGrid>
+        <w:gridCol w:w="636"/>
+        <w:gridCol w:w="636"/>
+      </w:tblGrid>
+      <w:tr>
+        <w:tc>
+          <w:tcPr>
+            <w:tcW w:w="0" w:type="auto"/>
+            <w:hideMark/>
+          </w:tcPr>
+          <w:p>
+            <w:pPr>
+              <w:rPr>
+                <w:rFonts w:cs="Times New Roman"/>
+                <w:szCs w:val="28"/>
+                <w:lang w:val="en-RU"/>
+              </w:rPr>
+            </w:pPr>
+            <w:r>
+              <w:rPr>
+                <w:rFonts w:cs="Times New Roman"/>
+                <w:szCs w:val="28"/>
+                <w:lang w:val="en-RU"/>
+              </w:rPr>
+              <w:t>X</w:t>
+            </w:r>
+          </w:p>
+        </w:tc>
+        <w:tc>
+          <w:tcPr>
+            <w:tcW w:w="0" w:type="auto"/>
+            <w:hideMark/>
+          </w:tcPr>
+          <w:p>
+            <w:pPr>
+              <w:rPr>
+                <w:rFonts w:cs="Times New Roman"/>
+                <w:szCs w:val="28"/>
+                <w:lang w:val="en-RU"/>
+              </w:rPr>
+            </w:pPr>
+            <w:r>
+              <w:rPr>
+                <w:rFonts w:cs="Times New Roman"/>
+                <w:szCs w:val="28"/>
+                <w:lang w:val="en-RU"/>
+              </w:rPr>
+              <w:t>Y</w:t>
+            </w:r>
+          </w:p>
+        </w:tc>
+      </w:tr>
+      <w:tr>
+        <w:tc>
+          <w:tcPr>
+            <w:tcW w:w="0" w:type="auto"/>
+            <w:hideMark/>
+          </w:tcPr>
+          <w:p>
+            <w:pPr>
+              <w:rPr>
+                <w:rFonts w:cs="Times New Roman"/>
+                <w:szCs w:val="28"/>
+                <w:lang w:val="en-RU"/>
+              </w:rPr>
+            </w:pPr>
+            <w:r>
+              <w:rPr>
+                <w:rFonts w:cs="Times New Roman"/>
+                <w:szCs w:val="28"/>
+                <w:lang w:val="en-RU"/>
+              </w:rPr>
+              <w:t>x6</w:t>
+            </w:r>
+          </w:p>
+        </w:tc>
+        <w:tc>
+          <w:tcPr>
+            <w:tcW w:w="0" w:type="auto"/>
+            <w:hideMark/>
+          </w:tcPr>
+          <w:p>
+            <w:pPr>
+              <w:rPr>
+                <w:rFonts w:cs="Times New Roman"/>
+                <w:szCs w:val="28"/>
+                <w:lang w:val="en-RU"/>
+              </w:rPr>
+            </w:pPr>
+            <w:r>
+              <w:rPr>
+                <w:rFonts w:cs="Times New Roman"/>
+                <w:szCs w:val="28"/>
+                <w:lang w:val="en-RU"/>
+              </w:rPr>
+              <w:t>y6</w:t>
+            </w:r>
+          </w:p>
+        </w:tc>
+      </w:tr>
+      <w:tr>
+        <w:tc>
+          <w:tcPr>
+            <w:tcW w:w="0" w:type="auto"/>
+            <w:hideMark/>
+          </w:tcPr>
+          <w:p>
+            <w:pPr>
+              <w:rPr>
+                <w:rFonts w:cs="Times New Roman"/>
+                <w:szCs w:val="28"/>
+                <w:lang w:val="en-RU"/>
+              </w:rPr>
+            </w:pPr>
+            <w:r>
+              <w:rPr>
+                <w:rFonts w:cs="Times New Roman"/>
+                <w:szCs w:val="28"/>
+                <w:lang w:val="en-RU"/>
+              </w:rPr>
+              <w:t>x4</w:t>
+            </w:r>
+          </w:p>
+        </w:tc>
+        <w:tc>
+          <w:tcPr>
+            <w:tcW w:w="0" w:type="auto"/>
+            <w:hideMark/>
+          </w:tcPr>
+          <w:p>
+            <w:pPr>
+              <w:rPr>
+                <w:rFonts w:cs="Times New Roman"/>
+                <w:szCs w:val="28"/>
+                <w:lang w:val="en-RU"/>
+              </w:rPr>
+            </w:pPr>
+            <w:r>
+              <w:rPr>
+                <w:rFonts w:cs="Times New Roman"/>
+                <w:szCs w:val="28"/>
+                <w:lang w:val="en-RU"/>
+              </w:rPr>
+              <w:t>y1</w:t>
+            </w:r>
+          </w:p>
+        </w:tc>
+      </w:tr>
+      <w:tr>
+        <w:tc>
+          <w:tcPr>
+            <w:tcW w:w="0" w:type="auto"/>
+            <w:hideMark/>
+          </w:tcPr>
+          <w:p>
+            <w:pPr>
+              <w:rPr>
+                <w:rFonts w:cs="Times New Roman"/>
+                <w:szCs w:val="28"/>
+                <w:lang w:val="en-RU"/>
+              </w:rPr>
+            </w:pPr>
+            <w:r>
+              <w:rPr>
+                <w:rFonts w:cs="Times New Roman"/>
+                <w:szCs w:val="28"/>
+                <w:lang w:val="en-RU"/>
+              </w:rPr>
+              <w:t>x9</w:t>
+            </w:r>
+          </w:p>
+        </w:tc>
+        <w:tc>
+          <w:tcPr>
+            <w:tcW w:w="0" w:type="auto"/>
+            <w:hideMark/>
+          </w:tcPr>
+          <w:p>
+            <w:pPr>
+              <w:rPr>
+                <w:rFonts w:cs="Times New Roman"/>
+                <w:szCs w:val="28"/>
+                <w:lang w:val="en-RU"/>
+              </w:rPr>
+            </w:pPr>
+            <w:r>
+              <w:rPr>
+                <w:rFonts w:cs="Times New Roman"/>
+                <w:szCs w:val="28"/>
+                <w:lang w:val="en-RU"/>
+              </w:rPr>
+              <w:t>y4</w:t>
+            </w:r>
+          </w:p>
+        </w:tc>
+      </w:tr>
+      <w:tr>
+        <w:tc>
+          <w:tcPr>
+            <w:tcW w:w="0" w:type="auto"/>
+            <w:hideMark/>
+          </w:tcPr>
+          <w:p>
+            <w:pPr>
+              <w:rPr>
+                <w:rFonts w:cs="Times New Roman"/>
+                <w:szCs w:val="28"/>
+                <w:lang w:val="en-RU"/>
+              </w:rPr>
+            </w:pPr>
+            <w:r>
+              <w:rPr>
+                <w:rFonts w:cs="Times New Roman"/>
+                <w:szCs w:val="28"/>
+                <w:lang w:val="en-RU"/>
+              </w:rPr>
+              <w:lastRenderedPageBreak/>
+              <w:t>x3</w:t>
+            </w:r>
+          </w:p>
+        </w:tc>
+        <w:tc>
+          <w:tcPr>
+            <w:tcW w:w="0" w:type="auto"/>
+            <w:hideMark/>
+          </w:tcPr>
+          <w:p>
+            <w:pPr>
+              <w:rPr>
+                <w:rFonts w:cs="Times New Roman"/>
+                <w:szCs w:val="28"/>
+                <w:lang w:val="en-RU"/>
+              </w:rPr>
+            </w:pPr>
+            <w:r>
+              <w:rPr>
+                <w:rFonts w:cs="Times New Roman"/>
+                <w:szCs w:val="28"/>
+                <w:lang w:val="en-RU"/>
+              </w:rPr>
+              <w:t>y5</w:t>
+            </w:r>
+          </w:p>
+        </w:tc>
+      </w:tr>
+      <w:tr>
+        <w:tc>
+          <w:tcPr>
+            <w:tcW w:w="0" w:type="auto"/>
+            <w:hideMark/>
+          </w:tcPr>
+          <w:p>
+            <w:pPr>
+              <w:rPr>
+                <w:rFonts w:cs="Times New Roman"/>
+                <w:szCs w:val="28"/>
+                <w:lang w:val="en-RU"/>
+              </w:rPr>
+            </w:pPr>
+            <w:r>
+              <w:rPr>
+                <w:rFonts w:cs="Times New Roman"/>
+                <w:szCs w:val="28"/>
+                <w:lang w:val="en-RU"/>
+              </w:rPr>
+              <w:t>x8</w:t>
+            </w:r>
+          </w:p>
+        </w:tc>
+        <w:tc>
+          <w:tcPr>
+            <w:tcW w:w="0" w:type="auto"/>
+            <w:hideMark/>
+          </w:tcPr>
+          <w:p>
+            <w:pPr>
+              <w:rPr>
+                <w:rFonts w:cs="Times New Roman"/>
+                <w:szCs w:val="28"/>
+                <w:lang w:val="en-RU"/>
+              </w:rPr>
+            </w:pPr>
+            <w:r>
+              <w:rPr>
+                <w:rFonts w:cs="Times New Roman"/>
+                <w:szCs w:val="28"/>
+                <w:lang w:val="en-RU"/>
+              </w:rPr>
+              <w:t>y7</w:t>
+            </w:r>
+          </w:p>
+        </w:tc>
+      </w:tr>
+      <w:tr>
+        <w:tc>
+          <w:tcPr>
+            <w:tcW w:w="0" w:type="auto"/>
+            <w:hideMark/>
+          </w:tcPr>
+          <w:p>
+            <w:pPr>
+              <w:rPr>
+                <w:rFonts w:cs="Times New Roman"/>
+                <w:szCs w:val="28"/>
+                <w:lang w:val="en-RU"/>
+              </w:rPr>
+            </w:pPr>
+            <w:r>
+              <w:rPr>
+                <w:rFonts w:cs="Times New Roman"/>
+                <w:szCs w:val="28"/>
+                <w:lang w:val="en-RU"/>
+              </w:rPr>
+              <w:t>x2</w:t>
+            </w:r>
+          </w:p>
+        </w:tc>
+        <w:tc>
+          <w:tcPr>
+            <w:tcW w:w="0" w:type="auto"/>
+            <w:hideMark/>
+          </w:tcPr>
+          <w:p>
+            <w:pPr>
+              <w:rPr>
+                <w:rFonts w:cs="Times New Roman"/>
+                <w:szCs w:val="28"/>
+                <w:lang w:val="en-RU"/>
+              </w:rPr>
+            </w:pPr>
+            <w:r>
+              <w:rPr>
+                <w:rFonts w:cs="Times New Roman"/>
+                <w:szCs w:val="28"/>
+                <w:lang w:val="en-RU"/>
+              </w:rPr>
+              <w:t>y8</w:t>
+            </w:r>
+          </w:p>
+        </w:tc>
+      </w:tr>
+      <w:tr>
+        <w:tc>
+          <w:tcPr>
+            <w:tcW w:w="0" w:type="auto"/>
+            <w:hideMark/>
+          </w:tcPr>
+          <w:p>
+            <w:pPr>
+              <w:rPr>
+                <w:rFonts w:cs="Times New Roman"/>
+                <w:szCs w:val="28"/>
+                <w:lang w:val="en-RU"/>
+              </w:rPr>
+            </w:pPr>
+            <w:r>
+              <w:rPr>
+                <w:rFonts w:cs="Times New Roman"/>
+                <w:szCs w:val="28"/>
+                <w:lang w:val="en-RU"/>
+              </w:rPr>
+              <w:t>x11</w:t>
+            </w:r>
+          </w:p>
+        </w:tc>
+        <w:tc>
+          <w:tcPr>
+            <w:tcW w:w="0" w:type="auto"/>
+            <w:hideMark/>
+          </w:tcPr>
+          <w:p>
+            <w:pPr>
+              <w:rPr>
+                <w:rFonts w:cs="Times New Roman"/>
+                <w:szCs w:val="28"/>
+                <w:lang w:val="en-RU"/>
+              </w:rPr>
+            </w:pPr>
+            <w:r>
+              <w:rPr>
+                <w:rFonts w:cs="Times New Roman"/>
+                <w:szCs w:val="28"/>
+                <w:lang w:val="en-RU"/>
+              </w:rPr>
+              <w:t>y9</w:t>
+            </w:r>
+          </w:p>
+        </w:tc>
+      </w:tr>
+      <w:tr>
+        <w:tc>
+          <w:tcPr>
+            <w:tcW w:w="0" w:type="auto"/>
+            <w:hideMark/>
+          </w:tcPr>
+          <w:p>
+            <w:pPr>
+              <w:rPr>
+                <w:rFonts w:cs="Times New Roman"/>
+                <w:szCs w:val="28"/>
+                <w:lang w:val="en-RU"/>
+              </w:rPr>
+            </w:pPr>
+            <w:r>
+              <w:rPr>
+                <w:rFonts w:cs="Times New Roman"/>
+                <w:szCs w:val="28"/>
+                <w:lang w:val="en-RU"/>
+              </w:rPr>
+              <w:t>x12</w:t>
+            </w:r>
+          </w:p>
+        </w:tc>
+        <w:tc>
+          <w:tcPr>
+            <w:tcW w:w="0" w:type="auto"/>
+            <w:hideMark/>
+          </w:tcPr>
+          <w:p>
+            <w:pPr>
+              <w:rPr>
+                <w:rFonts w:cs="Times New Roman"/>
+                <w:szCs w:val="28"/>
+                <w:lang w:val="en-RU"/>
+              </w:rPr>
+            </w:pPr>
+            <w:r>
+              <w:rPr>
+                <w:rFonts w:cs="Times New Roman"/>
+                <w:szCs w:val="28"/>
+                <w:lang w:val="en-RU"/>
+              </w:rPr>
+              <w:t>y10</w:t>
+            </w:r>
+          </w:p>
+        </w:tc>
+      </w:tr>
+      <w:tr>
+        <w:tc>
+          <w:tcPr>
+            <w:tcW w:w="0" w:type="auto"/>
+            <w:hideMark/>
+          </w:tcPr>
+          <w:p>
+            <w:pPr>
+              <w:rPr>
+                <w:rFonts w:cs="Times New Roman"/>
+                <w:szCs w:val="28"/>
+                <w:lang w:val="en-RU"/>
+              </w:rPr>
+            </w:pPr>
+            <w:r>
+              <w:rPr>
+                <w:rFonts w:cs="Times New Roman"/>
+                <w:szCs w:val="28"/>
+                <w:lang w:val="en-RU"/>
+              </w:rPr>
+              <w:t>x7</w:t>
+            </w:r>
+          </w:p>
+        </w:tc>
+        <w:tc>
+          <w:tcPr>
+            <w:tcW w:w="0" w:type="auto"/>
+            <w:hideMark/>
+          </w:tcPr>
+          <w:p>
+            <w:pPr>
+              <w:rPr>
+                <w:rFonts w:cs="Times New Roman"/>
+                <w:szCs w:val="28"/>
+                <w:lang w:val="en-RU"/>
+              </w:rPr>
+            </w:pPr>
+            <w:r>
+              <w:rPr>
+                <w:rFonts w:cs="Times New Roman"/>
+                <w:szCs w:val="28"/>
+                <w:lang w:val="en-RU"/>
+              </w:rPr>
+              <w:t>y11</w:t>
+            </w:r>
+          </w:p>
+        </w:tc>
+      </w:tr>
+      <w:tr>
+        <w:tc>
+          <w:tcPr>
+            <w:tcW w:w="0" w:type="auto"/>
+            <w:hideMark/>
+          </w:tcPr>
+          <w:p>
+            <w:pPr>
+              <w:rPr>
+                <w:rFonts w:cs="Times New Roman"/>
+                <w:szCs w:val="28"/>
+                <w:lang w:val="en-RU"/>
+              </w:rPr>
+            </w:pPr>
+            <w:r>
+              <w:rPr>
+                <w:rFonts w:cs="Times New Roman"/>
+                <w:szCs w:val="28"/>
+                <w:lang w:val="en-RU"/>
+              </w:rPr>
+              <w:t>x5</w:t>
+            </w:r>
+          </w:p>
+        </w:tc>
+        <w:tc>
+          <w:tcPr>
+            <w:tcW w:w="0" w:type="auto"/>
+            <w:hideMark/>
+          </w:tcPr>
+          <w:p>
+            <w:pPr>
+              <w:rPr>
+                <w:rFonts w:cs="Times New Roman"/>
+                <w:szCs w:val="28"/>
+                <w:lang w:val="en-RU"/>
+              </w:rPr>
+            </w:pPr>
+            <w:r>
+              <w:rPr>
+                <w:rFonts w:cs="Times New Roman"/>
+                <w:szCs w:val="28"/>
+                <w:lang w:val="en-RU"/>
+              </w:rPr>
+              <w:t>y12</w:t>
+            </w:r>
+          </w:p>
+        </w:tc>
+      </w:tr>
+    </w:tbl>
+    <w:p>
+      <w:pPr>
+        <w:rPr>
+          <w:rFonts w:cs="Times New Roman"/>
+          <w:szCs w:val="28"/>
+          <w:lang w:val="en-RU"/>
+        </w:rPr>
+      </w:pPr>
+      <w:r>
+        <w:rPr>
+          <w:rFonts w:cs="Times New Roman"/>
+          <w:szCs w:val="28"/>
+          <w:lang w:val="en-RU"/>
+        </w:rPr>
+        <w:t>Для определения соответствия вершин с ρ(x) = ρ(y) = 25 попробуем связать с установленными вершинами из (x) = ρ(y) = 30.</w:t>
+      </w:r>
+    </w:p>
+    <w:tbl>
+      <w:tblPr>
+        <w:tblStyle w:val="TableGrid"/>
+        <w:tblW w:w="0" w:type="auto"/>
+        <w:tblLook w:val="04A0" w:firstRow="1" w:lastRow="0" w:firstColumn="1" w:lastColumn="0" w:noHBand="0" w:noVBand="1"/>
+      </w:tblPr>
+      <w:tblGrid>
+        <w:gridCol w:w="496"/>
+        <w:gridCol w:w="1056"/>
+        <w:gridCol w:w="916"/>
+        <w:gridCol w:w="496"/>
+      </w:tblGrid>
+      <w:tr>
+        <w:tc>
+          <w:tcPr>
+            <w:tcW w:w="0" w:type="auto"/>
+            <w:hideMark/>
+          </w:tcPr>
+          <w:p>
+            <w:pPr>
+              <w:rPr>
+                <w:rFonts w:cs="Times New Roman"/>
+                <w:szCs w:val="28"/>
+                <w:lang w:val="en-RU"/>
+              </w:rPr>
+            </w:pPr>
+            <w:r>
+              <w:rPr>
+                <w:rFonts w:cs="Times New Roman"/>
+                <w:szCs w:val="28"/>
+                <w:lang w:val="en-RU"/>
+              </w:rPr>
+              <w:t>X</w:t>
+            </w:r>
+          </w:p>
+        </w:tc>
+        <w:tc>
+          <w:tcPr>
+            <w:tcW w:w="0" w:type="auto"/>
+            <w:hideMark/>
+          </w:tcPr>
+          <w:p>
+            <w:pPr>
+              <w:rPr>
+                <w:rFonts w:cs="Times New Roman"/>
+                <w:szCs w:val="28"/>
+                <w:lang w:val="en-RU"/>
+              </w:rPr>
+            </w:pPr>
+            <w:r>
+              <w:rPr>
+                <w:rFonts w:cs="Times New Roman"/>
+                <w:szCs w:val="28"/>
+                <w:lang w:val="en-RU"/>
+              </w:rPr>
+              <w:t>X</w:t>
+            </w:r>
+          </w:p>
+        </w:tc>
+        <w:tc>
+          <w:tcPr>
+            <w:tcW w:w="0" w:type="auto"/>
+            <w:hideMark/>
+          </w:tcPr>
+          <w:p>
+            <w:pPr>
+              <w:rPr>
+                <w:rFonts w:cs="Times New Roman"/>
+                <w:szCs w:val="28"/>
+                <w:lang w:val="en-RU"/>
+              </w:rPr>
+            </w:pPr>
+            <w:r>
+              <w:rPr>
+                <w:rFonts w:cs="Times New Roman"/>
+                <w:szCs w:val="28"/>
+                <w:lang w:val="en-RU"/>
+              </w:rPr>
+              <w:t>Y</w:t>
+            </w:r>
+          </w:p>
+        </w:tc>
+        <w:tc>
+          <w:tcPr>
+            <w:tcW w:w="0" w:type="auto"/>
+            <w:hideMark/>
+          </w:tcPr>
+          <w:p>
+            <w:pPr>
+              <w:rPr>
+                <w:rFonts w:cs="Times New Roman"/>
+                <w:szCs w:val="28"/>
+                <w:lang w:val="en-RU"/>
+              </w:rPr>
+            </w:pPr>
+            <w:r>
+              <w:rPr>
+                <w:rFonts w:cs="Times New Roman"/>
+                <w:szCs w:val="28"/>
+                <w:lang w:val="en-RU"/>
+              </w:rPr>
+              <w:t>Y</w:t>
+            </w:r>
+          </w:p>
+        </w:tc>
+      </w:tr>
+      <w:tr>
+        <w:tc>
+          <w:tcPr>
+            <w:tcW w:w="0" w:type="auto"/>
+            <w:hideMark/>
+          </w:tcPr>
+          <w:p>
+            <w:pPr>
+              <w:rPr>
+                <w:rFonts w:cs="Times New Roman"/>
+                <w:szCs w:val="28"/>
+                <w:lang w:val="en-RU"/>
+              </w:rPr>
+            </w:pPr>
+            <w:r>
+              <w:rPr>
+                <w:rFonts w:cs="Times New Roman"/>
+                <w:szCs w:val="28"/>
+                <w:lang w:val="en-RU"/>
+              </w:rPr>
+              <w:t>x6</w:t>
+            </w:r>
+          </w:p>
+        </w:tc>
+        <w:tc>
+          <w:tcPr>
+            <w:tcW w:w="0" w:type="auto"/>
+            <w:hideMark/>
+          </w:tcPr>
+          <w:p>
+            <w:pPr>
+              <w:rPr>
+                <w:rFonts w:cs="Times New Roman"/>
+                <w:szCs w:val="28"/>
+                <w:lang w:val="en-RU"/>
+              </w:rPr>
+            </w:pPr>
+            <w:r>
+              <w:rPr>
+                <w:rFonts w:cs="Times New Roman"/>
+                <w:szCs w:val="28"/>
+                <w:lang w:val="en-RU"/>
+              </w:rPr>
+              <w:t>x1, x10</w:t>
+            </w:r>
+          </w:p>
+        </w:tc>
+        <w:tc>
+          <w:tcPr>
+            <w:tcW w:w="0" w:type="auto"/>
+            <w:hideMark/>
+          </w:tcPr>
+          <w:p>
+            <w:pPr>
+              <w:rPr>
+                <w:rFonts w:cs="Times New Roman"/>
+                <w:szCs w:val="28"/>
+                <w:lang w:val="en-RU"/>
+              </w:rPr>
+            </w:pPr>
+            <w:r>
+              <w:rPr>
+                <w:rFonts w:cs="Times New Roman"/>
+                <w:szCs w:val="28"/>
+                <w:lang w:val="en-RU"/>
+              </w:rPr>
+              <w:t>y2, y3</w:t>
+            </w:r>
+          </w:p>
+        </w:tc>
+        <w:tc>
+          <w:tcPr>
+            <w:tcW w:w="0" w:type="auto"/>
+            <w:hideMark/>
+          </w:tcPr>
+          <w:p>
+            <w:pPr>
+              <w:rPr>
+                <w:rFonts w:cs="Times New Roman"/>
+                <w:szCs w:val="28"/>
+                <w:lang w:val="en-RU"/>
+              </w:rPr>
+            </w:pPr>
+            <w:r>
+              <w:rPr>
+                <w:rFonts w:cs="Times New Roman"/>
+                <w:szCs w:val="28"/>
+                <w:lang w:val="en-RU"/>
+              </w:rPr>
+              <w:t>y6</w:t>
+            </w:r>
+          </w:p>
+        </w:tc>
+      </w:tr>
+    </w:tbl>
+    <w:p>
+      <w:pPr>
+        <w:rPr>
+          <w:rFonts w:cs="Times New Roman"/>
+          <w:szCs w:val="28"/>
+          <w:lang w:val="en-RU"/>
+        </w:rPr>
+      </w:pPr>
+      <w:r>
+        <w:rPr>
+          <w:rFonts w:cs="Times New Roman"/>
+          <w:szCs w:val="28"/>
+          <w:lang w:val="en-RU"/>
+        </w:rPr>
+        <w:t>Анализ связей показывает следующее соответствие (x1 связана с x6 весом 5, а x10 с x6 весом 1; аналогично y2 связана с y6 весом 5, а y3 с y6 весом 1):</w:t>
+      </w:r>
+    </w:p>
+    <w:tbl>
+      <w:tblPr>
+        <w:tblStyle w:val="TableGrid"/>
+        <w:tblW w:w="0" w:type="auto"/>
+        <w:tblLook w:val="04A0" w:firstRow="1" w:lastRow="0" w:firstColumn="1" w:lastColumn="0" w:noHBand="0" w:noVBand="1"/>
+      </w:tblPr>
+      <w:tblGrid>
+        <w:gridCol w:w="636"/>
+        <w:gridCol w:w="496"/>
+      </w:tblGrid>
+      <w:tr>
+        <w:tc>
+          <w:tcPr>
+            <w:tcW w:w="0" w:type="auto"/>
+            <w:hideMark/>
+          </w:tcPr>
+          <w:p>
+            <w:pPr>
+              <w:rPr>
+                <w:rFonts w:cs="Times New Roman"/>
+                <w:szCs w:val="28"/>
+                <w:lang w:val="en-RU"/>
+              </w:rPr>
+            </w:pPr>
+            <w:r>
+              <w:rPr>
+                <w:rFonts w:cs="Times New Roman"/>
+                <w:szCs w:val="28"/>
+                <w:lang w:val="en-RU"/>
+              </w:rPr>
+              <w:t>X</w:t>
+            </w:r>
+          </w:p>
+        </w:tc>
+        <w:tc>
+          <w:tcPr>
+            <w:tcW w:w="0" w:type="auto"/>
+            <w:hideMark/>
+          </w:tcPr>
+          <w:p>
+            <w:pPr>
+              <w:rPr>
+                <w:rFonts w:cs="Times New Roman"/>
+                <w:szCs w:val="28"/>
+                <w:lang w:val="en-RU"/>
+              </w:rPr>
+            </w:pPr>
+            <w:r>
+              <w:rPr>
+                <w:rFonts w:cs="Times New Roman"/>
+                <w:szCs w:val="28"/>
+                <w:lang w:val="en-RU"/>
+              </w:rPr>
+              <w:t>Y</w:t>
+            </w:r>
+          </w:p>
+        </w:tc>
+      </w:tr>
+      <w:tr>
+        <w:tc>
+          <w:tcPr>
+            <w:tcW w:w="0" w:type="auto"/>
+            <w:hideMark/>
+          </w:tcPr>
+          <w:p>
+            <w:pPr>
+              <w:rPr>
+                <w:rFonts w:cs="Times New Roman"/>
+                <w:szCs w:val="28"/>
+                <w:lang w:val="en-RU"/>
+              </w:rPr>
+            </w:pPr>
+            <w:r>
+              <w:rPr>
+                <w:rFonts w:cs="Times New Roman"/>
+                <w:szCs w:val="28"/>
+                <w:lang w:val="en-RU"/>
+              </w:rPr>
+              <w:t>x1</w:t>
+            </w:r>
+          </w:p>
+        </w:tc>
+        <w:tc>
+          <w:tcPr>
+            <w:tcW w:w="0" w:type="auto"/>
+            <w:hideMark/>
+          </w:tcPr>
+          <w:p>
+            <w:pPr>
+              <w:rPr>
+                <w:rFonts w:cs="Times New Roman"/>
+                <w:szCs w:val="28"/>
+                <w:lang w:val="en-RU"/>
+              </w:rPr>
+            </w:pPr>
+            <w:r>
+              <w:rPr>
+                <w:rFonts w:cs="Times New Roman"/>
+                <w:szCs w:val="28"/>
+                <w:lang w:val="en-RU"/>
+              </w:rPr>
+              <w:t>y2</w:t>
+            </w:r>
+          </w:p>
+        </w:tc>
+      </w:tr>
+      <w:tr>
+        <w:tc>
+          <w:tcPr>
+            <w:tcW w:w="0" w:type="auto"/>
+            <w:hideMark/>
+          </w:tcPr>
+          <w:p>
+            <w:pPr>
+              <w:rPr>
+                <w:rFonts w:cs="Times New Roman"/>
+                <w:szCs w:val="28"/>
+                <w:lang w:val="en-RU"/>
+              </w:rPr>
+            </w:pPr>
+            <w:r>
+              <w:rPr>
+                <w:rFonts w:cs="Times New Roman"/>
+                <w:szCs w:val="28"/>
+                <w:lang w:val="en-RU"/>
+              </w:rPr>
+              <w:t>x10</w:t>
+            </w:r>
+          </w:p>
+        </w:tc>
+        <w:tc>
+          <w:tcPr>
+            <w:tcW w:w="0" w:type="auto"/>
+            <w:hideMark/>
+          </w:tcPr>
+          <w:p>
+            <w:pPr>
+              <w:rPr>
+                <w:rFonts w:cs="Times New Roman"/>
+                <w:szCs w:val="28"/>
+                <w:lang w:val="en-RU"/>
+              </w:rPr>
+            </w:pPr>
+            <w:r>
+              <w:rPr>
+                <w:rFonts w:cs="Times New Roman"/>
+                <w:szCs w:val="28"/>
+                <w:lang w:val="en-RU"/>
+              </w:rPr>
+              <w:t>y3</w:t>
+            </w:r>
+          </w:p>
+        </w:tc>
+      </w:tr>
+    </w:tbl>
+    <w:p>
+      <w:pPr>
+        <w:rPr>
+          <w:rFonts w:cs="Times New Roman"/>
+          <w:szCs w:val="28"/>
+          <w:lang w:val="en-RU"/>
+        </w:rPr>
+      </w:pPr>
+    </w:p>
+    <w:p>
+      <w:pPr>
+        <w:rPr>
+          <w:rFonts w:cs="Times New Roman"/>
+          <w:szCs w:val="28"/>
+          <w:lang w:val="en-RU"/>
+        </w:rPr>
+      </w:pPr>
+      <w:r>
+        <w:rPr>
+          <w:rFonts w:cs="Times New Roman"/>
+          <w:szCs w:val="28"/>
+          <w:lang w:val="en-RU"/>
+        </w:rPr>
+        <w:t>По итоговой таблице связей можно сделать вывод, что каждой вершине графа G</w:t>
+      </w:r>
+      <w:r>
+        <w:rPr>
+          <w:rFonts w:cs="Times New Roman"/>
+          <w:szCs w:val="28"/>
+          <w:vertAlign w:val="subscript"/>
+          <w:lang w:val="en-RU"/>
+        </w:rPr>
+        <w:t>1</w:t>
+      </w:r>
+      <w:r>
+        <w:rPr>
+          <w:rFonts w:cs="Times New Roman"/>
+          <w:szCs w:val="28"/>
+          <w:lang w:val="en-RU"/>
+        </w:rPr>
+        <w:t xml:space="preserve"> соответствует одна вершина графа G</w:t>
+      </w:r>
+      <w:r>
+        <w:rPr>
+          <w:rFonts w:cs="Times New Roman"/>
+          <w:szCs w:val="28"/>
+          <w:vertAlign w:val="subscript"/>
+          <w:lang w:val="en-RU"/>
+        </w:rPr>
+        <w:t>2</w:t>
+      </w:r>
+      <w:r>
+        <w:rPr>
+          <w:rFonts w:cs="Times New Roman"/>
+          <w:szCs w:val="28"/>
+          <w:lang w:val="en-RU"/>
+        </w:rPr>
+        <w:t>, что доказывает изоморфизм данных графов.</w:t>
+      </w:r>
+    </w:p>
+    <w:p>
+      <w:pPr>
+        <w:rPr>
+          <w:rFonts w:cs="Times New Roman"/>
+          <w:szCs w:val="28"/>
+          <w:lang w:val="en-RU"/>
+        </w:rPr>
+      </w:pPr>
+      <w:r>
+        <w:rPr>
+          <w:rFonts w:cs="Times New Roman"/>
+          <w:szCs w:val="28"/>
+          <w:lang w:val="en-RU"/>
+        </w:rPr>
+        <w:t>Итоговое соответствие вершин:</w:t>
+      </w:r>
+    </w:p>
+    <w:tbl>
+      <w:tblPr>
+        <w:tblStyle w:val="TableGrid"/>
+        <w:tblW w:w="0" w:type="auto"/>
+        <w:tblLook w:val="04A0" w:firstRow="1" w:lastRow="0" w:firstColumn="1" w:lastColumn="0" w:noHBand="0" w:noVBand="1"/>
+      </w:tblPr>
+      <w:tblGrid>
+        <w:gridCol w:w="636"/>
+        <w:gridCol w:w="636"/>
+      </w:tblGrid>
+      <w:tr>
+        <w:tc>
+          <w:tcPr>
+            <w:tcW w:w="0" w:type="auto"/>
+            <w:hideMark/>
+          </w:tcPr>
+          <w:p>
+            <w:pPr>
+              <w:rPr>
+                <w:rFonts w:cs="Times New Roman"/>
+                <w:szCs w:val="28"/>
+                <w:lang w:val="en-RU"/>
+              </w:rPr>
+            </w:pPr>
+            <w:r>
+              <w:rPr>
+                <w:rFonts w:cs="Times New Roman"/>
+                <w:szCs w:val="28"/>
+                <w:lang w:val="en-RU"/>
+              </w:rPr>
+              <w:t>X</w:t>
+            </w:r>
+          </w:p>
+        </w:tc>
+        <w:tc>
+          <w:tcPr>
+            <w:tcW w:w="0" w:type="auto"/>
+            <w:hideMark/>
+          </w:tcPr>
+          <w:p>
+            <w:pPr>
+              <w:rPr>
+                <w:rFonts w:cs="Times New Roman"/>
+                <w:szCs w:val="28"/>
+                <w:lang w:val="en-RU"/>
+              </w:rPr>
+            </w:pPr>
+            <w:r>
+              <w:rPr>
+                <w:rFonts w:cs="Times New Roman"/>
+                <w:szCs w:val="28"/>
+                <w:lang w:val="en-RU"/>
+              </w:rPr>
+              <w:t>Y</w:t>
+            </w:r>
+          </w:p>
+        </w:tc>
+      </w:tr>
+      <w:tr>
+        <w:tc>
+          <w:tcPr>
+            <w:tcW w:w="0" w:type="auto"/>
+            <w:hideMark/>
+          </w:tcPr>
+          <w:p>
+            <w:pPr>
+              <w:rPr>
+                <w:rFonts w:cs="Times New Roman"/>
+                <w:szCs w:val="28"/>
+                <w:lang w:val="en-RU"/>
+              </w:rPr>
+            </w:pPr>
+            <w:r>
+              <w:rPr>
+                <w:rFonts w:cs="Times New Roman"/>
+                <w:szCs w:val="28"/>
+                <w:lang w:val="en-RU"/>
+              </w:rPr>
+              <w:t>x1</w:t>
+            </w:r>
+          </w:p>
+        </w:tc>
+        <w:tc>
+          <w:tcPr>
+            <w:tcW w:w="0" w:type="auto"/>
+            <w:hideMark/>
+          </w:tcPr>
+          <w:p>
+            <w:pPr>
+              <w:rPr>
+                <w:rFonts w:cs="Times New Roman"/>
+                <w:szCs w:val="28"/>
+                <w:lang w:val="en-RU"/>
+              </w:rPr>
+            </w:pPr>
+            <w:r>
+              <w:rPr>
+                <w:rFonts w:cs="Times New Roman"/>
+                <w:szCs w:val="28"/>
+                <w:lang w:val="en-RU"/>
+              </w:rPr>
+              <w:t>y2</w:t>
+            </w:r>
+          </w:p>
+        </w:tc>
+      </w:tr>
+      <w:tr>
+        <w:tc>
+          <w:tcPr>
+            <w:tcW w:w="0" w:type="auto"/>
+            <w:hideMark/>
+          </w:tcPr>
+          <w:p>
+            <w:pPr>
+              <w:rPr>
+                <w:rFonts w:cs="Times New Roman"/>
+                <w:szCs w:val="28"/>
+                <w:lang w:val="en-RU"/>
+              </w:rPr>
+            </w:pPr>
+            <w:r>
+              <w:rPr>
+                <w:rFonts w:cs="Times New Roman"/>
+                <w:szCs w:val="28"/>
+                <w:lang w:val="en-RU"/>
+              </w:rPr>
+              <w:t>x2</w:t>
+            </w:r>
+          </w:p>
+        </w:tc>
+        <w:tc>
+          <w:tcPr>
+            <w:tcW w:w="0" w:type="auto"/>
+            <w:hideMark/>
+          </w:tcPr>
+          <w:p>
+            <w:pPr>
+              <w:rPr>
+                <w:rFonts w:cs="Times New Roman"/>
+                <w:szCs w:val="28"/>
+                <w:lang w:val="en-RU"/>
+              </w:rPr>
+            </w:pPr>
+            <w:r>
+              <w:rPr>
+                <w:rFonts w:cs="Times New Roman"/>
+                <w:szCs w:val="28"/>
+                <w:lang w:val="en-RU"/>
+              </w:rPr>
+              <w:t>y8</w:t>
+            </w:r>
+          </w:p>
+        </w:tc>
+      </w:tr>
+      <w:tr>
+        <w:tc>
+          <w:tcPr>
+            <w:tcW w:w="0" w:type="auto"/>
+            <w:hideMark/>
+          </w:tcPr>
+          <w:p>
+            <w:pPr>
+              <w:rPr>
+                <w:rFonts w:cs="Times New Roman"/>
+                <w:szCs w:val="28"/>
+                <w:lang w:val="en-RU"/>
+              </w:rPr>
+            </w:pPr>
+            <w:r>
+              <w:rPr>
+                <w:rFonts w:cs="Times New Roman"/>
+                <w:szCs w:val="28"/>
+                <w:lang w:val="en-RU"/>
+              </w:rPr>
+              <w:t>x3</w:t>
+            </w:r>
+          </w:p>
+        </w:tc>
+        <w:tc>
+          <w:tcPr>
+            <w:tcW w:w="0" w:type="auto"/>
+            <w:hideMark/>
+          </w:tcPr>
+          <w:p>
+            <w:pPr>
+              <w:rPr>
+                <w:rFonts w:cs="Times New Roman"/>
+                <w:szCs w:val="28"/>
+                <w:lang w:val="en-RU"/>
+              </w:rPr>
+            </w:pPr>
+            <w:r>
+              <w:rPr>
+                <w:rFonts w:cs="Times New Roman"/>
+                <w:szCs w:val="28"/>
+                <w:lang w:val="en-RU"/>
+              </w:rPr>
+              <w:t>y5</w:t>
+            </w:r>
+          </w:p>
+        </w:tc>
+      </w:tr>
+      <w:tr>
+        <w:tc>
+          <w:tcPr>
+            <w:tcW w:w="0" w:type="auto"/>
+            <w:hideMark/>
+          </w:tcPr>
+          <w:p>
+            <w:pPr>
+              <w:rPr>
+                <w:rFonts w:cs="Times New Roman"/>
+                <w:szCs w:val="28"/>
+                <w:lang w:val="en-RU"/>
+              </w:rPr>
+            </w:pPr>
+            <w:r>
+              <w:rPr>
+                <w:rFonts w:cs="Times New Roman"/>
+                <w:szCs w:val="28"/>
+                <w:lang w:val="en-RU"/>
+              </w:rPr>
+              <w:t>x4</w:t>
+            </w:r>
+          </w:p>
+        </w:tc>
+        <w:tc>
+          <w:tcPr>
+            <w:tcW w:w="0" w:type="auto"/>
+            <w:hideMark/>
+          </w:tcPr>
+          <w:p>
+            <w:pPr>
+              <w:rPr>
+                <w:rFonts w:cs="Times New Roman"/>
+                <w:szCs w:val="28"/>
+                <w:lang w:val="en-RU"/>
+              </w:rPr>
+            </w:pPr>
+            <w:r>
+              <w:rPr>
+                <w:rFonts w:cs="Times New Roman"/>
+                <w:szCs w:val="28"/>
+                <w:lang w:val="en-RU"/>
+              </w:rPr>
+              <w:t>y1</w:t>
+            </w:r>
+          </w:p>
+        </w:tc>
+      </w:tr>
+      <w:tr>
+        <w:tc>
+          <w:tcPr>
+            <w:tcW w:w="0" w:type="auto"/>
+            <w:hideMark/>
+          </w:tcPr>
+          <w:p>
+            <w:pPr>
+              <w:rPr>
+                <w:rFonts w:cs="Times New Roman"/>
+                <w:szCs w:val="28"/>
+                <w:lang w:val="en-RU"/>
+              </w:rPr>
+            </w:pPr>
+            <w:r>
+              <w:rPr>
+                <w:rFonts w:cs="Times New Roman"/>
+                <w:szCs w:val="28"/>
+                <w:lang w:val="en-RU"/>
+              </w:rPr>
+              <w:t>x5</w:t>
+            </w:r>
+          </w:p>
+        </w:tc>
+        <w:tc>
+          <w:tcPr>
+            <w:tcW w:w="0" w:type="auto"/>
+            <w:hideMark/>
+          </w:tcPr>
+          <w:p>
+            <w:pPr>
+              <w:rPr>
+                <w:rFonts w:cs="Times New Roman"/>
+                <w:szCs w:val="28"/>
+                <w:lang w:val="en-RU"/>
+              </w:rPr>
+            </w:pPr>
+            <w:r>
+              <w:rPr>
+                <w:rFonts w:cs="Times New Roman"/>
+                <w:szCs w:val="28"/>
+                <w:lang w:val="en-RU"/>
+              </w:rPr>
+              <w:t>y12</w:t>
+            </w:r>
+          </w:p>
+        </w:tc>
+      </w:tr>
+      <w:tr>
+        <w:tc>
+          <w:tcPr>
+            <w:tcW w:w="0" w:type="auto"/>
+            <w:hideMark/>
+          </w:tcPr>
+          <w:p>
+            <w:pPr>
+              <w:rPr>
+                <w:rFonts w:cs="Times New Roman"/>
+                <w:szCs w:val="28"/>
+                <w:lang w:val="en-RU"/>
+              </w:rPr>
+            </w:pPr>
+            <w:r>
+              <w:rPr>
+                <w:rFonts w:cs="Times New Roman"/>
+                <w:szCs w:val="28"/>
+                <w:lang w:val="en-RU"/>
+              </w:rPr>
+              <w:t>x6</w:t>
+            </w:r>
+          </w:p>
+        </w:tc>
+        <w:tc>
+          <w:tcPr>
+            <w:tcW w:w="0" w:type="auto"/>
+            <w:hideMark/>
+          </w:tcPr>
+          <w:p>
+            <w:pPr>
+              <w:rPr>
+                <w:rFonts w:cs="Times New Roman"/>
+                <w:szCs w:val="28"/>
+                <w:lang w:val="en-RU"/>
+              </w:rPr>
+            </w:pPr>
+            <w:r>
+              <w:rPr>
+                <w:rFonts w:cs="Times New Roman"/>
+                <w:szCs w:val="28"/>
+                <w:lang w:val="en-RU"/>
+              </w:rPr>
+              <w:t>y6</w:t>
+            </w:r>
+          </w:p>
+        </w:tc>
+      </w:tr>
+      <w:tr>
+        <w:tc>
+          <w:tcPr>
+            <w:tcW w:w="0" w:type="auto"/>
+            <w:hideMark/>
+          </w:tcPr>
+          <w:p>
+            <w:pPr>
+              <w:rPr>
+                <w:rFonts w:cs="Times New Roman"/>
+                <w:szCs w:val="28"/>
+                <w:lang w:val="en-RU"/>
+              </w:rPr>
+            </w:pPr>
+            <w:r>
+              <w:rPr>
+                <w:rFonts w:cs="Times New Roman"/>
+                <w:szCs w:val="28"/>
+                <w:lang w:val="en-RU"/>
+              </w:rPr>
+              <w:t>x7</w:t>
+            </w:r>
+          </w:p>
+        </w:tc>
+        <w:tc>
+          <w:tcPr>
+            <w:tcW w:w="0" w:type="auto"/>
+            <w:hideMark/>
+          </w:tcPr>
+          <w:p>
+            <w:pPr>
+              <w:rPr>
+                <w:rFonts w:cs="Times New Roman"/>
+                <w:szCs w:val="28"/>
+                <w:lang w:val="en-RU"/>
+              </w:rPr>
+            </w:pPr>
+            <w:r>
+              <w:rPr>
+                <w:rFonts w:cs="Times New Roman"/>
+                <w:szCs w:val="28"/>
+                <w:lang w:val="en-RU"/>
+              </w:rPr>
+              <w:t>y11</w:t>
+            </w:r>
+          </w:p>
+        </w:tc>
+      </w:tr>
+      <w:tr>
+        <w:tc>
+          <w:tcPr>
+            <w:tcW w:w="0" w:type="auto"/>
+            <w:hideMark/>
+          </w:tcPr>
+          <w:p>
+            <w:pPr>
+              <w:rPr>
+                <w:rFonts w:cs="Times New Roman"/>
+                <w:szCs w:val="28"/>
+                <w:lang w:val="en-RU"/>
+              </w:rPr>
+            </w:pPr>
+            <w:r>
+              <w:rPr>
+                <w:rFonts w:cs="Times New Roman"/>
+                <w:szCs w:val="28"/>
+                <w:lang w:val="en-RU"/>
+              </w:rPr>
+              <w:t>x8</w:t>
+            </w:r>
+          </w:p>
+        </w:tc>
+        <w:tc>
+          <w:tcPr>
+            <w:tcW w:w="0" w:type="auto"/>
+            <w:hideMark/>
+          </w:tcPr>
+          <w:p>
+            <w:pPr>
+              <w:rPr>
+                <w:rFonts w:cs="Times New Roman"/>
+                <w:szCs w:val="28"/>
+                <w:lang w:val="en-RU"/>
+              </w:rPr>
+            </w:pPr>
+            <w:r>
+              <w:rPr>
+                <w:rFonts w:cs="Times New Roman"/>
+                <w:szCs w:val="28"/>
+                <w:lang w:val="en-RU"/>
+              </w:rPr>
+              <w:t>y7</w:t>
+            </w:r>
+          </w:p>
+        </w:tc>
+      </w:tr>
+      <w:tr>
+        <w:tc>
+          <w:tcPr>
+            <w:tcW w:w="0" w:type="auto"/>
+            <w:hideMark/>
+          </w:tcPr>
+          <w:p>
+            <w:pPr>
+              <w:rPr>
+                <w:rFonts w:cs="Times New Roman"/>
+                <w:szCs w:val="28"/>
+                <w:lang w:val="en-RU"/>
+              </w:rPr>
+            </w:pPr>
+            <w:r>
+              <w:rPr>
+                <w:rFonts w:cs="Times New Roman"/>
+                <w:szCs w:val="28"/>
+                <w:lang w:val="en-RU"/>
+              </w:rPr>
+              <w:t>x9</w:t>
+            </w:r>
+          </w:p>
+        </w:tc>
+        <w:tc>
+          <w:tcPr>
+            <w:tcW w:w="0" w:type="auto"/>
+            <w:hideMark/>
+          </w:tcPr>
+          <w:p>
+            <w:pPr>
+              <w:rPr>
+                <w:rFonts w:cs="Times New Roman"/>
+                <w:szCs w:val="28"/>
+                <w:lang w:val="en-RU"/>
+              </w:rPr>
+            </w:pPr>
+            <w:r>
+              <w:rPr>
+                <w:rFonts w:cs="Times New Roman"/>
+                <w:szCs w:val="28"/>
+                <w:lang w:val="en-RU"/>
+              </w:rPr>
+              <w:t>y4</w:t>
+            </w:r>
+          </w:p>
+        </w:tc>
+      </w:tr>
+      <w:tr>
+        <w:tc>
+          <w:tcPr>
+            <w:tcW w:w="0" w:type="auto"/>
+            <w:hideMark/>
+          </w:tcPr>
+          <w:p>
+            <w:pPr>
+              <w:rPr>
+                <w:rFonts w:cs="Times New Roman"/>
+                <w:szCs w:val="28"/>
+                <w:lang w:val="en-RU"/>
+              </w:rPr>
+            </w:pPr>
+            <w:r>
+              <w:rPr>
+                <w:rFonts w:cs="Times New Roman"/>
+                <w:szCs w:val="28"/>
+                <w:lang w:val="en-RU"/>
+              </w:rPr>
+              <w:t>x10</w:t>
+            </w:r>
+          </w:p>
+        </w:tc>
+        <w:tc>
+          <w:tcPr>
+            <w:tcW w:w="0" w:type="auto"/>
+            <w:hideMark/>
+          </w:tcPr>
+          <w:p>
+            <w:pPr>
+              <w:rPr>
+                <w:rFonts w:cs="Times New Roman"/>
+                <w:szCs w:val="28"/>
+                <w:lang w:val="en-RU"/>
+              </w:rPr>
+            </w:pPr>
+            <w:r>
+              <w:rPr>
+                <w:rFonts w:cs="Times New Roman"/>
+                <w:szCs w:val="28"/>
+                <w:lang w:val="en-RU"/>
+              </w:rPr>
+              <w:t>y3</w:t>
+            </w:r>
+          </w:p>
+        </w:tc>
+      </w:tr>
+      <w:tr>
+        <w:tc>
+          <w:tcPr>
+            <w:tcW w:w="0" w:type="auto"/>
+            <w:hideMark/>
+          </w:tcPr>
+          <w:p>
+            <w:pPr>
+              <w:rPr>
+                <w:rFonts w:cs="Times New Roman"/>
+                <w:szCs w:val="28"/>
+                <w:lang w:val="en-RU"/>
+              </w:rPr>
+            </w:pPr>
+            <w:r>
+              <w:rPr>
+                <w:rFonts w:cs="Times New Roman"/>
+                <w:szCs w:val="28"/>
+                <w:lang w:val="en-RU"/>
+              </w:rPr>
+              <w:t>x11</w:t>
+            </w:r>
+          </w:p>
+        </w:tc>
+        <w:tc>
+          <w:tcPr>
+            <w:tcW w:w="0" w:type="auto"/>
+            <w:hideMark/>
+          </w:tcPr>
+          <w:p>
+            <w:pPr>
+              <w:rPr>
+                <w:rFonts w:cs="Times New Roman"/>
+                <w:szCs w:val="28"/>
+                <w:lang w:val="en-RU"/>
+              </w:rPr>
+            </w:pPr>
+            <w:r>
+              <w:rPr>
+                <w:rFonts w:cs="Times New Roman"/>
+                <w:szCs w:val="28"/>
+                <w:lang w:val="en-RU"/>
+              </w:rPr>
+              <w:t>y9</w:t>
+            </w:r>
+          </w:p>
+        </w:tc>
+      </w:tr>
+      <w:tr>
+        <w:tc>
+          <w:tcPr>
+            <w:tcW w:w="0" w:type="auto"/>
+            <w:hideMark/>
+          </w:tcPr>
+          <w:p>
+            <w:pPr>
+              <w:rPr>
+                <w:rFonts w:cs="Times New Roman"/>
+                <w:szCs w:val="28"/>
+                <w:lang w:val="en-RU"/>
+              </w:rPr>
+            </w:pPr>
+            <w:r>
+              <w:rPr>
+                <w:rFonts w:cs="Times New Roman"/>
+                <w:szCs w:val="28"/>
+                <w:lang w:val="en-RU"/>
+              </w:rPr>
+              <w:t>x12</w:t>
+            </w:r>
+          </w:p>
+        </w:tc>
+        <w:tc>
+          <w:tcPr>
+            <w:tcW w:w="0" w:type="auto"/>
+            <w:hideMark/>
+          </w:tcPr>
+          <w:p>
+            <w:pPr>
+              <w:rPr>
+                <w:rFonts w:cs="Times New Roman"/>
+                <w:szCs w:val="28"/>
+                <w:lang w:val="en-RU"/>
+              </w:rPr>
+            </w:pPr>
+            <w:r>
+              <w:rPr>
+                <w:rFonts w:cs="Times New Roman"/>
+                <w:szCs w:val="28"/>
+                <w:lang w:val="en-RU"/>
+              </w:rPr>
+              <w:t>y10</w:t>
+            </w:r>
+          </w:p>
+        </w:tc>
+      </w:tr>
+    </w:tbl>
+    <w:p>
+      <w:pPr>
+        <w:rPr>
+          <w:rFonts w:cs="Times New Roman"/>
+          <w:szCs w:val="28"/>
+        </w:rPr>
+      </w:pPr>
+    </w:p>
     <w:sectPr>
       <w:footerReference w:type="default" r:id="rId8"/>
       <w:pgSz w:w="11906" w:h="16838" w:code="9"/>
@@ -3381,7 +13088,6 @@
         <w:docPartUnique/>
       </w:docPartObj>
     </w:sdtPr>
-    <w:sdtEndPr/>
     <w:sdtContent>
       <w:p>
         <w:pPr>
@@ -5608,7 +15314,6 @@
   <w:style w:type="character" w:default="1" w:styleId="DefaultParagraphFont">
     <w:name w:val="Default Paragraph Font"/>
     <w:uiPriority w:val="1"/>
-    <w:semiHidden/>
     <w:unhideWhenUsed/>
   </w:style>
   <w:style w:type="table" w:default="1" w:styleId="TableNormal">
